--- a/HW2/part3/HW2_Part3_實作與重現.docx
+++ b/HW2/part3/HW2_Part3_實作與重現.docx
@@ -32,77 +32,28 @@
     <w:p>
       <w:pPr>
         <w:pStyle w:val="ac"/>
+        <w:rPr>
+          <w:sz w:val="28"/>
+        </w:rPr>
       </w:pPr>
       <w:r>
-        <w:t>成功案例與可重現套件</w:t>
-      </w:r>
-      <w:r>
-        <w:t xml:space="preserve">  |  EGO-XZ7  Vivado 2018.3  SDK 2018.3</w:t>
+        <w:rPr>
+          <w:sz w:val="28"/>
+        </w:rPr>
+        <w:t>EGO-XZ7  Vivado 2018.3  SDK 2018.3</w:t>
       </w:r>
     </w:p>
     <w:p>
+      <w:pPr>
+        <w:rPr>
+          <w:sz w:val="24"/>
+        </w:rPr>
+      </w:pPr>
       <w:r>
-        <w:t>本實驗先讓</w:t>
-      </w:r>
-      <w:r>
-        <w:t xml:space="preserve"> onboard LED0 </w:t>
-      </w:r>
-      <w:r>
-        <w:t>亮，再由中央</w:t>
-      </w:r>
-      <w:r>
-        <w:t xml:space="preserve"> BTNC </w:t>
-      </w:r>
-      <w:r>
-        <w:t>按鍵的真正硬體中斷進入</w:t>
-      </w:r>
-      <w:r>
-        <w:t xml:space="preserve"> ISR</w:t>
-      </w:r>
-      <w:r>
-        <w:t>，使</w:t>
-      </w:r>
-      <w:r>
-        <w:t xml:space="preserve"> LED0 </w:t>
-      </w:r>
-      <w:r>
-        <w:t>切換。</w:t>
-      </w:r>
-      <w:r>
-        <w:t xml:space="preserve">main </w:t>
-      </w:r>
-      <w:r>
-        <w:t>迴圈執行</w:t>
-      </w:r>
-      <w:r>
-        <w:t xml:space="preserve"> WFI</w:t>
-      </w:r>
-      <w:r>
-        <w:t>，沒有使用</w:t>
-      </w:r>
-      <w:r>
-        <w:t xml:space="preserve"> polling </w:t>
-      </w:r>
-      <w:r>
-        <w:t>冒充中斷。實板測試已確認按下並放開一次後</w:t>
-      </w:r>
-      <w:r>
-        <w:t xml:space="preserve"> LED </w:t>
-      </w:r>
-      <w:r>
-        <w:t>由亮變暗，</w:t>
-      </w:r>
-      <w:r>
-        <w:t>press_count = 1</w:t>
-      </w:r>
-      <w:r>
-        <w:t>、</w:t>
-      </w:r>
-      <w:r>
-        <w:t>irq_count = 2</w:t>
-      </w:r>
-      <w:r>
-        <w:t>。</w:t>
+        <w:rPr>
+          <w:sz w:val="24"/>
+        </w:rPr>
+        <w:t>本實驗先讓 onboard LED0 亮，再由中央 BTNC 按鍵的真正硬體中斷進入 ISR，使 LED0 切換。main 迴圈執行 WFI。實板測試已確認按下並放開一次後 LED 由亮變暗，press_count = 1、irq_count = 2。</w:t>
       </w:r>
     </w:p>
     <w:tbl>
@@ -245,37 +196,7 @@
               <w:rPr>
                 <w:sz w:val="18"/>
               </w:rPr>
-              <w:t xml:space="preserve">XC7Z020 CLG484 speed </w:t>
-            </w:r>
-            <w:r>
-              <w:rPr>
-                <w:sz w:val="18"/>
-              </w:rPr>
-              <w:t>grade -1</w:t>
-            </w:r>
-            <w:r>
-              <w:rPr>
-                <w:sz w:val="18"/>
-              </w:rPr>
-              <w:t>；</w:t>
-            </w:r>
-            <w:r>
-              <w:rPr>
-                <w:sz w:val="18"/>
-              </w:rPr>
-              <w:t xml:space="preserve">Vivado </w:t>
-            </w:r>
-            <w:r>
-              <w:rPr>
-                <w:sz w:val="18"/>
-              </w:rPr>
-              <w:t>與</w:t>
-            </w:r>
-            <w:r>
-              <w:rPr>
-                <w:sz w:val="18"/>
-              </w:rPr>
-              <w:t xml:space="preserve"> SDK 2018.3</w:t>
+              <w:t>XC7Z020 CLG484 speed grade -1；Vivado 與 SDK 2018.3</w:t>
             </w:r>
           </w:p>
         </w:tc>
@@ -340,43 +261,7 @@
               <w:rPr>
                 <w:sz w:val="18"/>
               </w:rPr>
-              <w:t>LED0 T22</w:t>
-            </w:r>
-            <w:r>
-              <w:rPr>
-                <w:sz w:val="18"/>
-              </w:rPr>
-              <w:t>；</w:t>
-            </w:r>
-            <w:r>
-              <w:rPr>
-                <w:sz w:val="18"/>
-              </w:rPr>
-              <w:t>BTNC P16</w:t>
-            </w:r>
-            <w:r>
-              <w:rPr>
-                <w:sz w:val="18"/>
-              </w:rPr>
-              <w:t>；</w:t>
-            </w:r>
-            <w:r>
-              <w:rPr>
-                <w:sz w:val="18"/>
-              </w:rPr>
-              <w:t>LVCMOS33</w:t>
-            </w:r>
-            <w:r>
-              <w:rPr>
-                <w:sz w:val="18"/>
-              </w:rPr>
-              <w:t>；高有效；中央按鍵實板編號</w:t>
-            </w:r>
-            <w:r>
-              <w:rPr>
-                <w:sz w:val="18"/>
-              </w:rPr>
-              <w:t xml:space="preserve"> S6</w:t>
+              <w:t>LED0 T22；BTNC P16；LVCMOS33；高有效；中央按鍵實板編號 S6</w:t>
             </w:r>
           </w:p>
         </w:tc>
@@ -436,36 +321,16 @@
           <w:p>
             <w:pPr>
               <w:spacing w:after="40" w:line="259" w:lineRule="auto"/>
+              <w:rPr>
+                <w:lang w:eastAsia="zh-TW"/>
+              </w:rPr>
             </w:pPr>
             <w:r>
               <w:rPr>
                 <w:sz w:val="18"/>
+                <w:lang w:eastAsia="zh-TW"/>
               </w:rPr>
-              <w:t>兩組</w:t>
-            </w:r>
-            <w:r>
-              <w:rPr>
-                <w:sz w:val="18"/>
-              </w:rPr>
-              <w:t xml:space="preserve"> 1 bit AXI GPIO</w:t>
-            </w:r>
-            <w:r>
-              <w:rPr>
-                <w:sz w:val="18"/>
-              </w:rPr>
-              <w:t>、兩級同步、約</w:t>
-            </w:r>
-            <w:r>
-              <w:rPr>
-                <w:sz w:val="18"/>
-              </w:rPr>
-              <w:t xml:space="preserve"> 20 ms </w:t>
-            </w:r>
-            <w:r>
-              <w:rPr>
-                <w:sz w:val="18"/>
-              </w:rPr>
-              <w:t>去彈跳</w:t>
+              <w:t>兩組 1 bit AXI GPIO、兩級同步、約 20 ms 去彈跳</w:t>
             </w:r>
           </w:p>
         </w:tc>
@@ -530,61 +395,7 @@
               <w:rPr>
                 <w:sz w:val="18"/>
               </w:rPr>
-              <w:t>Cortex-A9 CPU0</w:t>
-            </w:r>
-            <w:r>
-              <w:rPr>
-                <w:sz w:val="18"/>
-              </w:rPr>
-              <w:t>、</w:t>
-            </w:r>
-            <w:r>
-              <w:rPr>
-                <w:sz w:val="18"/>
-              </w:rPr>
-              <w:t>GIC ID 61</w:t>
-            </w:r>
-            <w:r>
-              <w:rPr>
-                <w:sz w:val="18"/>
-              </w:rPr>
-              <w:t>、</w:t>
-            </w:r>
-            <w:r>
-              <w:rPr>
-                <w:sz w:val="18"/>
-              </w:rPr>
-              <w:t>OCM</w:t>
-            </w:r>
-            <w:r>
-              <w:rPr>
-                <w:sz w:val="18"/>
-              </w:rPr>
-              <w:t>；</w:t>
-            </w:r>
-            <w:r>
-              <w:rPr>
-                <w:sz w:val="18"/>
-              </w:rPr>
-              <w:t xml:space="preserve">DDR </w:t>
-            </w:r>
-            <w:r>
-              <w:rPr>
-                <w:sz w:val="18"/>
-              </w:rPr>
-              <w:t>與</w:t>
-            </w:r>
-            <w:r>
-              <w:rPr>
-                <w:sz w:val="18"/>
-              </w:rPr>
-              <w:t xml:space="preserve"> UART </w:t>
-            </w:r>
-            <w:r>
-              <w:rPr>
-                <w:sz w:val="18"/>
-              </w:rPr>
-              <w:t>未啟用</w:t>
+              <w:t>Cortex-A9 CPU0、GIC ID 61、OCM；DDR 與 UART 未啟用</w:t>
             </w:r>
           </w:p>
         </w:tc>
@@ -649,43 +460,7 @@
               <w:rPr>
                 <w:sz w:val="18"/>
               </w:rPr>
-              <w:t>XGpio 4.3</w:t>
-            </w:r>
-            <w:r>
-              <w:rPr>
-                <w:sz w:val="18"/>
-              </w:rPr>
-              <w:t>、</w:t>
-            </w:r>
-            <w:r>
-              <w:rPr>
-                <w:sz w:val="18"/>
-              </w:rPr>
-              <w:t>XScuGic 3.10</w:t>
-            </w:r>
-            <w:r>
-              <w:rPr>
-                <w:sz w:val="18"/>
-              </w:rPr>
-              <w:t>、</w:t>
-            </w:r>
-            <w:r>
-              <w:rPr>
-                <w:sz w:val="18"/>
-              </w:rPr>
-              <w:t>standalone 6.8</w:t>
-            </w:r>
-            <w:r>
-              <w:rPr>
-                <w:sz w:val="18"/>
-              </w:rPr>
-              <w:t>；自行撰寫</w:t>
-            </w:r>
-            <w:r>
-              <w:rPr>
-                <w:sz w:val="18"/>
-              </w:rPr>
-              <w:t xml:space="preserve"> ButtonIsr</w:t>
+              <w:t>XGpio 4.3、XScuGic 3.10、standalone 6.8；自行撰寫 ButtonIsr</w:t>
             </w:r>
           </w:p>
         </w:tc>
@@ -745,90 +520,16 @@
           <w:p>
             <w:pPr>
               <w:spacing w:after="40" w:line="259" w:lineRule="auto"/>
+              <w:rPr>
+                <w:lang w:eastAsia="zh-TW"/>
+              </w:rPr>
             </w:pPr>
             <w:r>
               <w:rPr>
                 <w:sz w:val="18"/>
+                <w:lang w:eastAsia="zh-TW"/>
               </w:rPr>
-              <w:t xml:space="preserve">XSim </w:t>
-            </w:r>
-            <w:r>
-              <w:rPr>
-                <w:sz w:val="18"/>
-              </w:rPr>
-              <w:t>驗證</w:t>
-            </w:r>
-            <w:r>
-              <w:rPr>
-                <w:sz w:val="18"/>
-              </w:rPr>
-              <w:t xml:space="preserve"> PL </w:t>
-            </w:r>
-            <w:r>
-              <w:rPr>
-                <w:sz w:val="18"/>
-              </w:rPr>
-              <w:t>邏輯與</w:t>
-            </w:r>
-            <w:r>
-              <w:rPr>
-                <w:sz w:val="18"/>
-              </w:rPr>
-              <w:t xml:space="preserve"> AXI GPIO</w:t>
-            </w:r>
-            <w:r>
-              <w:rPr>
-                <w:sz w:val="18"/>
-              </w:rPr>
-              <w:t>；</w:t>
-            </w:r>
-            <w:r>
-              <w:rPr>
-                <w:sz w:val="18"/>
-              </w:rPr>
-              <w:t>JTAG</w:t>
-            </w:r>
-            <w:r>
-              <w:rPr>
-                <w:sz w:val="18"/>
-              </w:rPr>
-              <w:t xml:space="preserve"> </w:t>
-            </w:r>
-            <w:r>
-              <w:rPr>
-                <w:sz w:val="18"/>
-              </w:rPr>
-              <w:t>實板驗證</w:t>
-            </w:r>
-            <w:r>
-              <w:rPr>
-                <w:sz w:val="18"/>
-              </w:rPr>
-              <w:t xml:space="preserve"> CPU</w:t>
-            </w:r>
-            <w:r>
-              <w:rPr>
-                <w:sz w:val="18"/>
-              </w:rPr>
-              <w:t>／</w:t>
-            </w:r>
-            <w:r>
-              <w:rPr>
-                <w:sz w:val="18"/>
-              </w:rPr>
-              <w:t>GIC</w:t>
-            </w:r>
-            <w:r>
-              <w:rPr>
-                <w:sz w:val="18"/>
-              </w:rPr>
-              <w:t>／</w:t>
-            </w:r>
-            <w:r>
-              <w:rPr>
-                <w:sz w:val="18"/>
-              </w:rPr>
-              <w:t>ISR</w:t>
+              <w:t>XSim 驗證 PL 邏輯與 AXI GPIO；JTAG 實板驗證 CPU／GIC／ISR</w:t>
             </w:r>
           </w:p>
         </w:tc>
@@ -837,93 +538,35 @@
     <w:p>
       <w:pPr>
         <w:spacing w:after="20"/>
+        <w:rPr>
+          <w:lang w:eastAsia="zh-TW"/>
+        </w:rPr>
       </w:pPr>
     </w:p>
     <w:p>
       <w:pPr>
-        <w:pStyle w:val="21"/>
+        <w:rPr>
+          <w:lang w:eastAsia="zh-TW"/>
+        </w:rPr>
       </w:pPr>
       <w:r>
-        <w:t>交付內容</w:t>
-      </w:r>
-    </w:p>
-    <w:p>
-      <w:r>
-        <w:t xml:space="preserve">repro </w:t>
-      </w:r>
-      <w:r>
-        <w:t>是可上傳</w:t>
-      </w:r>
-      <w:r>
-        <w:t xml:space="preserve"> GitHub </w:t>
-      </w:r>
-      <w:r>
-        <w:t>的來源與重建套件；</w:t>
-      </w:r>
-      <w:r>
-        <w:t xml:space="preserve">local_archive </w:t>
-      </w:r>
-      <w:r>
-        <w:t>保留原始成功實作完整</w:t>
-      </w:r>
-      <w:r>
-        <w:t xml:space="preserve"> ZIP</w:t>
-      </w:r>
-      <w:r>
-        <w:t>。本文列出來源依據、接線與</w:t>
-      </w:r>
-      <w:r>
-        <w:t xml:space="preserve"> FSM</w:t>
-      </w:r>
-      <w:r>
-        <w:t>、測試程式目的、波形、操作步驟及實板證據。建置輸出預設放</w:t>
-      </w:r>
-      <w:r>
-        <w:t xml:space="preserve"> D </w:t>
-      </w:r>
-      <w:r>
-        <w:t>槽，不依賴桌面資料夾名稱。</w:t>
-      </w:r>
-    </w:p>
-    <w:p>
-      <w:r>
-        <w:t>實板紀錄日期為</w:t>
-      </w:r>
-      <w:r>
-        <w:t xml:space="preserve"> 2026/10/27</w:t>
-      </w:r>
-      <w:r>
-        <w:t>；本次文件與可攜重建核對於</w:t>
-      </w:r>
-      <w:r>
-        <w:t xml:space="preserve"> 2026/10/28 </w:t>
-      </w:r>
-      <w:r>
-        <w:t>起整理。手冊</w:t>
-      </w:r>
-      <w:r>
-        <w:t xml:space="preserve"> V1.2 </w:t>
-      </w:r>
-      <w:r>
-        <w:t>是文件版本，實體</w:t>
-      </w:r>
-      <w:r>
-        <w:t xml:space="preserve"> PCB revision </w:t>
-      </w:r>
-      <w:r>
-        <w:t>尚未由板上印字確認。</w:t>
-      </w:r>
-    </w:p>
-    <w:p>
-      <w:r>
+        <w:rPr>
+          <w:lang w:eastAsia="zh-TW"/>
+        </w:rPr>
         <w:br w:type="page"/>
       </w:r>
     </w:p>
     <w:p>
       <w:pPr>
         <w:pStyle w:val="1"/>
+        <w:rPr>
+          <w:lang w:eastAsia="zh-TW"/>
+        </w:rPr>
       </w:pPr>
       <w:r>
+        <w:rPr>
+          <w:lang w:eastAsia="zh-TW"/>
+        </w:rPr>
         <w:lastRenderedPageBreak/>
         <w:t>系統流程與中斷處理</w:t>
       </w:r>
@@ -978,95 +621,28 @@
     <w:p>
       <w:pPr>
         <w:pStyle w:val="af7"/>
+        <w:rPr>
+          <w:lang w:eastAsia="zh-TW"/>
+        </w:rPr>
       </w:pPr>
       <w:r>
-        <w:t>圖</w:t>
-      </w:r>
-      <w:r>
-        <w:t xml:space="preserve"> 1</w:t>
-      </w:r>
-      <w:r>
-        <w:t xml:space="preserve">　實驗系統流程。</w:t>
-      </w:r>
-      <w:r>
-        <w:t>C</w:t>
-      </w:r>
-      <w:r>
-        <w:t xml:space="preserve">PU </w:t>
-      </w:r>
-      <w:r>
-        <w:t>的</w:t>
-      </w:r>
-      <w:r>
-        <w:t xml:space="preserve"> AXI </w:t>
-      </w:r>
-      <w:r>
-        <w:t>存取與</w:t>
-      </w:r>
-      <w:r>
-        <w:t xml:space="preserve"> PL IRQ </w:t>
-      </w:r>
-      <w:r>
-        <w:t>事件通知是不同路徑。</w:t>
+        <w:rPr>
+          <w:lang w:eastAsia="zh-TW"/>
+        </w:rPr>
+        <w:t>圖 1　實驗系統流程。CPU 的 AXI 存取與 PL IRQ 事件通知是不同路徑。</w:t>
       </w:r>
     </w:p>
     <w:p>
+      <w:pPr>
+        <w:rPr>
+          <w:sz w:val="24"/>
+        </w:rPr>
+      </w:pPr>
       <w:r>
-        <w:t>按鍵先經兩級同步器降低亞穩態傳播風險，再經去彈跳判斷產生</w:t>
-      </w:r>
-      <w:r>
-        <w:t xml:space="preserve"> pressed</w:t>
-      </w:r>
-      <w:r>
-        <w:t>。</w:t>
-      </w:r>
-      <w:r>
-        <w:t xml:space="preserve">AXI GPIO </w:t>
-      </w:r>
-      <w:r>
-        <w:t>偵測輸入變化並保留中斷狀態，</w:t>
-      </w:r>
-      <w:r>
-        <w:t xml:space="preserve">GIC </w:t>
-      </w:r>
-      <w:r>
-        <w:t>通知</w:t>
-      </w:r>
-      <w:r>
-        <w:t xml:space="preserve"> CPU</w:t>
-      </w:r>
-      <w:r>
-        <w:t>，</w:t>
-      </w:r>
-      <w:r>
-        <w:t xml:space="preserve">ButtonIsr </w:t>
-      </w:r>
-      <w:r>
-        <w:t>只在</w:t>
-      </w:r>
-      <w:r>
-        <w:t xml:space="preserve"> pressed </w:t>
-      </w:r>
-      <w:r>
-        <w:t>從</w:t>
-      </w:r>
-      <w:r>
-        <w:t xml:space="preserve"> 0 </w:t>
-      </w:r>
-      <w:r>
-        <w:t>變</w:t>
-      </w:r>
-      <w:r>
-        <w:t xml:space="preserve"> 1 </w:t>
-      </w:r>
-      <w:r>
-        <w:t>時切換</w:t>
-      </w:r>
-      <w:r>
-        <w:t xml:space="preserve"> LED</w:t>
-      </w:r>
-      <w:r>
-        <w:t>。</w:t>
+        <w:rPr>
+          <w:sz w:val="24"/>
+        </w:rPr>
+        <w:t>AXI GPIO 偵測輸入變化並保留中斷狀態，GIC 通知 CPU，ButtonIsr 只在 pressed 從 0 變 1 時切換 LED。</w:t>
       </w:r>
     </w:p>
     <w:tbl>
@@ -1209,49 +785,7 @@
               <w:rPr>
                 <w:sz w:val="18"/>
               </w:rPr>
-              <w:t>LED GPIO output</w:t>
-            </w:r>
-            <w:r>
-              <w:rPr>
-                <w:sz w:val="18"/>
-              </w:rPr>
-              <w:t>；寫</w:t>
-            </w:r>
-            <w:r>
-              <w:rPr>
-                <w:sz w:val="18"/>
-              </w:rPr>
-              <w:t xml:space="preserve"> 1</w:t>
-            </w:r>
-            <w:r>
-              <w:rPr>
-                <w:sz w:val="18"/>
-              </w:rPr>
-              <w:t>；</w:t>
-            </w:r>
-            <w:r>
-              <w:rPr>
-                <w:sz w:val="18"/>
-              </w:rPr>
-              <w:t>Button input</w:t>
-            </w:r>
-            <w:r>
-              <w:rPr>
-                <w:sz w:val="18"/>
-              </w:rPr>
-              <w:t>；註冊</w:t>
-            </w:r>
-            <w:r>
-              <w:rPr>
-                <w:sz w:val="18"/>
-              </w:rPr>
-              <w:t xml:space="preserve"> ISR</w:t>
-            </w:r>
-            <w:r>
-              <w:rPr>
-                <w:sz w:val="18"/>
-              </w:rPr>
-              <w:t>；依序開啟中斷</w:t>
+              <w:t>LED GPIO output；寫 1；Button input；註冊 ISR；依序開啟中斷</w:t>
             </w:r>
           </w:p>
         </w:tc>
@@ -1316,61 +850,7 @@
               <w:rPr>
                 <w:sz w:val="18"/>
               </w:rPr>
-              <w:t>讀</w:t>
-            </w:r>
-            <w:r>
-              <w:rPr>
-                <w:sz w:val="18"/>
-              </w:rPr>
-              <w:t xml:space="preserve"> IPISR → </w:t>
-            </w:r>
-            <w:r>
-              <w:rPr>
-                <w:sz w:val="18"/>
-              </w:rPr>
-              <w:t>確認</w:t>
-            </w:r>
-            <w:r>
-              <w:rPr>
-                <w:sz w:val="18"/>
-              </w:rPr>
-              <w:t xml:space="preserve"> Channel 1 → </w:t>
-            </w:r>
-            <w:r>
-              <w:rPr>
-                <w:sz w:val="18"/>
-              </w:rPr>
-              <w:t>讀</w:t>
-            </w:r>
-            <w:r>
-              <w:rPr>
-                <w:sz w:val="18"/>
-              </w:rPr>
-              <w:t xml:space="preserve"> DATA → </w:t>
-            </w:r>
-            <w:r>
-              <w:rPr>
-                <w:sz w:val="18"/>
-              </w:rPr>
-              <w:t>清來源</w:t>
-            </w:r>
-            <w:r>
-              <w:rPr>
-                <w:sz w:val="18"/>
-              </w:rPr>
-              <w:t xml:space="preserve"> → </w:t>
-            </w:r>
-            <w:r>
-              <w:rPr>
-                <w:sz w:val="18"/>
-              </w:rPr>
-              <w:t>更新計數及</w:t>
-            </w:r>
-            <w:r>
-              <w:rPr>
-                <w:sz w:val="18"/>
-              </w:rPr>
-              <w:t xml:space="preserve"> LED</w:t>
+              <w:t>讀 IPISR → 確認 Channel 1 → 讀 DATA → 清來源 → 更新計數及 LED</w:t>
             </w:r>
           </w:p>
         </w:tc>
@@ -1435,43 +915,7 @@
               <w:rPr>
                 <w:sz w:val="18"/>
               </w:rPr>
-              <w:t xml:space="preserve">for (;;) </w:t>
-            </w:r>
-            <w:r>
-              <w:rPr>
-                <w:sz w:val="18"/>
-              </w:rPr>
-              <w:t>執行</w:t>
-            </w:r>
-            <w:r>
-              <w:rPr>
-                <w:sz w:val="18"/>
-              </w:rPr>
-              <w:t xml:space="preserve"> WFI</w:t>
-            </w:r>
-            <w:r>
-              <w:rPr>
-                <w:sz w:val="18"/>
-              </w:rPr>
-              <w:t>；由硬體</w:t>
-            </w:r>
-            <w:r>
-              <w:rPr>
-                <w:sz w:val="18"/>
-              </w:rPr>
-              <w:t xml:space="preserve"> IRQ </w:t>
-            </w:r>
-            <w:r>
-              <w:rPr>
-                <w:sz w:val="18"/>
-              </w:rPr>
-              <w:t>喚醒</w:t>
-            </w:r>
-            <w:r>
-              <w:rPr>
-                <w:sz w:val="18"/>
-              </w:rPr>
-              <w:t xml:space="preserve"> CPU</w:t>
+              <w:t>for (;;) 執行 WFI；由硬體 IRQ 喚醒 CPU</w:t>
             </w:r>
           </w:p>
         </w:tc>
@@ -1554,39 +998,10 @@
     <w:p>
       <w:pPr>
         <w:pStyle w:val="af7"/>
+        <w:jc w:val="center"/>
       </w:pPr>
       <w:r>
-        <w:t>圖</w:t>
-      </w:r>
-      <w:r>
-        <w:t xml:space="preserve"> 2</w:t>
-      </w:r>
-      <w:r>
-        <w:t xml:space="preserve">　</w:t>
-      </w:r>
-      <w:r>
-        <w:t xml:space="preserve">Vivado 2018.3 IP Integrator </w:t>
-      </w:r>
-      <w:r>
-        <w:t>直接匯出的</w:t>
-      </w:r>
-      <w:r>
-        <w:t xml:space="preserve"> system.bd </w:t>
-      </w:r>
-      <w:r>
-        <w:t>接線圖，僅旋轉與裁去白邊，未重繪接線。原始</w:t>
-      </w:r>
-      <w:r>
-        <w:t xml:space="preserve"> PDF </w:t>
-      </w:r>
-      <w:r>
-        <w:t>與</w:t>
-      </w:r>
-      <w:r>
-        <w:t xml:space="preserve"> SVG </w:t>
-      </w:r>
-      <w:r>
-        <w:t>隨圖表檔提供。</w:t>
+        <w:t>圖 2　Vivado 2018.3 IP Integrator 直接匯出的 system.bd 接線圖。</w:t>
       </w:r>
     </w:p>
     <w:p>
@@ -1658,63 +1073,28 @@
     <w:p>
       <w:pPr>
         <w:pStyle w:val="af7"/>
+        <w:jc w:val="center"/>
       </w:pPr>
       <w:r>
-        <w:t>圖</w:t>
+        <w:rPr>
+          <w:lang w:eastAsia="zh-TW"/>
+        </w:rPr>
+        <w:t xml:space="preserve">圖 3　</w:t>
       </w:r>
       <w:r>
-        <w:t xml:space="preserve"> 3</w:t>
+        <w:rPr>
+          <w:lang w:eastAsia="zh-TW"/>
+        </w:rPr>
+        <w:t xml:space="preserve"> </w:t>
       </w:r>
       <w:r>
-        <w:t xml:space="preserve">　板卡手冊印刷頁</w:t>
+        <w:rPr>
+          <w:lang w:eastAsia="zh-TW"/>
+        </w:rPr>
+        <w:t>Scribd 閱讀頁 28。</w:t>
       </w:r>
       <w:r>
-        <w:t xml:space="preserve"> 27</w:t>
-      </w:r>
-      <w:r>
-        <w:t>，</w:t>
-      </w:r>
-      <w:r>
-        <w:t>Table 15</w:t>
-      </w:r>
-      <w:r>
-        <w:t>；</w:t>
-      </w:r>
-      <w:r>
-        <w:t xml:space="preserve">Scribd </w:t>
-      </w:r>
-      <w:r>
-        <w:t>閱讀頁</w:t>
-      </w:r>
-      <w:r>
-        <w:t xml:space="preserve"> 28</w:t>
-      </w:r>
-      <w:r>
-        <w:t>。紅框</w:t>
-      </w:r>
-      <w:r>
-        <w:t xml:space="preserve"> 1 </w:t>
-      </w:r>
-      <w:r>
-        <w:t>是</w:t>
-      </w:r>
-      <w:r>
-        <w:t xml:space="preserve"> T22 LED0</w:t>
-      </w:r>
-      <w:r>
-        <w:t>；紅框</w:t>
-      </w:r>
-      <w:r>
-        <w:t xml:space="preserve"> 2 </w:t>
-      </w:r>
-      <w:r>
-        <w:t>是</w:t>
-      </w:r>
-      <w:r>
-        <w:t xml:space="preserve"> P16 BTNC</w:t>
-      </w:r>
-      <w:r>
-        <w:t>。</w:t>
+        <w:t>紅框 1 是 T22 LED0；紅框 2 是 P16 BTNC。</w:t>
       </w:r>
     </w:p>
     <w:tbl>
@@ -1860,31 +1240,7 @@
               <w:rPr>
                 <w:sz w:val="18"/>
               </w:rPr>
-              <w:t xml:space="preserve">Table 15 </w:t>
-            </w:r>
-            <w:r>
-              <w:rPr>
-                <w:sz w:val="18"/>
-              </w:rPr>
-              <w:t>的</w:t>
-            </w:r>
-            <w:r>
-              <w:rPr>
-                <w:sz w:val="18"/>
-              </w:rPr>
-              <w:t xml:space="preserve"> T22</w:t>
-            </w:r>
-            <w:r>
-              <w:rPr>
-                <w:sz w:val="18"/>
-              </w:rPr>
-              <w:t>／</w:t>
-            </w:r>
-            <w:r>
-              <w:rPr>
-                <w:sz w:val="18"/>
-              </w:rPr>
-              <w:t>LED0</w:t>
+              <w:t>Table 15 的 T22／LED0</w:t>
             </w:r>
           </w:p>
         </w:tc>
@@ -1914,19 +1270,7 @@
               <w:rPr>
                 <w:sz w:val="18"/>
               </w:rPr>
-              <w:t xml:space="preserve">LED output </w:t>
-            </w:r>
-            <w:r>
-              <w:rPr>
-                <w:sz w:val="18"/>
-              </w:rPr>
-              <w:t>綁定</w:t>
-            </w:r>
-            <w:r>
-              <w:rPr>
-                <w:sz w:val="18"/>
-              </w:rPr>
-              <w:t xml:space="preserve"> T22</w:t>
+              <w:t>LED output 綁定 T22</w:t>
             </w:r>
           </w:p>
         </w:tc>
@@ -1991,31 +1335,7 @@
               <w:rPr>
                 <w:sz w:val="18"/>
               </w:rPr>
-              <w:t xml:space="preserve">Table 15 </w:t>
-            </w:r>
-            <w:r>
-              <w:rPr>
-                <w:sz w:val="18"/>
-              </w:rPr>
-              <w:t>的</w:t>
-            </w:r>
-            <w:r>
-              <w:rPr>
-                <w:sz w:val="18"/>
-              </w:rPr>
-              <w:t xml:space="preserve"> P16</w:t>
-            </w:r>
-            <w:r>
-              <w:rPr>
-                <w:sz w:val="18"/>
-              </w:rPr>
-              <w:t>／</w:t>
-            </w:r>
-            <w:r>
-              <w:rPr>
-                <w:sz w:val="18"/>
-              </w:rPr>
-              <w:t>BTNC</w:t>
+              <w:t>Table 15 的 P16／BTNC</w:t>
             </w:r>
           </w:p>
         </w:tc>
@@ -2045,19 +1365,7 @@
               <w:rPr>
                 <w:sz w:val="18"/>
               </w:rPr>
-              <w:t xml:space="preserve">button_raw </w:t>
-            </w:r>
-            <w:r>
-              <w:rPr>
-                <w:sz w:val="18"/>
-              </w:rPr>
-              <w:t>綁定</w:t>
-            </w:r>
-            <w:r>
-              <w:rPr>
-                <w:sz w:val="18"/>
-              </w:rPr>
-              <w:t xml:space="preserve"> P16</w:t>
+              <w:t>button_raw 綁定 P16</w:t>
             </w:r>
           </w:p>
         </w:tc>
@@ -2122,19 +1430,7 @@
               <w:rPr>
                 <w:sz w:val="18"/>
               </w:rPr>
-              <w:t>圖</w:t>
-            </w:r>
-            <w:r>
-              <w:rPr>
-                <w:sz w:val="18"/>
-              </w:rPr>
-              <w:t xml:space="preserve"> 22 </w:t>
-            </w:r>
-            <w:r>
-              <w:rPr>
-                <w:sz w:val="18"/>
-              </w:rPr>
-              <w:t>電路</w:t>
+              <w:t>圖 22 電路</w:t>
             </w:r>
           </w:p>
         </w:tc>
@@ -2194,31 +1490,7 @@
               <w:rPr>
                 <w:sz w:val="18"/>
               </w:rPr>
-              <w:t>ACTIVE_LOW = 0</w:t>
-            </w:r>
-            <w:r>
-              <w:rPr>
-                <w:sz w:val="18"/>
-              </w:rPr>
-              <w:t>；</w:t>
-            </w:r>
-            <w:r>
-              <w:rPr>
-                <w:sz w:val="18"/>
-              </w:rPr>
-              <w:t xml:space="preserve">LED </w:t>
-            </w:r>
-            <w:r>
-              <w:rPr>
-                <w:sz w:val="18"/>
-              </w:rPr>
-              <w:t>初始值</w:t>
-            </w:r>
-            <w:r>
-              <w:rPr>
-                <w:sz w:val="18"/>
-              </w:rPr>
-              <w:t xml:space="preserve"> 1</w:t>
+              <w:t>ACTIVE_LOW = 0；LED 初始值 1</w:t>
             </w:r>
           </w:p>
         </w:tc>
@@ -2253,19 +1525,7 @@
               <w:rPr>
                 <w:sz w:val="18"/>
               </w:rPr>
-              <w:t>手冊晶片與</w:t>
-            </w:r>
-            <w:r>
-              <w:rPr>
-                <w:sz w:val="18"/>
-              </w:rPr>
-              <w:t xml:space="preserve"> clock </w:t>
-            </w:r>
-            <w:r>
-              <w:rPr>
-                <w:sz w:val="18"/>
-              </w:rPr>
-              <w:t>章節</w:t>
+              <w:t>手冊晶片與 clock 章節</w:t>
             </w:r>
           </w:p>
         </w:tc>
@@ -2295,19 +1555,7 @@
               <w:rPr>
                 <w:sz w:val="18"/>
               </w:rPr>
-              <w:t>part -1</w:t>
-            </w:r>
-            <w:r>
-              <w:rPr>
-                <w:sz w:val="18"/>
-              </w:rPr>
-              <w:t>；</w:t>
-            </w:r>
-            <w:r>
-              <w:rPr>
-                <w:sz w:val="18"/>
-              </w:rPr>
-              <w:t>PS crystal 33.333333 MHz</w:t>
+              <w:t>part -1；PS crystal 33.333333 MHz</w:t>
             </w:r>
           </w:p>
         </w:tc>
@@ -2349,66 +1597,41 @@
       </w:pPr>
     </w:p>
     <w:p>
+      <w:pPr>
+        <w:rPr>
+          <w:lang w:eastAsia="zh-TW"/>
+        </w:rPr>
+      </w:pPr>
       <w:r>
-        <w:t>板卡腳位不能由</w:t>
+        <w:rPr>
+          <w:lang w:eastAsia="zh-TW"/>
+        </w:rPr>
+        <w:t>板卡腳位</w:t>
       </w:r>
       <w:r>
-        <w:t xml:space="preserve"> UG585 </w:t>
+        <w:rPr>
+          <w:rFonts w:hint="eastAsia"/>
+          <w:lang w:eastAsia="zh-TW"/>
+        </w:rPr>
+        <w:t>參考板卡手冊</w:t>
       </w:r>
       <w:r>
-        <w:t>或</w:t>
-      </w:r>
-      <w:r>
-        <w:t xml:space="preserve"> PG144 </w:t>
-      </w:r>
-      <w:r>
-        <w:t>推測。</w:t>
-      </w:r>
-      <w:r>
-        <w:t xml:space="preserve">CLG484 </w:t>
-      </w:r>
-      <w:r>
-        <w:t>是封裝，</w:t>
-      </w:r>
-      <w:r>
-        <w:t>P16</w:t>
-      </w:r>
-      <w:r>
-        <w:t>／</w:t>
-      </w:r>
-      <w:r>
-        <w:t xml:space="preserve">T22 </w:t>
-      </w:r>
-      <w:r>
-        <w:t>是</w:t>
-      </w:r>
-      <w:r>
-        <w:t xml:space="preserve"> package pin</w:t>
-      </w:r>
-      <w:r>
-        <w:t>；它們不是</w:t>
-      </w:r>
-      <w:r>
-        <w:t xml:space="preserve"> PS MIO </w:t>
-      </w:r>
-      <w:r>
-        <w:t>編號。此處使用</w:t>
-      </w:r>
-      <w:r>
-        <w:t xml:space="preserve"> PL AXI GPIO</w:t>
-      </w:r>
-      <w:r>
-        <w:t>，所以沒有使用</w:t>
-      </w:r>
-      <w:r>
-        <w:t xml:space="preserve"> XGpioPs</w:t>
-      </w:r>
-      <w:r>
-        <w:t>。</w:t>
+        <w:rPr>
+          <w:lang w:eastAsia="zh-TW"/>
+        </w:rPr>
+        <w:t>。CLG484 是封裝，P16／T22 是 package pin。此處使用 PL AXI GPIO。</w:t>
       </w:r>
     </w:p>
     <w:p>
+      <w:pPr>
+        <w:rPr>
+          <w:lang w:eastAsia="zh-TW"/>
+        </w:rPr>
+      </w:pPr>
       <w:r>
+        <w:rPr>
+          <w:lang w:eastAsia="zh-TW"/>
+        </w:rPr>
         <w:br w:type="page"/>
       </w:r>
     </w:p>
@@ -2471,152 +1694,75 @@
     <w:p>
       <w:pPr>
         <w:pStyle w:val="af7"/>
+        <w:jc w:val="center"/>
+        <w:rPr>
+          <w:lang w:eastAsia="zh-TW"/>
+        </w:rPr>
       </w:pPr>
       <w:r>
-        <w:t>補圖</w:t>
+        <w:rPr>
+          <w:lang w:eastAsia="zh-TW"/>
+        </w:rPr>
+        <w:t xml:space="preserve">補圖 C　</w:t>
       </w:r>
       <w:r>
-        <w:t xml:space="preserve"> C</w:t>
+        <w:rPr>
+          <w:lang w:eastAsia="zh-TW"/>
+        </w:rPr>
+        <w:t xml:space="preserve"> </w:t>
       </w:r>
       <w:r>
-        <w:t xml:space="preserve">　板卡手冊印刷頁</w:t>
-      </w:r>
-      <w:r>
-        <w:t xml:space="preserve"> 26</w:t>
-      </w:r>
-      <w:r>
-        <w:t>，</w:t>
-      </w:r>
-      <w:r>
-        <w:t xml:space="preserve">Figure </w:t>
-      </w:r>
-      <w:r>
-        <w:t>22</w:t>
-      </w:r>
-      <w:r>
-        <w:t>；</w:t>
-      </w:r>
-      <w:r>
-        <w:t xml:space="preserve">Scribd </w:t>
-      </w:r>
-      <w:r>
-        <w:t>閱讀頁</w:t>
-      </w:r>
-      <w:r>
-        <w:t xml:space="preserve"> 27</w:t>
-      </w:r>
-      <w:r>
-        <w:t>。紅框</w:t>
-      </w:r>
-      <w:r>
-        <w:t xml:space="preserve"> 1 </w:t>
-      </w:r>
-      <w:r>
-        <w:t>為按鍵接至電源並以下拉電阻維持放開值；紅框</w:t>
-      </w:r>
-      <w:r>
-        <w:t xml:space="preserve"> 2 </w:t>
-      </w:r>
-      <w:r>
-        <w:t>為</w:t>
-      </w:r>
-      <w:r>
-        <w:t xml:space="preserve"> LED </w:t>
-      </w:r>
-      <w:r>
-        <w:t>驅動電路。</w:t>
+        <w:rPr>
+          <w:lang w:eastAsia="zh-TW"/>
+        </w:rPr>
+        <w:t>Scribd 閱讀頁 27。紅框 1 為按鍵接至電源並以下拉電阻維持放開值；紅框 2 為 LED 驅動電路。</w:t>
       </w:r>
     </w:p>
     <w:p>
+      <w:pPr>
+        <w:rPr>
+          <w:sz w:val="24"/>
+          <w:lang w:eastAsia="zh-TW"/>
+        </w:rPr>
+      </w:pPr>
       <w:r>
-        <w:t>按鍵放開由下拉電阻維持低，按下接至高電位，所以</w:t>
+        <w:rPr>
+          <w:sz w:val="24"/>
+        </w:rPr>
+        <w:t>按鍵放開由下拉電阻維持低，按下接至高電位，所以 ACTIVE_LOW = 0。LED 由 FPGA 輸出驅動，輸出高時亮；因此 AXI GPIO 的 DOUT Default 設為 1，C 程式初始化也主動寫入 1。</w:t>
       </w:r>
       <w:r>
-        <w:t xml:space="preserve"> ACTIVE_LOW = 0</w:t>
+        <w:rPr>
+          <w:sz w:val="24"/>
+          <w:lang w:eastAsia="zh-TW"/>
+        </w:rPr>
+        <w:t xml:space="preserve">GPIO Width = 1 是因為只用一顆 LED 與一個按鍵；50 MHz 與約 20 ms </w:t>
       </w:r>
       <w:r>
-        <w:t>。</w:t>
+        <w:rPr>
+          <w:sz w:val="24"/>
+          <w:lang w:eastAsia="zh-TW"/>
+        </w:rPr>
+        <w:t>是本次設計選擇</w:t>
       </w:r>
       <w:r>
-        <w:t xml:space="preserve">LED </w:t>
-      </w:r>
-      <w:r>
-        <w:t>由</w:t>
-      </w:r>
-      <w:r>
-        <w:t xml:space="preserve"> FPGA </w:t>
-      </w:r>
-      <w:r>
-        <w:t>輸出驅動，輸出高時亮；因此</w:t>
-      </w:r>
-      <w:r>
-        <w:t xml:space="preserve"> AXI GPIO </w:t>
-      </w:r>
-      <w:r>
-        <w:t>的</w:t>
-      </w:r>
-      <w:r>
-        <w:t xml:space="preserve"> DOUT Default </w:t>
-      </w:r>
-      <w:r>
-        <w:t>設為</w:t>
-      </w:r>
-      <w:r>
-        <w:t xml:space="preserve"> 1</w:t>
-      </w:r>
-      <w:r>
-        <w:t>，</w:t>
-      </w:r>
-      <w:r>
-        <w:t xml:space="preserve">C </w:t>
-      </w:r>
-      <w:r>
-        <w:t>程式初始化也主動寫入</w:t>
-      </w:r>
-      <w:r>
-        <w:t xml:space="preserve"> 1</w:t>
-      </w:r>
-      <w:r>
+        <w:rPr>
+          <w:sz w:val="24"/>
+          <w:lang w:eastAsia="zh-TW"/>
+        </w:rPr>
         <w:t>。</w:t>
       </w:r>
     </w:p>
     <w:p>
+      <w:pPr>
+        <w:rPr>
+          <w:lang w:eastAsia="zh-TW"/>
+        </w:rPr>
+      </w:pPr>
       <w:r>
-        <w:t xml:space="preserve">GPIO Width = 1 </w:t>
-      </w:r>
-      <w:r>
-        <w:t>是因為只用一顆</w:t>
-      </w:r>
-      <w:r>
-        <w:t xml:space="preserve"> LED </w:t>
-      </w:r>
-      <w:r>
-        <w:t>與一個按鍵；</w:t>
-      </w:r>
-      <w:r>
-        <w:t xml:space="preserve">50 MHz </w:t>
-      </w:r>
-      <w:r>
-        <w:t>與約</w:t>
-      </w:r>
-      <w:r>
-        <w:t xml:space="preserve"> 20 ms </w:t>
-      </w:r>
-      <w:r>
-        <w:t>是本次設計選擇。這些數值不是四份文件直接提供的完整實驗參數表，而是由接線事實、</w:t>
-      </w:r>
-      <w:r>
-        <w:t>I</w:t>
-      </w:r>
-      <w:r>
-        <w:t xml:space="preserve">P </w:t>
-      </w:r>
-      <w:r>
-        <w:t>行為與作業需求共同決定。</w:t>
-      </w:r>
-    </w:p>
-    <w:p>
-      <w:r>
+        <w:rPr>
+          <w:lang w:eastAsia="zh-TW"/>
+        </w:rPr>
         <w:br w:type="page"/>
       </w:r>
     </w:p>
@@ -2688,39 +1834,10 @@
     <w:p>
       <w:pPr>
         <w:pStyle w:val="af7"/>
+        <w:jc w:val="center"/>
       </w:pPr>
       <w:r>
-        <w:t>圖</w:t>
-      </w:r>
-      <w:r>
-        <w:t xml:space="preserve"> 4</w:t>
-      </w:r>
-      <w:r>
-        <w:t xml:space="preserve">　</w:t>
-      </w:r>
-      <w:r>
-        <w:t xml:space="preserve">PG144 PDF </w:t>
-      </w:r>
-      <w:r>
-        <w:t>頁</w:t>
-      </w:r>
-      <w:r>
-        <w:t xml:space="preserve"> 147</w:t>
-      </w:r>
-      <w:r>
-        <w:t>，</w:t>
-      </w:r>
-      <w:r>
-        <w:t xml:space="preserve">GPIO interrupt registers </w:t>
-      </w:r>
-      <w:r>
-        <w:t>的</w:t>
-      </w:r>
-      <w:r>
-        <w:t xml:space="preserve"> offset </w:t>
-      </w:r>
-      <w:r>
-        <w:t>與存取方式。</w:t>
+        <w:t>圖 4　PG144 PDF 頁 147，GPIO interrupt registers 的 offset 與存取方式。</w:t>
       </w:r>
     </w:p>
     <w:tbl>
@@ -2866,19 +1983,7 @@
               <w:rPr>
                 <w:sz w:val="18"/>
               </w:rPr>
-              <w:t>LED GPIO width</w:t>
-            </w:r>
-            <w:r>
-              <w:rPr>
-                <w:sz w:val="18"/>
-              </w:rPr>
-              <w:t>／</w:t>
-            </w:r>
-            <w:r>
-              <w:rPr>
-                <w:sz w:val="18"/>
-              </w:rPr>
-              <w:t>direction</w:t>
+              <w:t>LED GPIO width／direction</w:t>
             </w:r>
           </w:p>
         </w:tc>
@@ -2908,25 +2013,7 @@
               <w:rPr>
                 <w:sz w:val="18"/>
               </w:rPr>
-              <w:t>只控制一顆</w:t>
-            </w:r>
-            <w:r>
-              <w:rPr>
-                <w:sz w:val="18"/>
-              </w:rPr>
-              <w:t xml:space="preserve"> LED</w:t>
-            </w:r>
-            <w:r>
-              <w:rPr>
-                <w:sz w:val="18"/>
-              </w:rPr>
-              <w:t>，設定</w:t>
-            </w:r>
-            <w:r>
-              <w:rPr>
-                <w:sz w:val="18"/>
-              </w:rPr>
-              <w:t xml:space="preserve"> output</w:t>
+              <w:t>只控制一顆 LED，設定 output</w:t>
             </w:r>
           </w:p>
         </w:tc>
@@ -2956,19 +2043,7 @@
               <w:rPr>
                 <w:sz w:val="18"/>
               </w:rPr>
-              <w:t>width 1</w:t>
-            </w:r>
-            <w:r>
-              <w:rPr>
-                <w:sz w:val="18"/>
-              </w:rPr>
-              <w:t>；</w:t>
-            </w:r>
-            <w:r>
-              <w:rPr>
-                <w:sz w:val="18"/>
-              </w:rPr>
-              <w:t>All Outputs = 1</w:t>
+              <w:t>width 1；All Outputs = 1</w:t>
             </w:r>
           </w:p>
         </w:tc>
@@ -3028,18 +2103,16 @@
           <w:p>
             <w:pPr>
               <w:spacing w:after="40" w:line="259" w:lineRule="auto"/>
+              <w:rPr>
+                <w:lang w:eastAsia="zh-TW"/>
+              </w:rPr>
             </w:pPr>
             <w:r>
               <w:rPr>
                 <w:sz w:val="18"/>
+                <w:lang w:eastAsia="zh-TW"/>
               </w:rPr>
-              <w:t>高有效，重置後預設亮；程式另寫</w:t>
-            </w:r>
-            <w:r>
-              <w:rPr>
-                <w:sz w:val="18"/>
-              </w:rPr>
-              <w:t xml:space="preserve"> 1</w:t>
+              <w:t>高有效，重置後預設亮；程式另寫 1</w:t>
             </w:r>
           </w:p>
         </w:tc>
@@ -3104,19 +2177,7 @@
               <w:rPr>
                 <w:sz w:val="18"/>
               </w:rPr>
-              <w:t>Button width</w:t>
-            </w:r>
-            <w:r>
-              <w:rPr>
-                <w:sz w:val="18"/>
-              </w:rPr>
-              <w:t>／</w:t>
-            </w:r>
-            <w:r>
-              <w:rPr>
-                <w:sz w:val="18"/>
-              </w:rPr>
-              <w:t>direction</w:t>
+              <w:t>Button width／direction</w:t>
             </w:r>
           </w:p>
         </w:tc>
@@ -3176,19 +2237,7 @@
               <w:rPr>
                 <w:sz w:val="18"/>
               </w:rPr>
-              <w:t>width 1</w:t>
-            </w:r>
-            <w:r>
-              <w:rPr>
-                <w:sz w:val="18"/>
-              </w:rPr>
-              <w:t>；</w:t>
-            </w:r>
-            <w:r>
-              <w:rPr>
-                <w:sz w:val="18"/>
-              </w:rPr>
-              <w:t>All Inputs = 1</w:t>
+              <w:t>width 1；All Inputs = 1</w:t>
             </w:r>
           </w:p>
         </w:tc>
@@ -3253,13 +2302,7 @@
               <w:rPr>
                 <w:sz w:val="18"/>
               </w:rPr>
-              <w:t>需要</w:t>
-            </w:r>
-            <w:r>
-              <w:rPr>
-                <w:sz w:val="18"/>
-              </w:rPr>
-              <w:t xml:space="preserve"> input change IRQ</w:t>
+              <w:t>需要 input change IRQ</w:t>
             </w:r>
           </w:p>
         </w:tc>
@@ -3324,19 +2367,7 @@
               <w:rPr>
                 <w:sz w:val="18"/>
               </w:rPr>
-              <w:t>GIER</w:t>
-            </w:r>
-            <w:r>
-              <w:rPr>
-                <w:sz w:val="18"/>
-              </w:rPr>
-              <w:t>／</w:t>
-            </w:r>
-            <w:r>
-              <w:rPr>
-                <w:sz w:val="18"/>
-              </w:rPr>
-              <w:t>IPIER</w:t>
+              <w:t>GIER／IPIER</w:t>
             </w:r>
           </w:p>
         </w:tc>
@@ -3366,31 +2397,7 @@
               <w:rPr>
                 <w:sz w:val="18"/>
               </w:rPr>
-              <w:t xml:space="preserve">PG144 </w:t>
-            </w:r>
-            <w:r>
-              <w:rPr>
-                <w:sz w:val="18"/>
-              </w:rPr>
-              <w:t>頁</w:t>
-            </w:r>
-            <w:r>
-              <w:rPr>
-                <w:sz w:val="18"/>
-              </w:rPr>
-              <w:t xml:space="preserve"> 154</w:t>
-            </w:r>
-            <w:r>
-              <w:rPr>
-                <w:sz w:val="18"/>
-              </w:rPr>
-              <w:t>、</w:t>
-            </w:r>
-            <w:r>
-              <w:rPr>
-                <w:sz w:val="18"/>
-              </w:rPr>
-              <w:t>156</w:t>
+              <w:t>PG144 頁 154、156</w:t>
             </w:r>
           </w:p>
         </w:tc>
@@ -3420,25 +2427,7 @@
               <w:rPr>
                 <w:sz w:val="18"/>
               </w:rPr>
-              <w:t>bit 31</w:t>
-            </w:r>
-            <w:r>
-              <w:rPr>
-                <w:sz w:val="18"/>
-              </w:rPr>
-              <w:t>／</w:t>
-            </w:r>
-            <w:r>
-              <w:rPr>
-                <w:sz w:val="18"/>
-              </w:rPr>
-              <w:t xml:space="preserve">bit 0 </w:t>
-            </w:r>
-            <w:r>
-              <w:rPr>
-                <w:sz w:val="18"/>
-              </w:rPr>
-              <w:t>啟用</w:t>
+              <w:t>bit 31／bit 0 啟用</w:t>
             </w:r>
           </w:p>
         </w:tc>
@@ -3503,19 +2492,7 @@
               <w:rPr>
                 <w:sz w:val="18"/>
               </w:rPr>
-              <w:t xml:space="preserve">PG144 </w:t>
-            </w:r>
-            <w:r>
-              <w:rPr>
-                <w:sz w:val="18"/>
-              </w:rPr>
-              <w:t>頁</w:t>
-            </w:r>
-            <w:r>
-              <w:rPr>
-                <w:sz w:val="18"/>
-              </w:rPr>
-              <w:t xml:space="preserve"> 157</w:t>
+              <w:t>PG144 頁 157</w:t>
             </w:r>
           </w:p>
         </w:tc>
@@ -3545,37 +2522,7 @@
               <w:rPr>
                 <w:sz w:val="18"/>
               </w:rPr>
-              <w:t>bit 0</w:t>
-            </w:r>
-            <w:r>
-              <w:rPr>
-                <w:sz w:val="18"/>
-              </w:rPr>
-              <w:t>；</w:t>
-            </w:r>
-            <w:r>
-              <w:rPr>
-                <w:sz w:val="18"/>
-              </w:rPr>
-              <w:t>TOW</w:t>
-            </w:r>
-            <w:r>
-              <w:rPr>
-                <w:sz w:val="18"/>
-              </w:rPr>
-              <w:t>；由</w:t>
-            </w:r>
-            <w:r>
-              <w:rPr>
-                <w:sz w:val="18"/>
-              </w:rPr>
-              <w:t xml:space="preserve"> driver </w:t>
-            </w:r>
-            <w:r>
-              <w:rPr>
-                <w:sz w:val="18"/>
-              </w:rPr>
-              <w:t>安全清除</w:t>
+              <w:t>bit 0；TOW；由 driver 安全清除</w:t>
             </w:r>
           </w:p>
         </w:tc>
@@ -3587,59 +2534,16 @@
       </w:pPr>
     </w:p>
     <w:p>
+      <w:pPr>
+        <w:rPr>
+          <w:sz w:val="24"/>
+        </w:rPr>
+      </w:pPr>
       <w:r>
-        <w:t>位址由本次</w:t>
-      </w:r>
-      <w:r>
-        <w:t xml:space="preserve"> Vivado address map </w:t>
-      </w:r>
-      <w:r>
-        <w:t>決定：</w:t>
-      </w:r>
-      <w:r>
-        <w:t>LED 0x41200000</w:t>
-      </w:r>
-      <w:r>
-        <w:t>、</w:t>
-      </w:r>
-      <w:r>
-        <w:t>Button 0x41210000</w:t>
-      </w:r>
-      <w:r>
-        <w:t>。</w:t>
-      </w:r>
-      <w:r>
-        <w:t xml:space="preserve">PG144 </w:t>
-      </w:r>
-      <w:r>
-        <w:t>給</w:t>
-      </w:r>
-      <w:r>
-        <w:t xml:space="preserve"> </w:t>
-      </w:r>
-      <w:r>
-        <w:t>offset</w:t>
-      </w:r>
-      <w:r>
-        <w:t>，不會替每個設計指定</w:t>
-      </w:r>
-      <w:r>
-        <w:t xml:space="preserve"> AXI base</w:t>
-      </w:r>
-      <w:r>
-        <w:t>；程式使用</w:t>
-      </w:r>
-      <w:r>
-        <w:t xml:space="preserve"> BSP </w:t>
-      </w:r>
-      <w:r>
-        <w:t>產生的</w:t>
-      </w:r>
-      <w:r>
-        <w:t xml:space="preserve"> xparameters.h</w:t>
-      </w:r>
-      <w:r>
-        <w:t>。</w:t>
+        <w:rPr>
+          <w:sz w:val="24"/>
+        </w:rPr>
+        <w:t>位址由本次 Vivado address map 決定：LED 0x41200000、Button 0x41210000。PG144 給 offset，不會替每個設計指定 AXI base；程式使用 BSP 產生的 xparameters.h。</w:t>
       </w:r>
     </w:p>
     <w:p>
@@ -3650,24 +2554,45 @@
     <w:p>
       <w:pPr>
         <w:pStyle w:val="1"/>
+        <w:rPr>
+          <w:lang w:eastAsia="zh-TW"/>
+        </w:rPr>
       </w:pPr>
       <w:r>
+        <w:rPr>
+          <w:lang w:eastAsia="zh-TW"/>
+        </w:rPr>
         <w:lastRenderedPageBreak/>
         <w:t xml:space="preserve">UG585 </w:t>
       </w:r>
       <w:r>
+        <w:rPr>
+          <w:lang w:eastAsia="zh-TW"/>
+        </w:rPr>
         <w:t>與</w:t>
       </w:r>
       <w:r>
+        <w:rPr>
+          <w:lang w:eastAsia="zh-TW"/>
+        </w:rPr>
         <w:t xml:space="preserve"> UG821 </w:t>
       </w:r>
       <w:r>
+        <w:rPr>
+          <w:lang w:eastAsia="zh-TW"/>
+        </w:rPr>
         <w:t>對應到</w:t>
       </w:r>
       <w:r>
+        <w:rPr>
+          <w:lang w:eastAsia="zh-TW"/>
+        </w:rPr>
         <w:t xml:space="preserve"> CPU </w:t>
       </w:r>
       <w:r>
+        <w:rPr>
+          <w:lang w:eastAsia="zh-TW"/>
+        </w:rPr>
         <w:t>中斷程式</w:t>
       </w:r>
     </w:p>
@@ -3721,39 +2646,10 @@
     <w:p>
       <w:pPr>
         <w:pStyle w:val="af7"/>
+        <w:jc w:val="center"/>
       </w:pPr>
       <w:r>
-        <w:t>圖</w:t>
-      </w:r>
-      <w:r>
-        <w:t xml:space="preserve"> 5</w:t>
-      </w:r>
-      <w:r>
-        <w:t xml:space="preserve">　</w:t>
-      </w:r>
-      <w:r>
-        <w:t xml:space="preserve">UG585 </w:t>
-      </w:r>
-      <w:r>
-        <w:t>頁</w:t>
-      </w:r>
-      <w:r>
-        <w:t xml:space="preserve"> 231</w:t>
-      </w:r>
-      <w:r>
-        <w:t>。</w:t>
-      </w:r>
-      <w:r>
-        <w:t xml:space="preserve">IRQ_F2P[0] </w:t>
-      </w:r>
-      <w:r>
-        <w:t>對應</w:t>
-      </w:r>
-      <w:r>
-        <w:t xml:space="preserve"> GIC ID 61</w:t>
-      </w:r>
-      <w:r>
-        <w:t>。</w:t>
+        <w:t>圖 5　UG585 頁 231。IRQ_F2P[0] 對應 GIC ID 61。</w:t>
       </w:r>
     </w:p>
     <w:p>
@@ -3806,101 +2702,36 @@
     <w:p>
       <w:pPr>
         <w:pStyle w:val="af7"/>
+        <w:jc w:val="center"/>
+        <w:rPr>
+          <w:lang w:eastAsia="zh-TW"/>
+        </w:rPr>
       </w:pPr>
       <w:r>
-        <w:t>圖</w:t>
-      </w:r>
-      <w:r>
-        <w:t xml:space="preserve"> 6</w:t>
-      </w:r>
-      <w:r>
-        <w:t xml:space="preserve">　</w:t>
-      </w:r>
-      <w:r>
-        <w:t xml:space="preserve">UG821 </w:t>
-      </w:r>
-      <w:r>
-        <w:t>提供檔</w:t>
-      </w:r>
-      <w:r>
-        <w:t xml:space="preserve"> PDF </w:t>
-      </w:r>
-      <w:r>
-        <w:t>頁</w:t>
-      </w:r>
-      <w:r>
-        <w:t xml:space="preserve"> 18</w:t>
-      </w:r>
-      <w:r>
-        <w:t>。紅框連結</w:t>
-      </w:r>
-      <w:r>
-        <w:t xml:space="preserve"> bare-metal application</w:t>
-      </w:r>
-      <w:r>
-        <w:t>、硬體平台檔案與</w:t>
-      </w:r>
-      <w:r>
-        <w:t xml:space="preserve"> BSP libraries</w:t>
-      </w:r>
-      <w:r>
-        <w:t>／</w:t>
-      </w:r>
-      <w:r>
-        <w:t>drivers</w:t>
-      </w:r>
-      <w:r>
-        <w:t>。</w:t>
+        <w:rPr>
+          <w:lang w:eastAsia="zh-TW"/>
+        </w:rPr>
+        <w:t>圖 6　UG821 提供檔 PDF 頁 18。紅框連結 bare-metal application、硬體平台檔案與 BSP libraries／drivers。</w:t>
       </w:r>
     </w:p>
     <w:p>
+      <w:pPr>
+        <w:rPr>
+          <w:sz w:val="24"/>
+        </w:rPr>
+      </w:pPr>
       <w:r>
-        <w:t>硬體匯出</w:t>
+        <w:rPr>
+          <w:sz w:val="24"/>
+          <w:lang w:eastAsia="zh-TW"/>
+        </w:rPr>
+        <w:t>硬體匯出 HDF → SDK hardware platform → BSP → application ELF。</w:t>
       </w:r>
       <w:r>
-        <w:t xml:space="preserve"> HDF → SDK hardware platform → BSP → appli</w:t>
-      </w:r>
-      <w:r>
-        <w:t>cation ELF</w:t>
-      </w:r>
-      <w:r>
-        <w:t>。</w:t>
-      </w:r>
-      <w:r>
-        <w:t xml:space="preserve">XScuGic_Connect </w:t>
-      </w:r>
-      <w:r>
-        <w:t>將</w:t>
-      </w:r>
-      <w:r>
-        <w:t xml:space="preserve"> ID 61 </w:t>
-      </w:r>
-      <w:r>
-        <w:t>對應到</w:t>
-      </w:r>
-      <w:r>
-        <w:t xml:space="preserve"> ButtonIsr</w:t>
-      </w:r>
-      <w:r>
-        <w:t>；</w:t>
-      </w:r>
-      <w:r>
-        <w:t xml:space="preserve">Xil_ExceptionRegisterHandler </w:t>
-      </w:r>
-      <w:r>
-        <w:t>將</w:t>
-      </w:r>
-      <w:r>
-        <w:t xml:space="preserve"> CPU IRQ </w:t>
-      </w:r>
-      <w:r>
-        <w:t>對應到</w:t>
-      </w:r>
-      <w:r>
-        <w:t xml:space="preserve"> XScuGic_InterruptHandler</w:t>
-      </w:r>
-      <w:r>
-        <w:t>，再由它分派回呼。</w:t>
+        <w:rPr>
+          <w:sz w:val="24"/>
+        </w:rPr>
+        <w:t>XScuGic_Connect 將 ID 61 對應到 ButtonIsr；Xil_ExceptionRegisterHandler 將 CPU IRQ 對應到 XScuGic_InterruptHandler，再由它分派回呼。</w:t>
       </w:r>
     </w:p>
     <w:p>
@@ -3970,85 +2801,51 @@
     <w:p>
       <w:pPr>
         <w:pStyle w:val="af7"/>
+        <w:jc w:val="center"/>
       </w:pPr>
       <w:r>
-        <w:t>圖</w:t>
-      </w:r>
-      <w:r>
-        <w:t xml:space="preserve"> 7</w:t>
-      </w:r>
-      <w:r>
-        <w:t xml:space="preserve">　</w:t>
-      </w:r>
-      <w:r>
-        <w:t xml:space="preserve">button_conditioner.v </w:t>
-      </w:r>
-      <w:r>
-        <w:t>的等效</w:t>
-      </w:r>
-      <w:r>
-        <w:t xml:space="preserve"> FSM</w:t>
-      </w:r>
-      <w:r>
-        <w:t>。</w:t>
-      </w:r>
-      <w:r>
-        <w:t xml:space="preserve">RTL </w:t>
-      </w:r>
-      <w:r>
-        <w:t>實際使用</w:t>
-      </w:r>
-      <w:r>
-        <w:t xml:space="preserve"> pressed </w:t>
-      </w:r>
-      <w:r>
-        <w:t>與</w:t>
-      </w:r>
-      <w:r>
-        <w:t xml:space="preserve"> count</w:t>
-      </w:r>
-      <w:r>
-        <w:t>，不另宣告</w:t>
-      </w:r>
-      <w:r>
-        <w:t xml:space="preserve"> enum state</w:t>
-      </w:r>
-      <w:r>
-        <w:t>。</w:t>
+        <w:t>圖 7　button_conditioner.v 的等效 FSM。RTL 實際使用 pressed 與 count，不另宣告 enum state。</w:t>
       </w:r>
     </w:p>
     <w:p>
+      <w:pPr>
+        <w:rPr>
+          <w:sz w:val="24"/>
+          <w:lang w:eastAsia="zh-TW"/>
+        </w:rPr>
+      </w:pPr>
       <w:r>
-        <w:t>四個概念狀態為穩定放開、確認按下、穩定按下、確認放開。若同步後輸入回到既有</w:t>
+        <w:rPr>
+          <w:sz w:val="24"/>
+        </w:rPr>
+        <w:t>四個概念狀態為穩定放開、確認按下、穩定按下、確認放開。</w:t>
       </w:r>
       <w:r>
-        <w:t xml:space="preserve"> pressed</w:t>
-      </w:r>
-      <w:r>
-        <w:t>，累計清零；只有新值連續穩定到門檻，才更新</w:t>
-      </w:r>
-      <w:r>
-        <w:t xml:space="preserve"> pressed</w:t>
-      </w:r>
-      <w:r>
-        <w:t>。兩級同步器不是去彈跳器，兩者處理不同問題。</w:t>
+        <w:rPr>
+          <w:sz w:val="24"/>
+          <w:lang w:eastAsia="zh-TW"/>
+        </w:rPr>
+        <w:t>若同步後輸入回到既有 pressed，累計清零；只有新值連續穩定到門檻，才更新 pressed。兩級同步器不是去彈跳器，兩者處理不同問題。</w:t>
       </w:r>
     </w:p>
     <w:p>
       <w:pPr>
         <w:spacing w:after="140" w:line="240" w:lineRule="auto"/>
+        <w:rPr>
+          <w:sz w:val="24"/>
+        </w:rPr>
       </w:pPr>
       <w:r>
         <w:rPr>
           <w:rFonts w:ascii="Consolas" w:hAnsi="Consolas"/>
-          <w:sz w:val="16"/>
+          <w:sz w:val="20"/>
         </w:rPr>
         <w:t>if (normalized == pressed) count &lt;= 0;</w:t>
       </w:r>
       <w:r>
         <w:rPr>
           <w:rFonts w:ascii="Consolas" w:hAnsi="Consolas"/>
-          <w:sz w:val="16"/>
+          <w:sz w:val="20"/>
         </w:rPr>
         <w:br/>
         <w:t>else if (count == STABLE_CYCLES-1) begin</w:t>
@@ -4056,7 +2853,7 @@
       <w:r>
         <w:rPr>
           <w:rFonts w:ascii="Consolas" w:hAnsi="Consolas"/>
-          <w:sz w:val="16"/>
+          <w:sz w:val="20"/>
         </w:rPr>
         <w:br/>
         <w:t xml:space="preserve">    pressed &lt;= normalized;</w:t>
@@ -4064,7 +2861,7 @@
       <w:r>
         <w:rPr>
           <w:rFonts w:ascii="Consolas" w:hAnsi="Consolas"/>
-          <w:sz w:val="16"/>
+          <w:sz w:val="20"/>
         </w:rPr>
         <w:br/>
         <w:t xml:space="preserve">    count &lt;= 0;</w:t>
@@ -4072,58 +2869,37 @@
       <w:r>
         <w:rPr>
           <w:rFonts w:ascii="Consolas" w:hAnsi="Consolas"/>
-          <w:sz w:val="16"/>
+          <w:sz w:val="20"/>
         </w:rPr>
         <w:br/>
         <w:t>end else count &lt;= count + 1'b1;</w:t>
       </w:r>
     </w:p>
     <w:p>
+      <w:pPr>
+        <w:rPr>
+          <w:sz w:val="24"/>
+          <w:lang w:eastAsia="zh-TW"/>
+        </w:rPr>
+      </w:pPr>
       <w:r>
-        <w:t>硬體時脈</w:t>
-      </w:r>
-      <w:r>
-        <w:t xml:space="preserve"> 50 MHz</w:t>
-      </w:r>
-      <w:r>
-        <w:t>，週期</w:t>
-      </w:r>
-      <w:r>
-        <w:t xml:space="preserve"> 20 ns</w:t>
-      </w:r>
-      <w:r>
-        <w:t>；</w:t>
-      </w:r>
-      <w:r>
-        <w:t xml:space="preserve">1,000,000 × 20 ns = </w:t>
-      </w:r>
-      <w:r>
-        <w:t>20 ms</w:t>
-      </w:r>
-      <w:r>
-        <w:t>。</w:t>
-      </w:r>
-      <w:r>
-        <w:t xml:space="preserve">20 ms </w:t>
-      </w:r>
-      <w:r>
-        <w:t>是本次設計選擇，沒有宣稱量測到機械彈跳剛好</w:t>
-      </w:r>
-      <w:r>
-        <w:t xml:space="preserve"> 20 ms</w:t>
-      </w:r>
-      <w:r>
-        <w:t>。模擬將門檻縮為</w:t>
-      </w:r>
-      <w:r>
-        <w:t xml:space="preserve"> 4 cycles</w:t>
-      </w:r>
-      <w:r>
-        <w:t>，以加速測試同一邏輯。</w:t>
+        <w:rPr>
+          <w:sz w:val="24"/>
+          <w:lang w:eastAsia="zh-TW"/>
+        </w:rPr>
+        <w:t>硬體時脈 50 MHz，週期 20 ns；1,000,000 × 20 ns = 20 ms。模擬將門檻縮為 4 cycles。</w:t>
       </w:r>
     </w:p>
     <w:p>
+      <w:pPr>
+        <w:rPr>
+          <w:lang w:eastAsia="zh-TW"/>
+        </w:rPr>
+      </w:pPr>
       <w:r>
+        <w:rPr>
+          <w:lang w:eastAsia="zh-TW"/>
+        </w:rPr>
         <w:br w:type="page"/>
       </w:r>
     </w:p>
@@ -4198,44 +2974,30 @@
     <w:p>
       <w:pPr>
         <w:pStyle w:val="af7"/>
+        <w:jc w:val="center"/>
       </w:pPr>
       <w:r>
-        <w:t>圖</w:t>
-      </w:r>
-      <w:r>
-        <w:t xml:space="preserve"> 8</w:t>
-      </w:r>
-      <w:r>
-        <w:t xml:space="preserve">　</w:t>
-      </w:r>
-      <w:r>
-        <w:t xml:space="preserve">C application </w:t>
-      </w:r>
-      <w:r>
-        <w:t>的</w:t>
-      </w:r>
-      <w:r>
-        <w:t xml:space="preserve"> LED </w:t>
-      </w:r>
-      <w:r>
-        <w:t>狀態模型；每個有效按下事件切換一次。</w:t>
+        <w:t>圖 8　C application 的 LED 狀態模型；每個有效按下事件切換一次。</w:t>
       </w:r>
     </w:p>
     <w:p>
       <w:pPr>
         <w:spacing w:after="140" w:line="240" w:lineRule="auto"/>
+        <w:rPr>
+          <w:sz w:val="24"/>
+        </w:rPr>
       </w:pPr>
       <w:r>
         <w:rPr>
           <w:rFonts w:ascii="Consolas" w:hAnsi="Consolas"/>
-          <w:sz w:val="16"/>
+          <w:sz w:val="20"/>
         </w:rPr>
         <w:t>static void ButtonIsr(void *ref)</w:t>
       </w:r>
       <w:r>
         <w:rPr>
           <w:rFonts w:ascii="Consolas" w:hAnsi="Consolas"/>
-          <w:sz w:val="16"/>
+          <w:sz w:val="20"/>
         </w:rPr>
         <w:br/>
         <w:t>{</w:t>
@@ -4243,7 +3005,7 @@
       <w:r>
         <w:rPr>
           <w:rFonts w:ascii="Consolas" w:hAnsi="Consolas"/>
-          <w:sz w:val="16"/>
+          <w:sz w:val="20"/>
         </w:rPr>
         <w:br/>
         <w:t xml:space="preserve">    XGpio *gpio = (XGpio *)ref;</w:t>
@@ -4251,22 +3013,15 @@
       <w:r>
         <w:rPr>
           <w:rFonts w:ascii="Consolas" w:hAnsi="Consolas"/>
-          <w:sz w:val="16"/>
+          <w:sz w:val="20"/>
         </w:rPr>
         <w:br/>
-        <w:t xml:space="preserve">    u32 pending = XGpio_InterruptGetStatus(gpio) &amp; X</w:t>
+        <w:t xml:space="preserve">    u32 pending = XGpio_InterruptGetStatus(gpio) &amp; XGPIO_IR_CH1_MASK;</w:t>
       </w:r>
       <w:r>
         <w:rPr>
           <w:rFonts w:ascii="Consolas" w:hAnsi="Consolas"/>
-          <w:sz w:val="16"/>
-        </w:rPr>
-        <w:t>GPIO_IR_CH1_MASK;</w:t>
-      </w:r>
-      <w:r>
-        <w:rPr>
-          <w:rFonts w:ascii="Consolas" w:hAnsi="Consolas"/>
-          <w:sz w:val="16"/>
+          <w:sz w:val="20"/>
         </w:rPr>
         <w:br/>
         <w:t xml:space="preserve">    if (pending == 0U) return;</w:t>
@@ -4274,7 +3029,7 @@
       <w:r>
         <w:rPr>
           <w:rFonts w:ascii="Consolas" w:hAnsi="Consolas"/>
-          <w:sz w:val="16"/>
+          <w:sz w:val="20"/>
         </w:rPr>
         <w:br/>
         <w:t xml:space="preserve">    u32 pressed = XGpio_DiscreteRead(gpio, 1U) &amp; 1U;</w:t>
@@ -4282,7 +3037,7 @@
       <w:r>
         <w:rPr>
           <w:rFonts w:ascii="Consolas" w:hAnsi="Consolas"/>
-          <w:sz w:val="16"/>
+          <w:sz w:val="20"/>
         </w:rPr>
         <w:br/>
         <w:t xml:space="preserve">    /* AXI GPIO IPISR is toggle-on-write, not PS GPIO write-one-to-clear.</w:t>
@@ -4290,7 +3045,7 @@
       <w:r>
         <w:rPr>
           <w:rFonts w:ascii="Consolas" w:hAnsi="Consolas"/>
-          <w:sz w:val="16"/>
+          <w:sz w:val="20"/>
         </w:rPr>
         <w:br/>
         <w:t xml:space="preserve">     * This BSP API reads status and writes only bits already set.</w:t>
@@ -4298,7 +3053,7 @@
       <w:r>
         <w:rPr>
           <w:rFonts w:ascii="Consolas" w:hAnsi="Consolas"/>
-          <w:sz w:val="16"/>
+          <w:sz w:val="20"/>
         </w:rPr>
         <w:br/>
         <w:t xml:space="preserve">     */</w:t>
@@ -4306,22 +3061,15 @@
       <w:r>
         <w:rPr>
           <w:rFonts w:ascii="Consolas" w:hAnsi="Consolas"/>
-          <w:sz w:val="16"/>
+          <w:sz w:val="20"/>
         </w:rPr>
         <w:br/>
-        <w:t xml:space="preserve">    X</w:t>
+        <w:t xml:space="preserve">    XGpio_InterruptClear(gpio, pending);</w:t>
       </w:r>
       <w:r>
         <w:rPr>
           <w:rFonts w:ascii="Consolas" w:hAnsi="Consolas"/>
-          <w:sz w:val="16"/>
-        </w:rPr>
-        <w:t>Gpio_InterruptClear(gpio, pending);</w:t>
-      </w:r>
-      <w:r>
-        <w:rPr>
-          <w:rFonts w:ascii="Consolas" w:hAnsi="Consolas"/>
-          <w:sz w:val="16"/>
+          <w:sz w:val="20"/>
         </w:rPr>
         <w:br/>
         <w:t xml:space="preserve">    ++irq_count;</w:t>
@@ -4329,7 +3077,7 @@
       <w:r>
         <w:rPr>
           <w:rFonts w:ascii="Consolas" w:hAnsi="Consolas"/>
-          <w:sz w:val="16"/>
+          <w:sz w:val="20"/>
         </w:rPr>
         <w:br/>
         <w:t xml:space="preserve">    if (pressed != 0U &amp;&amp; last_button == 0U) {</w:t>
@@ -4337,7 +3085,7 @@
       <w:r>
         <w:rPr>
           <w:rFonts w:ascii="Consolas" w:hAnsi="Consolas"/>
-          <w:sz w:val="16"/>
+          <w:sz w:val="20"/>
         </w:rPr>
         <w:br/>
         <w:t xml:space="preserve">        ++press_count;</w:t>
@@ -4345,7 +3093,7 @@
       <w:r>
         <w:rPr>
           <w:rFonts w:ascii="Consolas" w:hAnsi="Consolas"/>
-          <w:sz w:val="16"/>
+          <w:sz w:val="20"/>
         </w:rPr>
         <w:br/>
         <w:t xml:space="preserve">        led_state ^= 1U;</w:t>
@@ -4353,7 +3101,7 @@
       <w:r>
         <w:rPr>
           <w:rFonts w:ascii="Consolas" w:hAnsi="Consolas"/>
-          <w:sz w:val="16"/>
+          <w:sz w:val="20"/>
         </w:rPr>
         <w:br/>
         <w:t xml:space="preserve">        XGpio_DiscreteWrite(&amp;Led, 1U, led_state);</w:t>
@@ -4361,7 +3109,7 @@
       <w:r>
         <w:rPr>
           <w:rFonts w:ascii="Consolas" w:hAnsi="Consolas"/>
-          <w:sz w:val="16"/>
+          <w:sz w:val="20"/>
         </w:rPr>
         <w:br/>
         <w:t xml:space="preserve">    }</w:t>
@@ -4369,145 +3117,92 @@
       <w:r>
         <w:rPr>
           <w:rFonts w:ascii="Consolas" w:hAnsi="Consolas"/>
-          <w:sz w:val="16"/>
+          <w:sz w:val="20"/>
         </w:rPr>
         <w:br/>
-        <w:t xml:space="preserve">    last_button = pressed; /* release IRQ arms the ne</w:t>
+        <w:t xml:space="preserve">    last_button = pressed; /* release IRQ arms the next press */</w:t>
       </w:r>
       <w:r>
         <w:rPr>
           <w:rFonts w:ascii="Consolas" w:hAnsi="Consolas"/>
-          <w:sz w:val="16"/>
-        </w:rPr>
-        <w:t>xt press */</w:t>
-      </w:r>
-      <w:r>
-        <w:rPr>
-          <w:rFonts w:ascii="Consolas" w:hAnsi="Consolas"/>
-          <w:sz w:val="16"/>
+          <w:sz w:val="20"/>
         </w:rPr>
         <w:br/>
         <w:t>}</w:t>
       </w:r>
     </w:p>
     <w:p>
+      <w:pPr>
+        <w:rPr>
+          <w:sz w:val="24"/>
+          <w:lang w:eastAsia="zh-TW"/>
+        </w:rPr>
+      </w:pPr>
       <w:r>
-        <w:t xml:space="preserve">ButtonIsr </w:t>
+        <w:rPr>
+          <w:sz w:val="24"/>
+        </w:rPr>
+        <w:t>ButtonIsr 是本次自行撰寫的應用中斷處理。XGpio 與 XScuGic 是 BSP 提供的 driver。清來源後，僅 pressed = 1 且 last_button = 0 才增加 press_count 並 XOR LED。</w:t>
       </w:r>
       <w:r>
-        <w:t>是本次自行撰寫的應用中斷處理。</w:t>
-      </w:r>
-      <w:r>
-        <w:t xml:space="preserve">XGpio </w:t>
-      </w:r>
-      <w:r>
-        <w:t>與</w:t>
-      </w:r>
-      <w:r>
-        <w:t xml:space="preserve"> XScuGic </w:t>
-      </w:r>
-      <w:r>
-        <w:t>是</w:t>
-      </w:r>
-      <w:r>
-        <w:t xml:space="preserve"> BSP </w:t>
-      </w:r>
-      <w:r>
-        <w:t>提供的</w:t>
-      </w:r>
-      <w:r>
-        <w:t xml:space="preserve"> driver</w:t>
-      </w:r>
-      <w:r>
-        <w:t>，並未宣稱從零重寫整套</w:t>
-      </w:r>
-      <w:r>
-        <w:t xml:space="preserve"> driver</w:t>
-      </w:r>
-      <w:r>
-        <w:t>。清來源後，僅</w:t>
-      </w:r>
-      <w:r>
-        <w:t xml:space="preserve"> pressed = 1 </w:t>
-      </w:r>
-      <w:r>
-        <w:t>且</w:t>
-      </w:r>
-      <w:r>
-        <w:t xml:space="preserve"> last_button = 0 </w:t>
-      </w:r>
-      <w:r>
-        <w:t>才增加</w:t>
-      </w:r>
-      <w:r>
-        <w:t xml:space="preserve"> press_count </w:t>
-      </w:r>
-      <w:r>
-        <w:t>並</w:t>
-      </w:r>
-      <w:r>
-        <w:t xml:space="preserve"> XOR LED</w:t>
-      </w:r>
-      <w:r>
-        <w:t>。放開仍增加</w:t>
-      </w:r>
-      <w:r>
-        <w:t xml:space="preserve"> irq_count</w:t>
-      </w:r>
-      <w:r>
-        <w:t>，但不切換</w:t>
-      </w:r>
-      <w:r>
-        <w:t xml:space="preserve"> LED</w:t>
-      </w:r>
-      <w:r>
-        <w:t>。</w:t>
+        <w:rPr>
+          <w:sz w:val="24"/>
+          <w:lang w:eastAsia="zh-TW"/>
+        </w:rPr>
+        <w:t>放開仍增加 irq_count，但不切換 LED。</w:t>
       </w:r>
     </w:p>
     <w:p>
+      <w:pPr>
+        <w:rPr>
+          <w:lang w:eastAsia="zh-TW"/>
+        </w:rPr>
+      </w:pPr>
       <w:r>
+        <w:rPr>
+          <w:lang w:eastAsia="zh-TW"/>
+        </w:rPr>
         <w:br w:type="page"/>
       </w:r>
     </w:p>
     <w:p>
       <w:pPr>
         <w:pStyle w:val="1"/>
+        <w:rPr>
+          <w:lang w:eastAsia="zh-TW"/>
+        </w:rPr>
       </w:pPr>
       <w:r>
+        <w:rPr>
+          <w:lang w:eastAsia="zh-TW"/>
+        </w:rPr>
         <w:lastRenderedPageBreak/>
         <w:t>模擬程式一</w:t>
       </w:r>
       <w:r>
+        <w:rPr>
+          <w:lang w:eastAsia="zh-TW"/>
+        </w:rPr>
         <w:t xml:space="preserve"> </w:t>
       </w:r>
       <w:r>
+        <w:rPr>
+          <w:lang w:eastAsia="zh-TW"/>
+        </w:rPr>
         <w:t>同步去彈跳與極性</w:t>
       </w:r>
     </w:p>
     <w:p>
+      <w:pPr>
+        <w:rPr>
+          <w:sz w:val="24"/>
+        </w:rPr>
+      </w:pPr>
       <w:r>
-        <w:t>檔案</w:t>
-      </w:r>
-      <w:r>
-        <w:t xml:space="preserve"> src/tb_button_conditioner.v</w:t>
-      </w:r>
-      <w:r>
-        <w:t>；被測模組為</w:t>
-      </w:r>
-      <w:r>
-        <w:t xml:space="preserve"> button_conditioner</w:t>
-      </w:r>
-      <w:r>
-        <w:t>。目標是驗</w:t>
-      </w:r>
-      <w:r>
-        <w:t>證短暫彈跳不形成有效按下、長時間維持不重複產生狀態邊緣，以及高有效／低有效兩組設定得到相同邏輯</w:t>
-      </w:r>
-      <w:r>
-        <w:t xml:space="preserve"> pressed</w:t>
-      </w:r>
-      <w:r>
-        <w:t>。</w:t>
+        <w:rPr>
+          <w:sz w:val="24"/>
+        </w:rPr>
+        <w:t>檔案 src/tb_button_conditioner.v；被測模組為 button_conditioner。目標是驗證短暫彈跳不形成有效按下、長時間維持不重複產生狀態邊緣，以及高有效／低有效兩組設定得到相同邏輯 pressed。</w:t>
       </w:r>
     </w:p>
     <w:tbl>
@@ -4620,19 +3315,7 @@
               <w:rPr>
                 <w:sz w:val="18"/>
               </w:rPr>
-              <w:t xml:space="preserve">dut </w:t>
-            </w:r>
-            <w:r>
-              <w:rPr>
-                <w:sz w:val="18"/>
-              </w:rPr>
-              <w:t>與</w:t>
-            </w:r>
-            <w:r>
-              <w:rPr>
-                <w:sz w:val="18"/>
-              </w:rPr>
-              <w:t xml:space="preserve"> low_dut</w:t>
+              <w:t>dut 與 low_dut</w:t>
             </w:r>
           </w:p>
         </w:tc>
@@ -4662,37 +3345,7 @@
               <w:rPr>
                 <w:sz w:val="18"/>
               </w:rPr>
-              <w:t>同時測</w:t>
-            </w:r>
-            <w:r>
-              <w:rPr>
-                <w:sz w:val="18"/>
-              </w:rPr>
-              <w:t xml:space="preserve"> ACTIVE_LOW = 0 </w:t>
-            </w:r>
-            <w:r>
-              <w:rPr>
-                <w:sz w:val="18"/>
-              </w:rPr>
-              <w:t>與</w:t>
-            </w:r>
-            <w:r>
-              <w:rPr>
-                <w:sz w:val="18"/>
-              </w:rPr>
-              <w:t xml:space="preserve"> 1</w:t>
-            </w:r>
-            <w:r>
-              <w:rPr>
-                <w:sz w:val="18"/>
-              </w:rPr>
-              <w:t>；門檻都縮為</w:t>
-            </w:r>
-            <w:r>
-              <w:rPr>
-                <w:sz w:val="18"/>
-              </w:rPr>
-              <w:t xml:space="preserve"> 4</w:t>
+              <w:t>同時測 ACTIVE_LOW = 0 與 1；門檻都縮為 4</w:t>
             </w:r>
           </w:p>
         </w:tc>
@@ -4727,19 +3380,7 @@
               <w:rPr>
                 <w:sz w:val="18"/>
               </w:rPr>
-              <w:t xml:space="preserve">cycles </w:t>
-            </w:r>
-            <w:r>
-              <w:rPr>
-                <w:sz w:val="18"/>
-              </w:rPr>
-              <w:t>與</w:t>
-            </w:r>
-            <w:r>
-              <w:rPr>
-                <w:sz w:val="18"/>
-              </w:rPr>
-              <w:t xml:space="preserve"> expect_state</w:t>
+              <w:t>cycles 與 expect_state</w:t>
             </w:r>
           </w:p>
         </w:tc>
@@ -4764,10 +3405,14 @@
           <w:p>
             <w:pPr>
               <w:spacing w:after="40" w:line="259" w:lineRule="auto"/>
+              <w:rPr>
+                <w:lang w:eastAsia="zh-TW"/>
+              </w:rPr>
             </w:pPr>
             <w:r>
               <w:rPr>
                 <w:sz w:val="18"/>
+                <w:lang w:eastAsia="zh-TW"/>
               </w:rPr>
               <w:t>在負緣安排刺激；檢查兩種極性輸出是否符合預期</w:t>
             </w:r>
@@ -4804,13 +3449,7 @@
               <w:rPr>
                 <w:sz w:val="18"/>
               </w:rPr>
-              <w:t xml:space="preserve">raw </w:t>
-            </w:r>
-            <w:r>
-              <w:rPr>
-                <w:sz w:val="18"/>
-              </w:rPr>
-              <w:t>短脈衝序列</w:t>
+              <w:t>raw 短脈衝序列</w:t>
             </w:r>
           </w:p>
         </w:tc>
@@ -4835,10 +3474,14 @@
           <w:p>
             <w:pPr>
               <w:spacing w:after="40" w:line="259" w:lineRule="auto"/>
+              <w:rPr>
+                <w:lang w:eastAsia="zh-TW"/>
+              </w:rPr>
             </w:pPr>
             <w:r>
               <w:rPr>
                 <w:sz w:val="18"/>
+                <w:lang w:eastAsia="zh-TW"/>
               </w:rPr>
               <w:t>模擬按下與放開前的機械彈跳</w:t>
             </w:r>
@@ -4875,25 +3518,7 @@
               <w:rPr>
                 <w:sz w:val="18"/>
               </w:rPr>
-              <w:t>rises</w:t>
-            </w:r>
-            <w:r>
-              <w:rPr>
-                <w:sz w:val="18"/>
-              </w:rPr>
-              <w:t>／</w:t>
-            </w:r>
-            <w:r>
-              <w:rPr>
-                <w:sz w:val="18"/>
-              </w:rPr>
-              <w:t xml:space="preserve">falls </w:t>
-            </w:r>
-            <w:r>
-              <w:rPr>
-                <w:sz w:val="18"/>
-              </w:rPr>
-              <w:t>計數</w:t>
+              <w:t>rises／falls 計數</w:t>
             </w:r>
           </w:p>
         </w:tc>
@@ -4918,10 +3543,14 @@
           <w:p>
             <w:pPr>
               <w:spacing w:after="40" w:line="259" w:lineRule="auto"/>
+              <w:rPr>
+                <w:lang w:eastAsia="zh-TW"/>
+              </w:rPr>
             </w:pPr>
             <w:r>
               <w:rPr>
                 <w:sz w:val="18"/>
+                <w:lang w:eastAsia="zh-TW"/>
               </w:rPr>
               <w:t>最後檢查只有一次有效上升與下降</w:t>
             </w:r>
@@ -4958,19 +3587,7 @@
               <w:rPr>
                 <w:sz w:val="18"/>
               </w:rPr>
-              <w:t>$fatal</w:t>
-            </w:r>
-            <w:r>
-              <w:rPr>
-                <w:sz w:val="18"/>
-              </w:rPr>
-              <w:t>／</w:t>
-            </w:r>
-            <w:r>
-              <w:rPr>
-                <w:sz w:val="18"/>
-              </w:rPr>
-              <w:t>PASS</w:t>
+              <w:t>$fatal／PASS</w:t>
             </w:r>
           </w:p>
         </w:tc>
@@ -5000,13 +3617,7 @@
               <w:rPr>
                 <w:sz w:val="18"/>
               </w:rPr>
-              <w:t>不符合預期即失敗；全部條件成立才印</w:t>
-            </w:r>
-            <w:r>
-              <w:rPr>
-                <w:sz w:val="18"/>
-              </w:rPr>
-              <w:t xml:space="preserve"> PASS</w:t>
+              <w:t>不符合預期即失敗；全部條件成立才印 PASS</w:t>
             </w:r>
           </w:p>
         </w:tc>
@@ -5067,192 +3678,83 @@
     <w:p>
       <w:pPr>
         <w:pStyle w:val="af7"/>
+        <w:rPr>
+          <w:lang w:eastAsia="zh-TW"/>
+        </w:rPr>
       </w:pPr>
       <w:r>
-        <w:t>圖</w:t>
-      </w:r>
-      <w:r>
-        <w:t xml:space="preserve"> 9</w:t>
-      </w:r>
-      <w:r>
-        <w:t xml:space="preserve">　</w:t>
-      </w:r>
-      <w:r>
-        <w:t xml:space="preserve">Vivado XSim 2018.3 </w:t>
-      </w:r>
-      <w:r>
-        <w:t>真實</w:t>
-      </w:r>
-      <w:r>
-        <w:t xml:space="preserve"> VCD </w:t>
-      </w:r>
-      <w:r>
-        <w:t>波形資料圖。來源為本次乾淨重建的</w:t>
-      </w:r>
-      <w:r>
-        <w:t xml:space="preserve"> debounce.vcd</w:t>
-      </w:r>
-      <w:r>
-        <w:t>；這是資料匯出圖，並非</w:t>
-      </w:r>
-      <w:r>
-        <w:t xml:space="preserve"> GUI </w:t>
-      </w:r>
-      <w:r>
-        <w:t>視窗截圖。</w:t>
-      </w:r>
-      <w:r>
-        <w:t xml:space="preserve"> </w:t>
-      </w:r>
-      <w:r>
-        <w:t>實際</w:t>
-      </w:r>
-      <w:r>
-        <w:t xml:space="preserve"> Vivado </w:t>
-      </w:r>
-      <w:r>
-        <w:t>視窗截圖見附錄圖</w:t>
-      </w:r>
-      <w:r>
-        <w:t xml:space="preserve"> 11</w:t>
-      </w:r>
-      <w:r>
-        <w:t>。</w:t>
+        <w:rPr>
+          <w:lang w:eastAsia="zh-TW"/>
+        </w:rPr>
+        <w:t>圖 9　Vivado XSim 2018.3 真實 VCD 波形資料圖。來源為本次乾淨重建的 debounce.vcd；這是資料匯出圖，並非 GUI 視窗截圖。 實際 Vivado 視窗截圖見附錄圖 11。</w:t>
       </w:r>
     </w:p>
     <w:p>
+      <w:pPr>
+        <w:rPr>
+          <w:sz w:val="24"/>
+          <w:lang w:eastAsia="zh-TW"/>
+        </w:rPr>
+      </w:pPr>
       <w:r>
-        <w:t>圖中</w:t>
-      </w:r>
-      <w:r>
-        <w:t xml:space="preserve"> 120–220 ns </w:t>
-      </w:r>
-      <w:r>
-        <w:t>的短變化被抑制；</w:t>
-      </w:r>
-      <w:r>
-        <w:t xml:space="preserve">raw </w:t>
-      </w:r>
-      <w:r>
-        <w:t>在</w:t>
-      </w:r>
-      <w:r>
-        <w:t xml:space="preserve"> 380 ns </w:t>
-      </w:r>
-      <w:r>
-        <w:t>穩定按下後，</w:t>
-      </w:r>
-      <w:r>
-        <w:t xml:space="preserve">pressed </w:t>
-      </w:r>
-      <w:r>
-        <w:t>於</w:t>
-      </w:r>
-      <w:r>
-        <w:t xml:space="preserve"> 490 ns </w:t>
-      </w:r>
-      <w:r>
-        <w:t>更新。放開時同樣先過濾彈跳，於</w:t>
-      </w:r>
-      <w:r>
-        <w:t xml:space="preserve"> 1310 ns </w:t>
-      </w:r>
-      <w:r>
-        <w:t>回到</w:t>
-      </w:r>
-      <w:r>
-        <w:t xml:space="preserve"> 0</w:t>
-      </w:r>
-      <w:r>
-        <w:t>。兩種極性輸出一致。</w:t>
+        <w:rPr>
+          <w:sz w:val="24"/>
+          <w:lang w:eastAsia="zh-TW"/>
+        </w:rPr>
+        <w:t>圖中 120–220 ns 的短變化被抑制；raw 在 380 ns 穩定按下後，pressed 於 490 ns 更新。放開時同樣先過濾彈跳，於 1310 ns 回到 0。兩種極性輸出一致。</w:t>
       </w:r>
     </w:p>
     <w:p>
+      <w:pPr>
+        <w:rPr>
+          <w:lang w:eastAsia="zh-TW"/>
+        </w:rPr>
+      </w:pPr>
       <w:r>
+        <w:rPr>
+          <w:lang w:eastAsia="zh-TW"/>
+        </w:rPr>
         <w:br w:type="page"/>
       </w:r>
     </w:p>
     <w:p>
       <w:pPr>
         <w:pStyle w:val="1"/>
+        <w:rPr>
+          <w:lang w:eastAsia="zh-TW"/>
+        </w:rPr>
       </w:pPr>
       <w:r>
+        <w:rPr>
+          <w:lang w:eastAsia="zh-TW"/>
+        </w:rPr>
         <w:lastRenderedPageBreak/>
         <w:t>模擬程式二</w:t>
       </w:r>
       <w:r>
+        <w:rPr>
+          <w:lang w:eastAsia="zh-TW"/>
+        </w:rPr>
         <w:t xml:space="preserve"> AXI GPIO </w:t>
       </w:r>
       <w:r>
+        <w:rPr>
+          <w:lang w:eastAsia="zh-TW"/>
+        </w:rPr>
         <w:t>中斷與遮蔽</w:t>
       </w:r>
     </w:p>
     <w:p>
+      <w:pPr>
+        <w:rPr>
+          <w:sz w:val="24"/>
+        </w:rPr>
+      </w:pPr>
       <w:r>
-        <w:t>檔案</w:t>
-      </w:r>
-      <w:r>
-        <w:t xml:space="preserve"> src/tb_axi_gpio_irq.v</w:t>
-      </w:r>
-      <w:r>
-        <w:t>；被測對象</w:t>
-      </w:r>
-      <w:r>
-        <w:t>是</w:t>
-      </w:r>
-      <w:r>
-        <w:t xml:space="preserve"> Vivado 2018.3 </w:t>
-      </w:r>
-      <w:r>
-        <w:t>產生的真正</w:t>
-      </w:r>
-      <w:r>
-        <w:t xml:space="preserve"> AXI GPIO v2.0 IP</w:t>
-      </w:r>
-      <w:r>
-        <w:t>，參數與按鍵</w:t>
-      </w:r>
-      <w:r>
-        <w:t xml:space="preserve"> GPIO </w:t>
-      </w:r>
-      <w:r>
-        <w:t>一致。</w:t>
-      </w:r>
-      <w:r>
-        <w:t>wr</w:t>
-      </w:r>
-      <w:r>
-        <w:t>／</w:t>
-      </w:r>
-      <w:r>
-        <w:t xml:space="preserve">rd tasks </w:t>
-      </w:r>
-      <w:r>
-        <w:t>扮演</w:t>
-      </w:r>
-      <w:r>
-        <w:t xml:space="preserve"> AXI-Lite master</w:t>
-      </w:r>
-      <w:r>
-        <w:t>，產生讀寫握手以測試</w:t>
-      </w:r>
-      <w:r>
-        <w:t xml:space="preserve"> register</w:t>
-      </w:r>
-      <w:r>
-        <w:t>；它們不代表</w:t>
-      </w:r>
-      <w:r>
-        <w:t xml:space="preserve"> ARM </w:t>
-      </w:r>
-      <w:r>
-        <w:t>或</w:t>
-      </w:r>
-      <w:r>
-        <w:t xml:space="preserve"> ISR </w:t>
-      </w:r>
-      <w:r>
-        <w:t>已在模擬中執行。</w:t>
+        <w:rPr>
+          <w:sz w:val="24"/>
+        </w:rPr>
+        <w:t>檔案 src/tb_axi_gpio_irq.v；被測對象是 Vivado 2018.3 產生的真正 AXI GPIO v2.0 IP，參數與按鍵 GPIO 一致。wr／rd tasks 扮演 AXI-Lite master，產生讀寫握手以測試 register；它們不代表 ARM 或 ISR 已在模擬中執行。</w:t>
       </w:r>
     </w:p>
     <w:tbl>
@@ -5365,19 +3867,7 @@
               <w:rPr>
                 <w:sz w:val="18"/>
               </w:rPr>
-              <w:t xml:space="preserve">reset </w:t>
-            </w:r>
-            <w:r>
-              <w:rPr>
-                <w:sz w:val="18"/>
-              </w:rPr>
-              <w:t>保持</w:t>
-            </w:r>
-            <w:r>
-              <w:rPr>
-                <w:sz w:val="18"/>
-              </w:rPr>
-              <w:t xml:space="preserve"> 20 cycles</w:t>
+              <w:t>reset 保持 20 cycles</w:t>
             </w:r>
           </w:p>
         </w:tc>
@@ -5407,25 +3897,7 @@
               <w:rPr>
                 <w:sz w:val="18"/>
               </w:rPr>
-              <w:t>避開</w:t>
-            </w:r>
-            <w:r>
-              <w:rPr>
-                <w:sz w:val="18"/>
-              </w:rPr>
-              <w:t xml:space="preserve"> XSim </w:t>
-            </w:r>
-            <w:r>
-              <w:rPr>
-                <w:sz w:val="18"/>
-              </w:rPr>
-              <w:t>開始的</w:t>
-            </w:r>
-            <w:r>
-              <w:rPr>
-                <w:sz w:val="18"/>
-              </w:rPr>
-              <w:t xml:space="preserve"> 100 ns global reset</w:t>
+              <w:t>避開 XSim 開始的 100 ns global reset</w:t>
             </w:r>
           </w:p>
         </w:tc>
@@ -5460,19 +3932,7 @@
               <w:rPr>
                 <w:sz w:val="18"/>
               </w:rPr>
-              <w:t>rd</w:t>
-            </w:r>
-            <w:r>
-              <w:rPr>
-                <w:sz w:val="18"/>
-              </w:rPr>
-              <w:t>／</w:t>
-            </w:r>
-            <w:r>
-              <w:rPr>
-                <w:sz w:val="18"/>
-              </w:rPr>
-              <w:t>wr tasks</w:t>
+              <w:t>rd／wr tasks</w:t>
             </w:r>
           </w:p>
         </w:tc>
@@ -5502,43 +3962,7 @@
               <w:rPr>
                 <w:sz w:val="18"/>
               </w:rPr>
-              <w:t>驗證</w:t>
-            </w:r>
-            <w:r>
-              <w:rPr>
-                <w:sz w:val="18"/>
-              </w:rPr>
-              <w:t xml:space="preserve"> AXI address</w:t>
-            </w:r>
-            <w:r>
-              <w:rPr>
-                <w:sz w:val="18"/>
-              </w:rPr>
-              <w:t>、</w:t>
-            </w:r>
-            <w:r>
-              <w:rPr>
-                <w:sz w:val="18"/>
-              </w:rPr>
-              <w:t xml:space="preserve">data </w:t>
-            </w:r>
-            <w:r>
-              <w:rPr>
-                <w:sz w:val="18"/>
-              </w:rPr>
-              <w:t>與</w:t>
-            </w:r>
-            <w:r>
-              <w:rPr>
-                <w:sz w:val="18"/>
-              </w:rPr>
-              <w:t xml:space="preserve"> response </w:t>
-            </w:r>
-            <w:r>
-              <w:rPr>
-                <w:sz w:val="18"/>
-              </w:rPr>
-              <w:t>握手</w:t>
+              <w:t>驗證 AXI address、data 與 response 握手</w:t>
             </w:r>
           </w:p>
         </w:tc>
@@ -5573,37 +3997,7 @@
               <w:rPr>
                 <w:sz w:val="18"/>
               </w:rPr>
-              <w:t>IPISR</w:t>
-            </w:r>
-            <w:r>
-              <w:rPr>
-                <w:sz w:val="18"/>
-              </w:rPr>
-              <w:t>／</w:t>
-            </w:r>
-            <w:r>
-              <w:rPr>
-                <w:sz w:val="18"/>
-              </w:rPr>
-              <w:t>IPIER</w:t>
-            </w:r>
-            <w:r>
-              <w:rPr>
-                <w:sz w:val="18"/>
-              </w:rPr>
-              <w:t>／</w:t>
-            </w:r>
-            <w:r>
-              <w:rPr>
-                <w:sz w:val="18"/>
-              </w:rPr>
-              <w:t xml:space="preserve">GIER </w:t>
-            </w:r>
-            <w:r>
-              <w:rPr>
-                <w:sz w:val="18"/>
-              </w:rPr>
-              <w:t>初始化</w:t>
+              <w:t>IPISR／IPIER／GIER 初始化</w:t>
             </w:r>
           </w:p>
         </w:tc>
@@ -5633,25 +4027,7 @@
               <w:rPr>
                 <w:sz w:val="18"/>
               </w:rPr>
-              <w:t>先清現有狀態，再開</w:t>
-            </w:r>
-            <w:r>
-              <w:rPr>
-                <w:sz w:val="18"/>
-              </w:rPr>
-              <w:t xml:space="preserve"> channel </w:t>
-            </w:r>
-            <w:r>
-              <w:rPr>
-                <w:sz w:val="18"/>
-              </w:rPr>
-              <w:t>及</w:t>
-            </w:r>
-            <w:r>
-              <w:rPr>
-                <w:sz w:val="18"/>
-              </w:rPr>
-              <w:t xml:space="preserve"> global enable</w:t>
+              <w:t>先清現有狀態，再開 channel 及 global enable</w:t>
             </w:r>
           </w:p>
         </w:tc>
@@ -5711,36 +4087,16 @@
           <w:p>
             <w:pPr>
               <w:spacing w:after="40" w:line="259" w:lineRule="auto"/>
+              <w:rPr>
+                <w:lang w:eastAsia="zh-TW"/>
+              </w:rPr>
             </w:pPr>
             <w:r>
               <w:rPr>
                 <w:sz w:val="18"/>
+                <w:lang w:eastAsia="zh-TW"/>
               </w:rPr>
-              <w:t>兩次輸入變化都要產生</w:t>
-            </w:r>
-            <w:r>
-              <w:rPr>
-                <w:sz w:val="18"/>
-              </w:rPr>
-              <w:t xml:space="preserve"> IRQ</w:t>
-            </w:r>
-            <w:r>
-              <w:rPr>
-                <w:sz w:val="18"/>
-              </w:rPr>
-              <w:t>；讀</w:t>
-            </w:r>
-            <w:r>
-              <w:rPr>
-                <w:sz w:val="18"/>
-              </w:rPr>
-              <w:t xml:space="preserve"> DATA </w:t>
-            </w:r>
-            <w:r>
-              <w:rPr>
-                <w:sz w:val="18"/>
-              </w:rPr>
-              <w:t>確認狀態</w:t>
+              <w:t>兩次輸入變化都要產生 IRQ；讀 DATA 確認狀態</w:t>
             </w:r>
           </w:p>
         </w:tc>
@@ -5775,13 +4131,7 @@
               <w:rPr>
                 <w:sz w:val="18"/>
               </w:rPr>
-              <w:t xml:space="preserve">IRQ </w:t>
-            </w:r>
-            <w:r>
-              <w:rPr>
-                <w:sz w:val="18"/>
-              </w:rPr>
-              <w:t>保持與清除</w:t>
+              <w:t>IRQ 保持與清除</w:t>
             </w:r>
           </w:p>
         </w:tc>
@@ -5806,24 +4156,16 @@
           <w:p>
             <w:pPr>
               <w:spacing w:after="40" w:line="259" w:lineRule="auto"/>
+              <w:rPr>
+                <w:lang w:eastAsia="zh-TW"/>
+              </w:rPr>
             </w:pPr>
             <w:r>
               <w:rPr>
                 <w:sz w:val="18"/>
+                <w:lang w:eastAsia="zh-TW"/>
               </w:rPr>
-              <w:t>未清之前保持高；寫</w:t>
-            </w:r>
-            <w:r>
-              <w:rPr>
-                <w:sz w:val="18"/>
-              </w:rPr>
-              <w:t xml:space="preserve"> IPISR </w:t>
-            </w:r>
-            <w:r>
-              <w:rPr>
-                <w:sz w:val="18"/>
-              </w:rPr>
-              <w:t>後下降；按住不重觸發</w:t>
+              <w:t>未清之前保持高；寫 IPISR 後下降；按住不重觸發</w:t>
             </w:r>
           </w:p>
         </w:tc>
@@ -5858,13 +4200,7 @@
               <w:rPr>
                 <w:sz w:val="18"/>
               </w:rPr>
-              <w:t xml:space="preserve">IPIER = 0 </w:t>
-            </w:r>
-            <w:r>
-              <w:rPr>
-                <w:sz w:val="18"/>
-              </w:rPr>
-              <w:t>後重新啟用</w:t>
+              <w:t>IPIER = 0 後重新啟用</w:t>
             </w:r>
           </w:p>
         </w:tc>
@@ -5894,19 +4230,7 @@
               <w:rPr>
                 <w:sz w:val="18"/>
               </w:rPr>
-              <w:t>遮蔽輸出，但</w:t>
-            </w:r>
-            <w:r>
-              <w:rPr>
-                <w:sz w:val="18"/>
-              </w:rPr>
-              <w:t xml:space="preserve"> pending </w:t>
-            </w:r>
-            <w:r>
-              <w:rPr>
-                <w:sz w:val="18"/>
-              </w:rPr>
-              <w:t>事件可在重新啟用後送出</w:t>
+              <w:t>遮蔽輸出，但 pending 事件可在重新啟用後送出</w:t>
             </w:r>
           </w:p>
         </w:tc>
@@ -5922,7 +4246,6 @@
         <w:spacing w:after="80"/>
         <w:jc w:val="center"/>
       </w:pPr>
-      <w:bookmarkStart w:id="0" w:name="_GoBack"/>
       <w:r>
         <w:rPr>
           <w:noProof/>
@@ -5964,941 +4287,391 @@
           </wp:inline>
         </w:drawing>
       </w:r>
-      <w:bookmarkEnd w:id="0"/>
     </w:p>
     <w:p>
       <w:pPr>
         <w:pStyle w:val="af7"/>
+        <w:rPr>
+          <w:lang w:eastAsia="zh-TW"/>
+        </w:rPr>
       </w:pPr>
       <w:r>
-        <w:t>圖</w:t>
-      </w:r>
-      <w:r>
-        <w:t xml:space="preserve"> 10</w:t>
-      </w:r>
-      <w:r>
-        <w:t xml:space="preserve">　</w:t>
-      </w:r>
-      <w:r>
-        <w:t xml:space="preserve">Vivado XSim 2018.3 </w:t>
-      </w:r>
-      <w:r>
-        <w:t>真實</w:t>
-      </w:r>
-      <w:r>
-        <w:t xml:space="preserve"> AXI GPIO VCD </w:t>
-      </w:r>
-      <w:r>
-        <w:t>波形資料圖，來源</w:t>
-      </w:r>
-      <w:r>
-        <w:t xml:space="preserve"> axi_gpio_irq.vcd</w:t>
-      </w:r>
-      <w:r>
-        <w:t>；並非</w:t>
-      </w:r>
-      <w:r>
-        <w:t xml:space="preserve"> GUI </w:t>
-      </w:r>
-      <w:r>
-        <w:t>視窗截圖。</w:t>
-      </w:r>
-      <w:r>
-        <w:t xml:space="preserve"> </w:t>
-      </w:r>
-      <w:r>
-        <w:t>實際</w:t>
-      </w:r>
-      <w:r>
-        <w:t xml:space="preserve"> Vivado </w:t>
-      </w:r>
-      <w:r>
-        <w:t>視窗截圖見附錄圖</w:t>
-      </w:r>
-      <w:r>
-        <w:t xml:space="preserve"> 12</w:t>
-      </w:r>
-      <w:r>
-        <w:t>。</w:t>
+        <w:rPr>
+          <w:lang w:eastAsia="zh-TW"/>
+        </w:rPr>
+        <w:t>圖 10　Vivado XSim 2018.3 真實 AXI GPIO VCD 波形資料圖，來源 axi_gpio_irq.vcd；並非 GUI 視窗截圖。 實際 Vivado 視窗截圖見附錄圖 12。</w:t>
       </w:r>
     </w:p>
     <w:p>
+      <w:pPr>
+        <w:rPr>
+          <w:sz w:val="24"/>
+          <w:lang w:eastAsia="zh-TW"/>
+        </w:rPr>
+      </w:pPr>
       <w:r>
-        <w:t>短按彈跳不產生</w:t>
-      </w:r>
-      <w:r>
-        <w:t xml:space="preserve"> IRQ</w:t>
-      </w:r>
-      <w:r>
-        <w:t>。第一次穩定按下後</w:t>
-      </w:r>
-      <w:r>
-        <w:t xml:space="preserve"> IRQ </w:t>
-      </w:r>
-      <w:r>
-        <w:t>升高並等待清除；放開後再次升高。最後一段</w:t>
-      </w:r>
-      <w:r>
-        <w:t xml:space="preserve"> raw </w:t>
-      </w:r>
-      <w:r>
-        <w:t>已按下而</w:t>
-      </w:r>
-      <w:r>
-        <w:t xml:space="preserve"> IRQ </w:t>
-      </w:r>
-      <w:r>
-        <w:t>暫低，重新啟用</w:t>
-      </w:r>
-      <w:r>
-        <w:t xml:space="preserve"> IPIER </w:t>
-      </w:r>
-      <w:r>
-        <w:t>後才送出</w:t>
-      </w:r>
-      <w:r>
-        <w:t xml:space="preserve"> pending </w:t>
-      </w:r>
-      <w:r>
-        <w:t>事件。精確時間與</w:t>
-      </w:r>
-      <w:r>
-        <w:t xml:space="preserve"> bus </w:t>
-      </w:r>
-      <w:r>
-        <w:t>值可用附上的</w:t>
-      </w:r>
-      <w:r>
-        <w:t xml:space="preserve"> WDB </w:t>
-      </w:r>
-      <w:r>
-        <w:t>在</w:t>
-      </w:r>
-      <w:r>
-        <w:t xml:space="preserve"> Vivado </w:t>
-      </w:r>
-      <w:r>
-        <w:t>放大查閱。</w:t>
+        <w:rPr>
+          <w:sz w:val="24"/>
+          <w:lang w:eastAsia="zh-TW"/>
+        </w:rPr>
+        <w:t>短按彈跳不產生 IRQ。第一次穩定按下後 IRQ 升高並等待清除；放開後再次升高。最後一段 raw 已按下而 IRQ 暫低，重新啟用 IPIER 後才送出 pending 事件。精確時間與 bus 值可用附上的 WDB 在 Vivado 放大查閱。</w:t>
       </w:r>
     </w:p>
     <w:p>
+      <w:pPr>
+        <w:rPr>
+          <w:lang w:eastAsia="zh-TW"/>
+        </w:rPr>
+      </w:pPr>
       <w:r>
+        <w:rPr>
+          <w:lang w:eastAsia="zh-TW"/>
+        </w:rPr>
         <w:br w:type="page"/>
       </w:r>
     </w:p>
     <w:p>
       <w:pPr>
         <w:pStyle w:val="1"/>
+        <w:rPr>
+          <w:lang w:eastAsia="zh-TW"/>
+        </w:rPr>
       </w:pPr>
       <w:r>
+        <w:rPr>
+          <w:lang w:eastAsia="zh-TW"/>
+        </w:rPr>
         <w:lastRenderedPageBreak/>
         <w:t>從</w:t>
       </w:r>
       <w:r>
+        <w:rPr>
+          <w:lang w:eastAsia="zh-TW"/>
+        </w:rPr>
         <w:t xml:space="preserve"> Vivado </w:t>
       </w:r>
       <w:r>
+        <w:rPr>
+          <w:lang w:eastAsia="zh-TW"/>
+        </w:rPr>
         <w:t>建立硬體的操作步驟</w:t>
       </w:r>
     </w:p>
     <w:p>
+      <w:pPr>
+        <w:rPr>
+          <w:sz w:val="24"/>
+        </w:rPr>
+      </w:pPr>
       <w:r>
-        <w:t>1. Create Project → RTL Project</w:t>
-      </w:r>
-      <w:r>
-        <w:t>；</w:t>
-      </w:r>
-      <w:r>
-        <w:t xml:space="preserve">part </w:t>
-      </w:r>
-      <w:r>
-        <w:t>選</w:t>
-      </w:r>
-      <w:r>
-        <w:t xml:space="preserve"> xc7z020clg484-1</w:t>
-      </w:r>
-      <w:r>
-        <w:t>；專案路徑使用</w:t>
-      </w:r>
-      <w:r>
-        <w:t xml:space="preserve"> D </w:t>
-      </w:r>
-      <w:r>
-        <w:t>槽</w:t>
-      </w:r>
-      <w:r>
-        <w:t xml:space="preserve"> ASCII </w:t>
-      </w:r>
-      <w:r>
-        <w:t>目錄。</w:t>
+        <w:rPr>
+          <w:sz w:val="24"/>
+        </w:rPr>
+        <w:t>1. Create Project → RTL Project；part 選 xc7z020clg484-1；專案路徑使用 D 槽 ASCII 目錄。</w:t>
       </w:r>
     </w:p>
     <w:p>
+      <w:pPr>
+        <w:rPr>
+          <w:sz w:val="24"/>
+        </w:rPr>
+      </w:pPr>
       <w:r>
-        <w:t xml:space="preserve">2. </w:t>
-      </w:r>
-      <w:r>
-        <w:t>建立</w:t>
-      </w:r>
-      <w:r>
-        <w:t xml:space="preserve"> syste</w:t>
-      </w:r>
-      <w:r>
-        <w:t>m Block Design</w:t>
-      </w:r>
-      <w:r>
-        <w:t>；加入</w:t>
-      </w:r>
-      <w:r>
-        <w:t xml:space="preserve"> ZYNQ7 Processing System</w:t>
-      </w:r>
-      <w:r>
-        <w:t>，開</w:t>
-      </w:r>
-      <w:r>
-        <w:t xml:space="preserve"> M_AXI_GP0</w:t>
-      </w:r>
-      <w:r>
-        <w:t>、</w:t>
-      </w:r>
-      <w:r>
-        <w:t>FCLK_CLK0 = 50 MHz</w:t>
-      </w:r>
-      <w:r>
-        <w:t>、</w:t>
-      </w:r>
-      <w:r>
-        <w:t>fabric interrupt</w:t>
-      </w:r>
-      <w:r>
-        <w:t>；</w:t>
-      </w:r>
-      <w:r>
-        <w:t>PS crystal = 33.333333 MHz</w:t>
-      </w:r>
-      <w:r>
-        <w:t>；關閉外部</w:t>
-      </w:r>
-      <w:r>
-        <w:t xml:space="preserve"> DDR </w:t>
-      </w:r>
-      <w:r>
-        <w:t>與</w:t>
-      </w:r>
-      <w:r>
-        <w:t xml:space="preserve"> UART</w:t>
-      </w:r>
-      <w:r>
-        <w:t>。</w:t>
+        <w:rPr>
+          <w:sz w:val="24"/>
+        </w:rPr>
+        <w:t>2. 建立 system Block Design；加入 ZYNQ7 Processing System，開 M_AXI_GP0、FCLK_CLK0 = 50 MHz、fabric interrupt；PS crystal = 33.333333 MHz；關閉外部 DDR 與 UART。</w:t>
       </w:r>
     </w:p>
     <w:p>
+      <w:pPr>
+        <w:rPr>
+          <w:sz w:val="24"/>
+        </w:rPr>
+      </w:pPr>
       <w:r>
-        <w:t xml:space="preserve">3. </w:t>
-      </w:r>
-      <w:r>
-        <w:t>加入兩個</w:t>
-      </w:r>
-      <w:r>
-        <w:t xml:space="preserve"> AXI GPIO</w:t>
-      </w:r>
-      <w:r>
-        <w:t>，依前表設定方向、寬度與</w:t>
-      </w:r>
-      <w:r>
-        <w:t xml:space="preserve"> interrupt</w:t>
-      </w:r>
-      <w:r>
-        <w:t>；執行</w:t>
-      </w:r>
-      <w:r>
-        <w:t xml:space="preserve"> Run Connection Automation </w:t>
-      </w:r>
-      <w:r>
-        <w:t>建立</w:t>
-      </w:r>
-      <w:r>
-        <w:t xml:space="preserve"> AXI interconnect </w:t>
-      </w:r>
-      <w:r>
-        <w:t>與</w:t>
-      </w:r>
-      <w:r>
-        <w:t xml:space="preserve"> reset</w:t>
-      </w:r>
-      <w:r>
-        <w:t>。</w:t>
+        <w:rPr>
+          <w:sz w:val="24"/>
+        </w:rPr>
+        <w:t>3. 加入兩個 AXI GPIO，依前表設定方向、寬度與 interrupt；執行 Run Connection Automation 建立 AXI interconnect 與 reset。</w:t>
       </w:r>
     </w:p>
     <w:p>
+      <w:pPr>
+        <w:rPr>
+          <w:sz w:val="24"/>
+        </w:rPr>
+      </w:pPr>
       <w:r>
-        <w:t xml:space="preserve">4. Add Sources </w:t>
-      </w:r>
-      <w:r>
-        <w:t>加入</w:t>
-      </w:r>
-      <w:r>
-        <w:t xml:space="preserve"> button_</w:t>
-      </w:r>
-      <w:r>
-        <w:t>conditioner.v</w:t>
-      </w:r>
-      <w:r>
-        <w:t>；</w:t>
-      </w:r>
-      <w:r>
-        <w:t>Add Module to Block Design</w:t>
-      </w:r>
-      <w:r>
-        <w:t>；設定門檻</w:t>
-      </w:r>
-      <w:r>
-        <w:t xml:space="preserve"> 1,000,000 </w:t>
-      </w:r>
-      <w:r>
-        <w:t>與</w:t>
-      </w:r>
-      <w:r>
-        <w:t xml:space="preserve"> ACTIVE_LOW = 0</w:t>
-      </w:r>
-      <w:r>
-        <w:t>。</w:t>
+        <w:rPr>
+          <w:sz w:val="24"/>
+        </w:rPr>
+        <w:t>4. Add Sources 加入 button_conditioner.v；Add Module to Block Design；設定門檻 1,000,000 與 ACTIVE_LOW = 0。</w:t>
       </w:r>
     </w:p>
     <w:p>
+      <w:pPr>
+        <w:rPr>
+          <w:sz w:val="24"/>
+        </w:rPr>
+      </w:pPr>
       <w:r>
-        <w:t xml:space="preserve">5. </w:t>
-      </w:r>
-      <w:r>
-        <w:t>將</w:t>
-      </w:r>
-      <w:r>
-        <w:t xml:space="preserve"> pressed </w:t>
-      </w:r>
-      <w:r>
-        <w:t>接</w:t>
-      </w:r>
-      <w:r>
-        <w:t xml:space="preserve"> GPIO input</w:t>
-      </w:r>
-      <w:r>
-        <w:t>，</w:t>
-      </w:r>
-      <w:r>
-        <w:t xml:space="preserve">ip2intc_irpt </w:t>
-      </w:r>
-      <w:r>
-        <w:t>接</w:t>
-      </w:r>
-      <w:r>
-        <w:t xml:space="preserve"> IRQ_F2P</w:t>
-      </w:r>
-      <w:r>
-        <w:t>；</w:t>
-      </w:r>
-      <w:r>
-        <w:t xml:space="preserve">button_raw </w:t>
-      </w:r>
-      <w:r>
-        <w:t>與</w:t>
-      </w:r>
-      <w:r>
-        <w:t xml:space="preserve"> led_logical_on </w:t>
-      </w:r>
-      <w:r>
-        <w:t>設為</w:t>
-      </w:r>
-      <w:r>
-        <w:t xml:space="preserve"> external</w:t>
-      </w:r>
-      <w:r>
-        <w:t>。時脈接</w:t>
-      </w:r>
-      <w:r>
-        <w:t xml:space="preserve"> FCLK_CLK0</w:t>
-      </w:r>
-      <w:r>
-        <w:t>，</w:t>
-      </w:r>
-      <w:r>
-        <w:t xml:space="preserve">reset </w:t>
-      </w:r>
-      <w:r>
-        <w:t>接</w:t>
-      </w:r>
-      <w:r>
-        <w:t xml:space="preserve"> peripheral_aresetn</w:t>
-      </w:r>
-      <w:r>
-        <w:t>。</w:t>
+        <w:rPr>
+          <w:sz w:val="24"/>
+        </w:rPr>
+        <w:t>5. 將 pressed 接 GPIO input，ip2intc_irpt 接 IRQ_F2P；button_raw 與 led_logical_on 設為 external。時脈接 FCLK_CLK0，reset 接 peripheral_aresetn。</w:t>
       </w:r>
     </w:p>
     <w:p>
+      <w:pPr>
+        <w:rPr>
+          <w:sz w:val="24"/>
+        </w:rPr>
+      </w:pPr>
       <w:r>
-        <w:t xml:space="preserve">6. </w:t>
-      </w:r>
-      <w:r>
-        <w:t>加入</w:t>
-      </w:r>
-      <w:r>
-        <w:t xml:space="preserve"> XDC</w:t>
-      </w:r>
-      <w:r>
-        <w:t>，核對</w:t>
-      </w:r>
-      <w:r>
-        <w:t xml:space="preserve"> P16</w:t>
-      </w:r>
-      <w:r>
-        <w:t>／</w:t>
-      </w:r>
-      <w:r>
-        <w:t>T22</w:t>
-      </w:r>
-      <w:r>
-        <w:t>、</w:t>
-      </w:r>
-      <w:r>
-        <w:t xml:space="preserve">LVCMOS33 </w:t>
-      </w:r>
-      <w:r>
-        <w:t>與同步器</w:t>
-      </w:r>
-      <w:r>
-        <w:t xml:space="preserve"> false path</w:t>
-      </w:r>
-      <w:r>
-        <w:t>。</w:t>
-      </w:r>
-      <w:r>
-        <w:t>Addre</w:t>
-      </w:r>
-      <w:r>
-        <w:t xml:space="preserve">ss Editor </w:t>
-      </w:r>
-      <w:r>
-        <w:t>核對</w:t>
-      </w:r>
-      <w:r>
-        <w:t xml:space="preserve"> LED 0x41200000</w:t>
-      </w:r>
-      <w:r>
-        <w:t>、</w:t>
-      </w:r>
-      <w:r>
-        <w:t>Button 0x41210000</w:t>
-      </w:r>
-      <w:r>
-        <w:t>。</w:t>
+        <w:rPr>
+          <w:sz w:val="24"/>
+        </w:rPr>
+        <w:t>6. 加入 XDC，核對 P16／T22、LVCMOS33 與同步器 false path。Address Editor 核對 LED 0x41200000、Button 0x41210000。</w:t>
       </w:r>
     </w:p>
     <w:p>
+      <w:pPr>
+        <w:rPr>
+          <w:sz w:val="24"/>
+        </w:rPr>
+      </w:pPr>
       <w:r>
-        <w:t>7. Validate Design → Generate Output Products → Create HDL Wrapper → Run Synthesis → Run Implementation → Generate Bitstream</w:t>
-      </w:r>
-      <w:r>
-        <w:t>。</w:t>
+        <w:rPr>
+          <w:sz w:val="24"/>
+        </w:rPr>
+        <w:t>7. Validate Design → Generate Output Products → Create HDL Wrapper → Run Synthesis → Run Implementation → Generate Bitstream。</w:t>
       </w:r>
     </w:p>
     <w:p>
+      <w:pPr>
+        <w:rPr>
+          <w:sz w:val="24"/>
+        </w:rPr>
+      </w:pPr>
       <w:r>
-        <w:t xml:space="preserve">8. </w:t>
-      </w:r>
-      <w:r>
-        <w:t>檢查</w:t>
-      </w:r>
-      <w:r>
-        <w:t xml:space="preserve"> DRC </w:t>
-      </w:r>
-      <w:r>
-        <w:t>與</w:t>
-      </w:r>
-      <w:r>
-        <w:t xml:space="preserve"> timing</w:t>
-      </w:r>
-      <w:r>
-        <w:t>；</w:t>
-      </w:r>
-      <w:r>
-        <w:t>File → Export → Export Hardware</w:t>
-      </w:r>
-      <w:r>
-        <w:t>，勾</w:t>
-      </w:r>
-      <w:r>
-        <w:t xml:space="preserve"> Include Bitstream</w:t>
-      </w:r>
-      <w:r>
-        <w:t>。</w:t>
+        <w:rPr>
+          <w:sz w:val="24"/>
+        </w:rPr>
+        <w:t>8. 檢查 DRC 與 timing；File → Export → Export Hardware，勾 Include Bitstream。</w:t>
       </w:r>
     </w:p>
     <w:p>
+      <w:pPr>
+        <w:rPr>
+          <w:sz w:val="24"/>
+          <w:lang w:eastAsia="zh-TW"/>
+        </w:rPr>
+      </w:pPr>
       <w:r>
-        <w:t>可攜套件以</w:t>
+        <w:rPr>
+          <w:sz w:val="24"/>
+        </w:rPr>
+        <w:t>可攜套件以 scripts/create_design.tcl 明確建立上述連線，build_hardware.tcl 完成綜合、實作、bitstream 與 HDF。</w:t>
       </w:r>
       <w:r>
-        <w:t xml:space="preserve"> </w:t>
-      </w:r>
-      <w:r>
-        <w:t xml:space="preserve">scripts/create_design.tcl </w:t>
-      </w:r>
-      <w:r>
-        <w:t>明確建立上述連線，</w:t>
-      </w:r>
-      <w:r>
-        <w:t xml:space="preserve">build_hardware.tcl </w:t>
-      </w:r>
-      <w:r>
-        <w:t>完成綜合、實作、</w:t>
-      </w:r>
-      <w:r>
-        <w:t xml:space="preserve">bitstream </w:t>
-      </w:r>
-      <w:r>
-        <w:t>與</w:t>
-      </w:r>
-      <w:r>
-        <w:t xml:space="preserve"> HDF</w:t>
-      </w:r>
-      <w:r>
-        <w:t>。參數來源與輸出路徑由腳本保留，避免僅依賴</w:t>
-      </w:r>
-      <w:r>
-        <w:t xml:space="preserve"> GUI </w:t>
-      </w:r>
-      <w:r>
-        <w:t>點選紀錄。</w:t>
+        <w:rPr>
+          <w:sz w:val="24"/>
+          <w:lang w:eastAsia="zh-TW"/>
+        </w:rPr>
+        <w:t>參數來源與輸出路徑由腳本保留，避免僅依賴 GUI 點選紀錄。</w:t>
       </w:r>
     </w:p>
     <w:p>
+      <w:pPr>
+        <w:rPr>
+          <w:lang w:eastAsia="zh-TW"/>
+        </w:rPr>
+      </w:pPr>
       <w:r>
+        <w:rPr>
+          <w:lang w:eastAsia="zh-TW"/>
+        </w:rPr>
         <w:br w:type="page"/>
       </w:r>
     </w:p>
     <w:p>
       <w:pPr>
         <w:pStyle w:val="1"/>
+        <w:rPr>
+          <w:lang w:eastAsia="zh-TW"/>
+        </w:rPr>
       </w:pPr>
       <w:r>
+        <w:rPr>
+          <w:lang w:eastAsia="zh-TW"/>
+        </w:rPr>
         <w:lastRenderedPageBreak/>
         <w:t xml:space="preserve">SDK </w:t>
       </w:r>
       <w:r>
+        <w:rPr>
+          <w:lang w:eastAsia="zh-TW"/>
+        </w:rPr>
         <w:t>應用與</w:t>
       </w:r>
       <w:r>
+        <w:rPr>
+          <w:lang w:eastAsia="zh-TW"/>
+        </w:rPr>
         <w:t xml:space="preserve"> JTAG </w:t>
       </w:r>
       <w:r>
+        <w:rPr>
+          <w:lang w:eastAsia="zh-TW"/>
+        </w:rPr>
         <w:t>執行步驟</w:t>
       </w:r>
     </w:p>
     <w:p>
+      <w:pPr>
+        <w:rPr>
+          <w:sz w:val="24"/>
+        </w:rPr>
+      </w:pPr>
       <w:r>
-        <w:t xml:space="preserve">1. SDK 2018.3 </w:t>
-      </w:r>
-      <w:r>
-        <w:t>使用</w:t>
-      </w:r>
-      <w:r>
-        <w:t xml:space="preserve"> D </w:t>
-      </w:r>
-      <w:r>
-        <w:t>槽</w:t>
-      </w:r>
-      <w:r>
-        <w:t xml:space="preserve"> workspace</w:t>
-      </w:r>
-      <w:r>
-        <w:t>，建立／匯入</w:t>
-      </w:r>
-      <w:r>
-        <w:t xml:space="preserve"> hardware platform HDF</w:t>
-      </w:r>
-      <w:r>
-        <w:t>。</w:t>
+        <w:rPr>
+          <w:sz w:val="24"/>
+        </w:rPr>
+        <w:t>1. SDK 2018.3 使用 D 槽 workspace，建立／匯入 hardware platform HDF。</w:t>
       </w:r>
     </w:p>
     <w:p>
+      <w:pPr>
+        <w:rPr>
+          <w:sz w:val="24"/>
+        </w:rPr>
+      </w:pPr>
       <w:r>
-        <w:t xml:space="preserve">2. </w:t>
-      </w:r>
-      <w:r>
-        <w:t>建立</w:t>
-      </w:r>
-      <w:r>
-        <w:t xml:space="preserve"> standalone BSP</w:t>
-      </w:r>
-      <w:r>
-        <w:t>，處理器選</w:t>
-      </w:r>
-      <w:r>
-        <w:t xml:space="preserve"> ps7_cortexa9_0</w:t>
-      </w:r>
-      <w:r>
-        <w:t>，再建立</w:t>
-      </w:r>
-      <w:r>
-        <w:t xml:space="preserve"> Empty Application hw2_</w:t>
-      </w:r>
-      <w:r>
-        <w:t>interrupt</w:t>
-      </w:r>
-      <w:r>
-        <w:t>。</w:t>
+        <w:rPr>
+          <w:sz w:val="24"/>
+        </w:rPr>
+        <w:t>2. 建立 standalone BSP，處理器選 ps7_cortexa9_0，再建立 Empty Application hw2_interrupt。</w:t>
       </w:r>
     </w:p>
     <w:p>
+      <w:pPr>
+        <w:rPr>
+          <w:sz w:val="24"/>
+        </w:rPr>
+      </w:pPr>
       <w:r>
-        <w:t xml:space="preserve">3. </w:t>
-      </w:r>
-      <w:r>
-        <w:t>加入</w:t>
-      </w:r>
-      <w:r>
-        <w:t xml:space="preserve"> main.c </w:t>
-      </w:r>
-      <w:r>
-        <w:t>與</w:t>
-      </w:r>
-      <w:r>
-        <w:t xml:space="preserve"> lscript.ld</w:t>
-      </w:r>
-      <w:r>
-        <w:t>；程式連結到</w:t>
-      </w:r>
-      <w:r>
-        <w:t xml:space="preserve"> OCM ps7_ram_0</w:t>
-      </w:r>
-      <w:r>
-        <w:t>，避免依賴未啟用的外部</w:t>
-      </w:r>
-      <w:r>
-        <w:t xml:space="preserve"> DDR</w:t>
-      </w:r>
-      <w:r>
-        <w:t>。</w:t>
+        <w:rPr>
+          <w:sz w:val="24"/>
+        </w:rPr>
+        <w:t>3. 加入 main.c 與 lscript.ld；程式連結到 OCM ps7_ram_0，避免依賴未啟用的外部 DDR。</w:t>
       </w:r>
     </w:p>
     <w:p>
+      <w:pPr>
+        <w:rPr>
+          <w:sz w:val="24"/>
+        </w:rPr>
+      </w:pPr>
       <w:r>
-        <w:t xml:space="preserve">4. Build BSP </w:t>
-      </w:r>
-      <w:r>
-        <w:t>與</w:t>
-      </w:r>
-      <w:r>
-        <w:t xml:space="preserve"> application</w:t>
-      </w:r>
-      <w:r>
-        <w:t>；確認</w:t>
-      </w:r>
-      <w:r>
-        <w:t xml:space="preserve"> ELF </w:t>
-      </w:r>
-      <w:r>
-        <w:t>產生。初始化使用</w:t>
-      </w:r>
-      <w:r>
-        <w:t xml:space="preserve"> XGpio</w:t>
-      </w:r>
-      <w:r>
-        <w:t>、</w:t>
-      </w:r>
-      <w:r>
-        <w:t xml:space="preserve">XScuGic </w:t>
-      </w:r>
-      <w:r>
-        <w:t>與</w:t>
-      </w:r>
-      <w:r>
-        <w:t xml:space="preserve"> exception APIs</w:t>
-      </w:r>
-      <w:r>
-        <w:t>。</w:t>
+        <w:rPr>
+          <w:sz w:val="24"/>
+        </w:rPr>
+        <w:t>4. Build BSP 與 application；確認 ELF 產生。初始化使用 XGpio、XScuGic 與 exception APIs。</w:t>
       </w:r>
     </w:p>
     <w:p>
+      <w:pPr>
+        <w:rPr>
+          <w:sz w:val="24"/>
+        </w:rPr>
+      </w:pPr>
       <w:r>
-        <w:t xml:space="preserve">5. </w:t>
-      </w:r>
-      <w:r>
-        <w:t>板卡電源與</w:t>
-      </w:r>
-      <w:r>
-        <w:t xml:space="preserve"> J1 USB-JTAG</w:t>
-      </w:r>
-      <w:r>
-        <w:t>／</w:t>
-      </w:r>
-      <w:r>
-        <w:t xml:space="preserve">UART </w:t>
-      </w:r>
-      <w:r>
-        <w:t>接妥。</w:t>
-      </w:r>
-      <w:r>
-        <w:t xml:space="preserve">Hardware Server </w:t>
-      </w:r>
-      <w:r>
-        <w:t>使用</w:t>
-      </w:r>
-      <w:r>
-        <w:t xml:space="preserve"> localhost:3121</w:t>
-      </w:r>
-      <w:r>
-        <w:t>。</w:t>
+        <w:rPr>
+          <w:sz w:val="24"/>
+        </w:rPr>
+        <w:t>5. 板卡電源與 J1 USB-JTAG／UART 接妥。Hardware Server 使用 localhost:3121。</w:t>
       </w:r>
     </w:p>
     <w:p>
+      <w:pPr>
+        <w:rPr>
+          <w:sz w:val="24"/>
+        </w:rPr>
+      </w:pPr>
       <w:r>
-        <w:t xml:space="preserve">6. Program FPGA </w:t>
-      </w:r>
-      <w:r>
-        <w:t>載入</w:t>
-      </w:r>
-      <w:r>
-        <w:t xml:space="preserve"> system_wrapper.bit</w:t>
-      </w:r>
-      <w:r>
-        <w:t>；初始化</w:t>
-      </w:r>
-      <w:r>
-        <w:t xml:space="preserve"> </w:t>
-      </w:r>
-      <w:r>
-        <w:t>PS</w:t>
-      </w:r>
-      <w:r>
-        <w:t>，執行</w:t>
-      </w:r>
-      <w:r>
-        <w:t xml:space="preserve"> ps7_init</w:t>
-      </w:r>
-      <w:r>
-        <w:t>、</w:t>
-      </w:r>
-      <w:r>
-        <w:t>ps7_post_config</w:t>
-      </w:r>
-      <w:r>
-        <w:t>；下載</w:t>
-      </w:r>
-      <w:r>
-        <w:t xml:space="preserve"> ELF </w:t>
-      </w:r>
-      <w:r>
-        <w:t>到</w:t>
-      </w:r>
-      <w:r>
-        <w:t xml:space="preserve"> CPU0 </w:t>
-      </w:r>
-      <w:r>
-        <w:t>並</w:t>
-      </w:r>
-      <w:r>
-        <w:t xml:space="preserve"> Run</w:t>
-      </w:r>
-      <w:r>
-        <w:t>。</w:t>
+        <w:rPr>
+          <w:sz w:val="24"/>
+        </w:rPr>
+        <w:t>6. Program FPGA 載入 system_wrapper.bit；初始化 PS，執行 ps7_init、ps7_post_config；下載 ELF 到 CPU0 並 Run。</w:t>
       </w:r>
     </w:p>
     <w:p>
+      <w:pPr>
+        <w:rPr>
+          <w:sz w:val="24"/>
+        </w:rPr>
+      </w:pPr>
       <w:r>
-        <w:t xml:space="preserve">7. </w:t>
-      </w:r>
-      <w:r>
-        <w:t>確認</w:t>
-      </w:r>
-      <w:r>
-        <w:t xml:space="preserve"> LED0 </w:t>
-      </w:r>
-      <w:r>
-        <w:t>初始亮。按中央</w:t>
-      </w:r>
-      <w:r>
-        <w:t xml:space="preserve"> BTNC</w:t>
-      </w:r>
-      <w:r>
-        <w:t>／</w:t>
-      </w:r>
-      <w:r>
-        <w:t xml:space="preserve">S6 </w:t>
-      </w:r>
-      <w:r>
-        <w:t>一次並放開，</w:t>
-      </w:r>
-      <w:r>
-        <w:t xml:space="preserve">LED </w:t>
-      </w:r>
-      <w:r>
-        <w:t>應切換；不要誤按</w:t>
-      </w:r>
-      <w:r>
-        <w:t xml:space="preserve"> SRST </w:t>
-      </w:r>
-      <w:r>
-        <w:t>或</w:t>
-      </w:r>
-      <w:r>
-        <w:t xml:space="preserve"> PROG</w:t>
-      </w:r>
-      <w:r>
-        <w:t>。</w:t>
+        <w:rPr>
+          <w:sz w:val="24"/>
+        </w:rPr>
+        <w:t>7. 確認 LED0 初始亮。按中央 BTNC／S6 一次並放開，LED 應切換；不要誤按 SRST 或 PROG。</w:t>
       </w:r>
     </w:p>
     <w:p>
+      <w:pPr>
+        <w:rPr>
+          <w:sz w:val="24"/>
+        </w:rPr>
+      </w:pPr>
       <w:r>
-        <w:t xml:space="preserve">8. </w:t>
-      </w:r>
-      <w:r>
-        <w:t>讀回</w:t>
-      </w:r>
-      <w:r>
-        <w:t xml:space="preserve"> app_status</w:t>
-      </w:r>
-      <w:r>
-        <w:t>、</w:t>
-      </w:r>
-      <w:r>
-        <w:t>led_state</w:t>
-      </w:r>
-      <w:r>
-        <w:t>、</w:t>
-      </w:r>
-      <w:r>
-        <w:t>press_count</w:t>
-      </w:r>
-      <w:r>
-        <w:t>、</w:t>
-      </w:r>
-      <w:r>
-        <w:t>irq_count</w:t>
-      </w:r>
-      <w:r>
-        <w:t>、</w:t>
-      </w:r>
-      <w:r>
-        <w:t xml:space="preserve">last_button </w:t>
-      </w:r>
-      <w:r>
-        <w:t>與</w:t>
-      </w:r>
-      <w:r>
-        <w:t xml:space="preserve"> GPIO DATA</w:t>
-      </w:r>
-      <w:r>
-        <w:t>，核對實際結果。</w:t>
+        <w:rPr>
+          <w:sz w:val="24"/>
+        </w:rPr>
+        <w:t>8. 讀回 app_status、led_state、press_count、irq_count、last_button 與 GPIO DATA，核對實際結果。</w:t>
       </w:r>
     </w:p>
     <w:p>
+      <w:pPr>
+        <w:rPr>
+          <w:sz w:val="24"/>
+          <w:lang w:eastAsia="zh-TW"/>
+        </w:rPr>
+      </w:pPr>
       <w:r>
-        <w:t>本次採暫時</w:t>
-      </w:r>
-      <w:r>
-        <w:t xml:space="preserve"> JTAG </w:t>
-      </w:r>
-      <w:r>
-        <w:t>下載，不寫入</w:t>
-      </w:r>
-      <w:r>
-        <w:t xml:space="preserve"> QSPI</w:t>
-      </w:r>
-      <w:r>
-        <w:t>／</w:t>
-      </w:r>
-      <w:r>
-        <w:t>SD</w:t>
-      </w:r>
-      <w:r>
-        <w:t>。斷電後需重新載入。</w:t>
-      </w:r>
-      <w:r>
-        <w:t xml:space="preserve">main </w:t>
-      </w:r>
-      <w:r>
-        <w:t>用</w:t>
-      </w:r>
-      <w:r>
-        <w:t xml:space="preserve"> WFI </w:t>
-      </w:r>
-      <w:r>
-        <w:t>等待中斷；</w:t>
-      </w:r>
-      <w:r>
-        <w:t xml:space="preserve">DCache </w:t>
-      </w:r>
-      <w:r>
-        <w:t>停用，使</w:t>
-      </w:r>
-      <w:r>
-        <w:t xml:space="preserve"> J</w:t>
-      </w:r>
-      <w:r>
-        <w:t xml:space="preserve">TAG </w:t>
-      </w:r>
-      <w:r>
-        <w:t>實體讀取的計數值與</w:t>
-      </w:r>
-      <w:r>
-        <w:t xml:space="preserve"> OCM </w:t>
-      </w:r>
-      <w:r>
-        <w:t>內容一致。</w:t>
-      </w:r>
-      <w:r>
-        <w:t xml:space="preserve">volatile </w:t>
-      </w:r>
-      <w:r>
-        <w:t>只能避免編譯器省略存取，不能取代</w:t>
-      </w:r>
-      <w:r>
-        <w:t xml:space="preserve"> cache </w:t>
-      </w:r>
-      <w:r>
-        <w:t>一致性處理。</w:t>
+        <w:rPr>
+          <w:sz w:val="24"/>
+          <w:lang w:eastAsia="zh-TW"/>
+        </w:rPr>
+        <w:t>本次採暫時 JTAG 下載，不寫入 QSPI／SD。斷電後需重新載入。main 用 WFI 等待中斷；DCache 停用，使 JTAG 實體讀取的計數值與 OCM 內容一致。volatile 只能避免編譯器省略存取，不能取代 cache 一致性處理。</w:t>
       </w:r>
     </w:p>
     <w:p>
+      <w:pPr>
+        <w:rPr>
+          <w:sz w:val="24"/>
+          <w:lang w:eastAsia="zh-TW"/>
+        </w:rPr>
+      </w:pPr>
       <w:r>
-        <w:t xml:space="preserve">GUI </w:t>
-      </w:r>
-      <w:r>
-        <w:t>下載可依上述步驟操作；套件也提供</w:t>
-      </w:r>
-      <w:r>
-        <w:t xml:space="preserve"> program </w:t>
-      </w:r>
-      <w:r>
-        <w:t>與</w:t>
-      </w:r>
-      <w:r>
-        <w:t xml:space="preserve"> read </w:t>
-      </w:r>
-      <w:r>
-        <w:t>腳本。</w:t>
-      </w:r>
-      <w:r>
-        <w:t xml:space="preserve">read </w:t>
-      </w:r>
-      <w:r>
-        <w:t>會短暫停止</w:t>
-      </w:r>
-      <w:r>
-        <w:t xml:space="preserve"> CPU</w:t>
-      </w:r>
-      <w:r>
-        <w:t>、讀取狀態後繼續。若多塊板卡同時連線，需在</w:t>
-      </w:r>
-      <w:r>
-        <w:t xml:space="preserve"> targets </w:t>
-      </w:r>
-      <w:r>
-        <w:t>清單明確指定目標。</w:t>
+        <w:rPr>
+          <w:sz w:val="24"/>
+          <w:lang w:eastAsia="zh-TW"/>
+        </w:rPr>
+        <w:t>GUI 下載可依上述步驟操作；套件也提供 program 與 read 腳本。read 會短暫停止 CPU、讀取狀態後繼續。若多塊板卡同時連線，需在 targets 清單明確指定目標。</w:t>
       </w:r>
     </w:p>
     <w:p>
+      <w:pPr>
+        <w:rPr>
+          <w:lang w:eastAsia="zh-TW"/>
+        </w:rPr>
+      </w:pPr>
       <w:r>
+        <w:rPr>
+          <w:lang w:eastAsia="zh-TW"/>
+        </w:rPr>
         <w:br w:type="page"/>
       </w:r>
     </w:p>
@@ -7149,19 +4922,7 @@
               <w:rPr>
                 <w:sz w:val="18"/>
               </w:rPr>
-              <w:t>led_state</w:t>
-            </w:r>
-            <w:r>
-              <w:rPr>
-                <w:sz w:val="18"/>
-              </w:rPr>
-              <w:t>／</w:t>
-            </w:r>
-            <w:r>
-              <w:rPr>
-                <w:sz w:val="18"/>
-              </w:rPr>
-              <w:t>LED DATA</w:t>
+              <w:t>led_state／LED DATA</w:t>
             </w:r>
           </w:p>
         </w:tc>
@@ -7191,19 +4952,7 @@
               <w:rPr>
                 <w:sz w:val="18"/>
               </w:rPr>
-              <w:t>1</w:t>
-            </w:r>
-            <w:r>
-              <w:rPr>
-                <w:sz w:val="18"/>
-              </w:rPr>
-              <w:t>／</w:t>
-            </w:r>
-            <w:r>
-              <w:rPr>
-                <w:sz w:val="18"/>
-              </w:rPr>
-              <w:t>1</w:t>
+              <w:t>1／1</w:t>
             </w:r>
           </w:p>
         </w:tc>
@@ -7233,19 +4982,7 @@
               <w:rPr>
                 <w:sz w:val="18"/>
               </w:rPr>
-              <w:t>0</w:t>
-            </w:r>
-            <w:r>
-              <w:rPr>
-                <w:sz w:val="18"/>
-              </w:rPr>
-              <w:t>／</w:t>
-            </w:r>
-            <w:r>
-              <w:rPr>
-                <w:sz w:val="18"/>
-              </w:rPr>
-              <w:t>0</w:t>
+              <w:t>0／0</w:t>
             </w:r>
           </w:p>
         </w:tc>
@@ -7470,19 +5207,7 @@
               <w:rPr>
                 <w:sz w:val="18"/>
               </w:rPr>
-              <w:t>last_button</w:t>
-            </w:r>
-            <w:r>
-              <w:rPr>
-                <w:sz w:val="18"/>
-              </w:rPr>
-              <w:t>／</w:t>
-            </w:r>
-            <w:r>
-              <w:rPr>
-                <w:sz w:val="18"/>
-              </w:rPr>
-              <w:t>Button DATA</w:t>
+              <w:t>last_button／Button DATA</w:t>
             </w:r>
           </w:p>
         </w:tc>
@@ -7512,19 +5237,7 @@
               <w:rPr>
                 <w:sz w:val="18"/>
               </w:rPr>
-              <w:t>0</w:t>
-            </w:r>
-            <w:r>
-              <w:rPr>
-                <w:sz w:val="18"/>
-              </w:rPr>
-              <w:t>／</w:t>
-            </w:r>
-            <w:r>
-              <w:rPr>
-                <w:sz w:val="18"/>
-              </w:rPr>
-              <w:t>0</w:t>
+              <w:t>0／0</w:t>
             </w:r>
           </w:p>
         </w:tc>
@@ -7554,19 +5267,7 @@
               <w:rPr>
                 <w:sz w:val="18"/>
               </w:rPr>
-              <w:t>0</w:t>
-            </w:r>
-            <w:r>
-              <w:rPr>
-                <w:sz w:val="18"/>
-              </w:rPr>
-              <w:t>／</w:t>
-            </w:r>
-            <w:r>
-              <w:rPr>
-                <w:sz w:val="18"/>
-              </w:rPr>
-              <w:t>0</w:t>
+              <w:t>0／0</w:t>
             </w:r>
           </w:p>
         </w:tc>
@@ -7631,13 +5332,7 @@
               <w:rPr>
                 <w:sz w:val="18"/>
               </w:rPr>
-              <w:t xml:space="preserve">LED </w:t>
-            </w:r>
-            <w:r>
-              <w:rPr>
-                <w:sz w:val="18"/>
-              </w:rPr>
-              <w:t>初始亮</w:t>
+              <w:t>LED 初始亮</w:t>
             </w:r>
           </w:p>
         </w:tc>
@@ -7662,10 +5357,14 @@
           <w:p>
             <w:pPr>
               <w:spacing w:after="40" w:line="259" w:lineRule="auto"/>
+              <w:rPr>
+                <w:lang w:eastAsia="zh-TW"/>
+              </w:rPr>
             </w:pPr>
             <w:r>
               <w:rPr>
                 <w:sz w:val="18"/>
+                <w:lang w:eastAsia="zh-TW"/>
               </w:rPr>
               <w:t>回覆「變暗了變暗了」</w:t>
             </w:r>
@@ -7676,47 +5375,22 @@
     <w:p>
       <w:pPr>
         <w:spacing w:after="20"/>
+        <w:rPr>
+          <w:lang w:eastAsia="zh-TW"/>
+        </w:rPr>
       </w:pPr>
     </w:p>
     <w:p>
+      <w:pPr>
+        <w:rPr>
+          <w:sz w:val="24"/>
+        </w:rPr>
+      </w:pPr>
       <w:r>
-        <w:t>按下與放開各形成一次</w:t>
-      </w:r>
-      <w:r>
-        <w:t xml:space="preserve"> input change IRQ</w:t>
-      </w:r>
-      <w:r>
-        <w:t>，所以</w:t>
-      </w:r>
-      <w:r>
-        <w:t xml:space="preserve"> irq_count = 2</w:t>
-      </w:r>
-      <w:r>
-        <w:t>；程式只接受</w:t>
-      </w:r>
-      <w:r>
-        <w:t xml:space="preserve"> 0 → 1 </w:t>
-      </w:r>
-      <w:r>
-        <w:t>當作</w:t>
-      </w:r>
-      <w:r>
-        <w:t xml:space="preserve"> LED </w:t>
-      </w:r>
-      <w:r>
-        <w:t>切換事件，所以</w:t>
-      </w:r>
-      <w:r>
-        <w:t xml:space="preserve"> press_count = 1</w:t>
-      </w:r>
-      <w:r>
-        <w:t>。這個差異符合設計，不能將兩次</w:t>
-      </w:r>
-      <w:r>
-        <w:t xml:space="preserve"> IRQ </w:t>
-      </w:r>
-      <w:r>
-        <w:t>誤判成按鍵重複切換。</w:t>
+        <w:rPr>
+          <w:sz w:val="24"/>
+        </w:rPr>
+        <w:t>按下與放開各形成一次 input change IRQ，所以 irq_count = 2；程式只接受 0 → 1 當作 LED 切換事件，所以 press_count = 1。這個差異符合設計，不能將兩次 IRQ 誤判成按鍵重複切換。</w:t>
       </w:r>
     </w:p>
     <w:tbl>
@@ -7987,19 +5661,7 @@
               <w:rPr>
                 <w:sz w:val="18"/>
               </w:rPr>
-              <w:t>WNS 12.833 ns</w:t>
-            </w:r>
-            <w:r>
-              <w:rPr>
-                <w:sz w:val="18"/>
-              </w:rPr>
-              <w:t>；</w:t>
-            </w:r>
-            <w:r>
-              <w:rPr>
-                <w:sz w:val="18"/>
-              </w:rPr>
-              <w:t>TNS 0</w:t>
+              <w:t>WNS 12.833 ns；TNS 0</w:t>
             </w:r>
           </w:p>
         </w:tc>
@@ -8094,19 +5756,7 @@
               <w:rPr>
                 <w:sz w:val="18"/>
               </w:rPr>
-              <w:t>WHS 0.084 ns</w:t>
-            </w:r>
-            <w:r>
-              <w:rPr>
-                <w:sz w:val="18"/>
-              </w:rPr>
-              <w:t>；</w:t>
-            </w:r>
-            <w:r>
-              <w:rPr>
-                <w:sz w:val="18"/>
-              </w:rPr>
-              <w:t>THS 0</w:t>
+              <w:t>WHS 0.084 ns；THS 0</w:t>
             </w:r>
           </w:p>
         </w:tc>
@@ -8201,43 +5851,7 @@
               <w:rPr>
                 <w:sz w:val="18"/>
               </w:rPr>
-              <w:t>634 LUT</w:t>
-            </w:r>
-            <w:r>
-              <w:rPr>
-                <w:sz w:val="18"/>
-              </w:rPr>
-              <w:t>、</w:t>
-            </w:r>
-            <w:r>
-              <w:rPr>
-                <w:sz w:val="18"/>
-              </w:rPr>
-              <w:t>825 registers</w:t>
-            </w:r>
-            <w:r>
-              <w:rPr>
-                <w:sz w:val="18"/>
-              </w:rPr>
-              <w:t>；</w:t>
-            </w:r>
-            <w:r>
-              <w:rPr>
-                <w:sz w:val="18"/>
-              </w:rPr>
-              <w:t>0 BRAM</w:t>
-            </w:r>
-            <w:r>
-              <w:rPr>
-                <w:sz w:val="18"/>
-              </w:rPr>
-              <w:t>／</w:t>
-            </w:r>
-            <w:r>
-              <w:rPr>
-                <w:sz w:val="18"/>
-              </w:rPr>
-              <w:t>DSP</w:t>
+              <w:t>634 LUT、825 registers；0 BRAM／DSP</w:t>
             </w:r>
           </w:p>
         </w:tc>
@@ -8332,31 +5946,7 @@
               <w:rPr>
                 <w:sz w:val="18"/>
               </w:rPr>
-              <w:t>button_raw P16</w:t>
-            </w:r>
-            <w:r>
-              <w:rPr>
-                <w:sz w:val="18"/>
-              </w:rPr>
-              <w:t>；</w:t>
-            </w:r>
-            <w:r>
-              <w:rPr>
-                <w:sz w:val="18"/>
-              </w:rPr>
-              <w:t>LED T22</w:t>
-            </w:r>
-            <w:r>
-              <w:rPr>
-                <w:sz w:val="18"/>
-              </w:rPr>
-              <w:t>；</w:t>
-            </w:r>
-            <w:r>
-              <w:rPr>
-                <w:sz w:val="18"/>
-              </w:rPr>
-              <w:t>LVCMOS33</w:t>
+              <w:t>button_raw P16；LED T22；LVCMOS33</w:t>
             </w:r>
           </w:p>
         </w:tc>
@@ -8386,19 +5976,7 @@
               <w:rPr>
                 <w:sz w:val="18"/>
               </w:rPr>
-              <w:t>board_io.rpt</w:t>
-            </w:r>
-            <w:r>
-              <w:rPr>
-                <w:sz w:val="18"/>
-              </w:rPr>
-              <w:t>、</w:t>
-            </w:r>
-            <w:r>
-              <w:rPr>
-                <w:sz w:val="18"/>
-              </w:rPr>
-              <w:t>board_export.log</w:t>
+              <w:t>board_io.rpt、board_export.log</w:t>
             </w:r>
           </w:p>
         </w:tc>
@@ -8433,13 +6011,7 @@
               <w:rPr>
                 <w:sz w:val="18"/>
               </w:rPr>
-              <w:t>下載與</w:t>
-            </w:r>
-            <w:r>
-              <w:rPr>
-                <w:sz w:val="18"/>
-              </w:rPr>
-              <w:t xml:space="preserve"> ISR</w:t>
+              <w:t>下載與 ISR</w:t>
             </w:r>
           </w:p>
         </w:tc>
@@ -8464,10 +6036,14 @@
           <w:p>
             <w:pPr>
               <w:spacing w:after="40" w:line="259" w:lineRule="auto"/>
+              <w:rPr>
+                <w:lang w:eastAsia="zh-TW"/>
+              </w:rPr>
             </w:pPr>
             <w:r>
               <w:rPr>
                 <w:sz w:val="18"/>
+                <w:lang w:eastAsia="zh-TW"/>
               </w:rPr>
               <w:t>初始值及按鍵後值均讀回</w:t>
             </w:r>
@@ -8499,19 +6075,7 @@
               <w:rPr>
                 <w:sz w:val="18"/>
               </w:rPr>
-              <w:t>board_program_run.log</w:t>
-            </w:r>
-            <w:r>
-              <w:rPr>
-                <w:sz w:val="18"/>
-              </w:rPr>
-              <w:t>、</w:t>
-            </w:r>
-            <w:r>
-              <w:rPr>
-                <w:sz w:val="18"/>
-              </w:rPr>
-              <w:t>board_after_button.log</w:t>
+              <w:t>board_program_run.log、board_after_button.log</w:t>
             </w:r>
           </w:p>
         </w:tc>
@@ -8521,100 +6085,6 @@
       <w:pPr>
         <w:spacing w:after="20"/>
       </w:pPr>
-    </w:p>
-    <w:p>
-      <w:r>
-        <w:t>證據保存於</w:t>
-      </w:r>
-      <w:r>
-        <w:t xml:space="preserve"> repro/evidence</w:t>
-      </w:r>
-      <w:r>
-        <w:t>；原始案例完整檔案在</w:t>
-      </w:r>
-      <w:r>
-        <w:t xml:space="preserve"> local_archive</w:t>
-      </w:r>
-      <w:r>
-        <w:t>。實板只記錄一次按下並放開；沒有把它寫成十次耐久、端到端延遲量測或整機</w:t>
-      </w:r>
-      <w:r>
-        <w:t xml:space="preserve"> ARM RTL </w:t>
-      </w:r>
-      <w:r>
-        <w:t>模擬。此次可攜重建的結果另外保存，與原始實板觀察分開。</w:t>
-      </w:r>
-    </w:p>
-    <w:p>
-      <w:r>
-        <w:t>本次另在全新的</w:t>
-      </w:r>
-      <w:r>
-        <w:t xml:space="preserve"> D:\hw2_rebuild_check </w:t>
-      </w:r>
-      <w:r>
-        <w:t>目錄重建成功：兩組模擬</w:t>
-      </w:r>
-      <w:r>
-        <w:t xml:space="preserve"> PASS</w:t>
-      </w:r>
-      <w:r>
-        <w:t>、硬體產生</w:t>
-      </w:r>
-      <w:r>
-        <w:t xml:space="preserve"> BIT</w:t>
-      </w:r>
-      <w:r>
-        <w:t>／</w:t>
-      </w:r>
-      <w:r>
-        <w:t>HDF</w:t>
-      </w:r>
-      <w:r>
-        <w:t>、</w:t>
-      </w:r>
-      <w:r>
-        <w:t xml:space="preserve">SDK </w:t>
-      </w:r>
-      <w:r>
-        <w:t>重新建立</w:t>
-      </w:r>
-      <w:r>
-        <w:t xml:space="preserve"> BSP </w:t>
-      </w:r>
-      <w:r>
-        <w:t>並編譯</w:t>
-      </w:r>
-      <w:r>
-        <w:t xml:space="preserve"> ELF</w:t>
-      </w:r>
-      <w:r>
-        <w:t>；</w:t>
-      </w:r>
-      <w:r>
-        <w:t>WNS 12.833 ns</w:t>
-      </w:r>
-      <w:r>
-        <w:t>、</w:t>
-      </w:r>
-      <w:r>
-        <w:t>WHS 0.084 ns</w:t>
-      </w:r>
-      <w:r>
-        <w:t>。</w:t>
-      </w:r>
-      <w:r>
-        <w:t xml:space="preserve">15 </w:t>
-      </w:r>
-      <w:r>
-        <w:t>項檔案與位址核對全數通過，詳見</w:t>
-      </w:r>
-      <w:r>
-        <w:t xml:space="preserve"> evidence/rebuild/verification.json</w:t>
-      </w:r>
-      <w:r>
-        <w:t>。</w:t>
-      </w:r>
     </w:p>
     <w:p>
       <w:r>
@@ -8631,61 +6101,36 @@
       </w:r>
     </w:p>
     <w:p>
+      <w:pPr>
+        <w:rPr>
+          <w:sz w:val="24"/>
+        </w:rPr>
+      </w:pPr>
       <w:r>
-        <w:t>進入</w:t>
-      </w:r>
-      <w:r>
-        <w:t xml:space="preserve"> part3/repro </w:t>
-      </w:r>
-      <w:r>
-        <w:t>後，在</w:t>
-      </w:r>
-      <w:r>
-        <w:t xml:space="preserve"> PowerShell </w:t>
-      </w:r>
-      <w:r>
-        <w:t>依序執行以下命令。工具預設路徑符合本機安裝位置；其他電腦可用</w:t>
-      </w:r>
-      <w:r>
-        <w:t xml:space="preserve"> -VivadoRoot </w:t>
-      </w:r>
-      <w:r>
-        <w:t>與</w:t>
-      </w:r>
-      <w:r>
-        <w:t xml:space="preserve"> -SdkRoot </w:t>
-      </w:r>
-      <w:r>
-        <w:t>指定各自的</w:t>
-      </w:r>
-      <w:r>
-        <w:t xml:space="preserve"> 2018.3 </w:t>
-      </w:r>
-      <w:r>
-        <w:t>安裝目錄。所有生成檔預設位於</w:t>
-      </w:r>
-      <w:r>
-        <w:t xml:space="preserve"> D:\hw2_rebuild</w:t>
-      </w:r>
-      <w:r>
-        <w:t>。</w:t>
+        <w:rPr>
+          <w:sz w:val="24"/>
+        </w:rPr>
+        <w:t>進入 part3/repro 後，在 PowerShell 依序執行以下命令。工具預設路徑符合本機安裝位置；其他電腦可用 -VivadoRoot 與 -SdkRoot 指定各自的 2018.3 安裝目錄。所有生成檔預設位於 D:\hw2_rebuild。</w:t>
       </w:r>
     </w:p>
     <w:p>
       <w:pPr>
         <w:spacing w:after="140" w:line="240" w:lineRule="auto"/>
+        <w:rPr>
+          <w:sz w:val="24"/>
+        </w:rPr>
       </w:pPr>
       <w:r>
         <w:rPr>
           <w:rFonts w:ascii="Consolas" w:hAnsi="Consolas"/>
-          <w:sz w:val="18"/>
+          <w:sz w:val="22"/>
         </w:rPr>
         <w:t>.\run.ps1 -Action sim</w:t>
       </w:r>
       <w:r>
         <w:rPr>
           <w:rFonts w:ascii="Consolas" w:hAnsi="Consolas"/>
-          <w:sz w:val="18"/>
+          <w:sz w:val="22"/>
         </w:rPr>
         <w:br/>
         <w:t>.\run.ps1 -Action hardware</w:t>
@@ -8693,7 +6138,7 @@
       <w:r>
         <w:rPr>
           <w:rFonts w:ascii="Consolas" w:hAnsi="Consolas"/>
-          <w:sz w:val="18"/>
+          <w:sz w:val="22"/>
         </w:rPr>
         <w:br/>
         <w:t>.\run.ps1 -Action sdk</w:t>
@@ -8701,7 +6146,7 @@
       <w:r>
         <w:rPr>
           <w:rFonts w:ascii="Consolas" w:hAnsi="Consolas"/>
-          <w:sz w:val="18"/>
+          <w:sz w:val="22"/>
         </w:rPr>
         <w:br/>
         <w:t>.\run.ps1 -Action open</w:t>
@@ -8709,7 +6154,7 @@
       <w:r>
         <w:rPr>
           <w:rFonts w:ascii="Consolas" w:hAnsi="Consolas"/>
-          <w:sz w:val="18"/>
+          <w:sz w:val="22"/>
         </w:rPr>
         <w:br/>
         <w:t>.\run.ps1 -Action wave-debounce</w:t>
@@ -8717,7 +6162,7 @@
       <w:r>
         <w:rPr>
           <w:rFonts w:ascii="Consolas" w:hAnsi="Consolas"/>
-          <w:sz w:val="18"/>
+          <w:sz w:val="22"/>
         </w:rPr>
         <w:br/>
         <w:t>.\run.ps1 -Action wave-irq</w:t>
@@ -8725,7 +6170,7 @@
       <w:r>
         <w:rPr>
           <w:rFonts w:ascii="Consolas" w:hAnsi="Consolas"/>
-          <w:sz w:val="18"/>
+          <w:sz w:val="22"/>
         </w:rPr>
         <w:br/>
         <w:t xml:space="preserve"># </w:t>
@@ -8733,14 +6178,14 @@
       <w:r>
         <w:rPr>
           <w:rFonts w:ascii="Consolas" w:hAnsi="Consolas"/>
-          <w:sz w:val="18"/>
+          <w:sz w:val="22"/>
         </w:rPr>
         <w:t>連接並開啟板卡電源後</w:t>
       </w:r>
       <w:r>
         <w:rPr>
           <w:rFonts w:ascii="Consolas" w:hAnsi="Consolas"/>
-          <w:sz w:val="18"/>
+          <w:sz w:val="22"/>
         </w:rPr>
         <w:br/>
         <w:t>.\run.ps1 -Action program</w:t>
@@ -8748,61 +6193,26 @@
       <w:r>
         <w:rPr>
           <w:rFonts w:ascii="Consolas" w:hAnsi="Consolas"/>
-          <w:sz w:val="18"/>
+          <w:sz w:val="22"/>
         </w:rPr>
         <w:br/>
         <w:t>.\run.ps1 -Action read</w:t>
       </w:r>
     </w:p>
     <w:p>
+      <w:pPr>
+        <w:rPr>
+          <w:sz w:val="24"/>
+        </w:rPr>
+      </w:pPr>
       <w:r>
-        <w:t>快速重現可先</w:t>
+        <w:rPr>
+          <w:sz w:val="24"/>
+        </w:rPr>
+        <w:t>快速重現可先 prepare-prebuilt → sdk → program，使用隨附已驗證 BIT／HDF；完整重建則執行 sim → hardware → sdk。兩條路徑均須有正確工具與驅動。program 使用重建 workspace 中的 ELF，避免混用舊硬體與新程式。</w:t>
       </w:r>
-      <w:r>
-        <w:t xml:space="preserve"> prepare-prebuilt → sdk → program</w:t>
-      </w:r>
-      <w:r>
-        <w:t>，使用隨附已驗證</w:t>
-      </w:r>
-      <w:r>
-        <w:t xml:space="preserve"> BIT</w:t>
-      </w:r>
-      <w:r>
-        <w:t>／</w:t>
-      </w:r>
-      <w:r>
-        <w:t>HDF</w:t>
-      </w:r>
-      <w:r>
-        <w:t>；完整重建則執行</w:t>
-      </w:r>
-      <w:r>
-        <w:t xml:space="preserve"> sim → hardware → sdk</w:t>
-      </w:r>
-      <w:r>
-        <w:t>。兩條路徑</w:t>
-      </w:r>
-      <w:r>
-        <w:t>均須有正確工具與驅動。</w:t>
-      </w:r>
-      <w:r>
-        <w:t xml:space="preserve">program </w:t>
-      </w:r>
-      <w:r>
-        <w:t>使用重建</w:t>
-      </w:r>
-      <w:r>
-        <w:t xml:space="preserve"> workspace </w:t>
-      </w:r>
-      <w:r>
-        <w:t>中的</w:t>
-      </w:r>
-      <w:r>
-        <w:t xml:space="preserve"> ELF</w:t>
-      </w:r>
-      <w:r>
-        <w:t>，避免混用舊硬體與新程式。</w:t>
-      </w:r>
+      <w:bookmarkStart w:id="0" w:name="_GoBack"/>
+      <w:bookmarkEnd w:id="0"/>
     </w:p>
     <w:tbl>
       <w:tblPr>
@@ -8944,55 +6354,7 @@
               <w:rPr>
                 <w:sz w:val="18"/>
               </w:rPr>
-              <w:t>C application</w:t>
-            </w:r>
-            <w:r>
-              <w:rPr>
-                <w:sz w:val="18"/>
-              </w:rPr>
-              <w:t>、</w:t>
-            </w:r>
-            <w:r>
-              <w:rPr>
-                <w:sz w:val="18"/>
-              </w:rPr>
-              <w:t>linker script</w:t>
-            </w:r>
-            <w:r>
-              <w:rPr>
-                <w:sz w:val="18"/>
-              </w:rPr>
-              <w:t>、</w:t>
-            </w:r>
-            <w:r>
-              <w:rPr>
-                <w:sz w:val="18"/>
-              </w:rPr>
-              <w:t>RTL</w:t>
-            </w:r>
-            <w:r>
-              <w:rPr>
-                <w:sz w:val="18"/>
-              </w:rPr>
-              <w:t>、</w:t>
-            </w:r>
-            <w:r>
-              <w:rPr>
-                <w:sz w:val="18"/>
-              </w:rPr>
-              <w:t>testbench</w:t>
-            </w:r>
-            <w:r>
-              <w:rPr>
-                <w:sz w:val="18"/>
-              </w:rPr>
-              <w:t>、</w:t>
-            </w:r>
-            <w:r>
-              <w:rPr>
-                <w:sz w:val="18"/>
-              </w:rPr>
-              <w:t>XDC</w:t>
+              <w:t>C application、linker script、RTL、testbench、XDC</w:t>
             </w:r>
           </w:p>
         </w:tc>
@@ -9027,19 +6389,7 @@
               <w:rPr>
                 <w:sz w:val="18"/>
               </w:rPr>
-              <w:t xml:space="preserve">scripts </w:t>
-            </w:r>
-            <w:r>
-              <w:rPr>
-                <w:sz w:val="18"/>
-              </w:rPr>
-              <w:t>與</w:t>
-            </w:r>
-            <w:r>
-              <w:rPr>
-                <w:sz w:val="18"/>
-              </w:rPr>
-              <w:t xml:space="preserve"> run.ps1</w:t>
+              <w:t>scripts 與 run.ps1</w:t>
             </w:r>
           </w:p>
         </w:tc>
@@ -9064,10 +6414,14 @@
           <w:p>
             <w:pPr>
               <w:spacing w:after="40" w:line="259" w:lineRule="auto"/>
+              <w:rPr>
+                <w:lang w:eastAsia="zh-TW"/>
+              </w:rPr>
             </w:pPr>
             <w:r>
               <w:rPr>
                 <w:sz w:val="18"/>
+                <w:lang w:eastAsia="zh-TW"/>
               </w:rPr>
               <w:t>可搬移路徑的重建、模擬、波形開啟、下載與讀回</w:t>
             </w:r>
@@ -9134,37 +6488,7 @@
               <w:rPr>
                 <w:sz w:val="18"/>
               </w:rPr>
-              <w:t>原始成功案例</w:t>
-            </w:r>
-            <w:r>
-              <w:rPr>
-                <w:sz w:val="18"/>
-              </w:rPr>
-              <w:t xml:space="preserve"> BIT</w:t>
-            </w:r>
-            <w:r>
-              <w:rPr>
-                <w:sz w:val="18"/>
-              </w:rPr>
-              <w:t>／</w:t>
-            </w:r>
-            <w:r>
-              <w:rPr>
-                <w:sz w:val="18"/>
-              </w:rPr>
-              <w:t>HDF</w:t>
-            </w:r>
-            <w:r>
-              <w:rPr>
-                <w:sz w:val="18"/>
-              </w:rPr>
-              <w:t>／</w:t>
-            </w:r>
-            <w:r>
-              <w:rPr>
-                <w:sz w:val="18"/>
-              </w:rPr>
-              <w:t>ELF</w:t>
+              <w:t>原始成功案例 BIT／HDF／ELF</w:t>
             </w:r>
           </w:p>
         </w:tc>
@@ -9224,10 +6548,14 @@
           <w:p>
             <w:pPr>
               <w:spacing w:after="40" w:line="259" w:lineRule="auto"/>
+              <w:rPr>
+                <w:lang w:eastAsia="zh-TW"/>
+              </w:rPr>
             </w:pPr>
             <w:r>
               <w:rPr>
                 <w:sz w:val="18"/>
+                <w:lang w:eastAsia="zh-TW"/>
               </w:rPr>
               <w:t>原始及本次重建測試紀錄</w:t>
             </w:r>
@@ -9294,19 +6622,7 @@
               <w:rPr>
                 <w:sz w:val="18"/>
               </w:rPr>
-              <w:t>來源標記圖、</w:t>
-            </w:r>
-            <w:r>
-              <w:rPr>
-                <w:sz w:val="18"/>
-              </w:rPr>
-              <w:t xml:space="preserve">Block Design </w:t>
-            </w:r>
-            <w:r>
-              <w:rPr>
-                <w:sz w:val="18"/>
-              </w:rPr>
-              <w:t>匯出、波形與其來源說明</w:t>
+              <w:t>來源標記圖、Block Design 匯出、波形與其來源說明</w:t>
             </w:r>
           </w:p>
         </w:tc>
@@ -9366,132 +6682,21 @@
           <w:p>
             <w:pPr>
               <w:spacing w:after="40" w:line="259" w:lineRule="auto"/>
+              <w:rPr>
+                <w:lang w:eastAsia="zh-TW"/>
+              </w:rPr>
             </w:pPr>
             <w:r>
               <w:rPr>
                 <w:sz w:val="18"/>
+                <w:lang w:eastAsia="zh-TW"/>
               </w:rPr>
-              <w:t>原始成功實作完整</w:t>
-            </w:r>
-            <w:r>
-              <w:rPr>
-                <w:sz w:val="18"/>
-              </w:rPr>
-              <w:t xml:space="preserve"> ZIP</w:t>
-            </w:r>
-            <w:r>
-              <w:rPr>
-                <w:sz w:val="18"/>
-              </w:rPr>
-              <w:t>；保留本機，</w:t>
-            </w:r>
-            <w:r>
-              <w:rPr>
-                <w:sz w:val="18"/>
-              </w:rPr>
-              <w:t xml:space="preserve">Git </w:t>
-            </w:r>
-            <w:r>
-              <w:rPr>
-                <w:sz w:val="18"/>
-              </w:rPr>
-              <w:t>預設忽略</w:t>
+              <w:t>原始成功實作完整 ZIP；保留本機，Git 預設忽略</w:t>
             </w:r>
           </w:p>
         </w:tc>
       </w:tr>
     </w:tbl>
-    <w:p>
-      <w:pPr>
-        <w:spacing w:after="20"/>
-      </w:pPr>
-    </w:p>
-    <w:p>
-      <w:r>
-        <w:t xml:space="preserve">GitHub repository </w:t>
-      </w:r>
-      <w:r>
-        <w:t>應保留</w:t>
-      </w:r>
-      <w:r>
-        <w:t xml:space="preserve"> Word</w:t>
-      </w:r>
-      <w:r>
-        <w:t>、</w:t>
-      </w:r>
-      <w:r>
-        <w:t>src</w:t>
-      </w:r>
-      <w:r>
-        <w:t>、</w:t>
-      </w:r>
-      <w:r>
-        <w:t>scripts</w:t>
-      </w:r>
-      <w:r>
-        <w:t>、</w:t>
-      </w:r>
-      <w:r>
-        <w:t>prebuilt</w:t>
-      </w:r>
-      <w:r>
-        <w:t>、</w:t>
-      </w:r>
-      <w:r>
-        <w:t xml:space="preserve">evidence </w:t>
-      </w:r>
-      <w:r>
-        <w:t>與</w:t>
-      </w:r>
-      <w:r>
-        <w:t xml:space="preserve"> README</w:t>
-      </w:r>
-      <w:r>
-        <w:t>；不需要提交工具安裝檔、</w:t>
-      </w:r>
-      <w:r>
-        <w:t>.metadata</w:t>
-      </w:r>
-      <w:r>
-        <w:t>、</w:t>
-      </w:r>
-      <w:r>
-        <w:t xml:space="preserve">IP cache </w:t>
-      </w:r>
-      <w:r>
-        <w:t>或大量暫存。最外層</w:t>
-      </w:r>
-      <w:r>
-        <w:t xml:space="preserve"> .gitignore </w:t>
-      </w:r>
-      <w:r>
-        <w:t>已將</w:t>
-      </w:r>
-      <w:r>
-        <w:t xml:space="preserve"> local_archive </w:t>
-      </w:r>
-      <w:r>
-        <w:t>排除；可用</w:t>
-      </w:r>
-      <w:r>
-        <w:t xml:space="preserve"> GitHub Release </w:t>
-      </w:r>
-      <w:r>
-        <w:t>另行附加原始</w:t>
-      </w:r>
-      <w:r>
-        <w:t xml:space="preserve"> ZIP</w:t>
-      </w:r>
-      <w:r>
-        <w:t>。尚未代為建立或上傳</w:t>
-      </w:r>
-      <w:r>
-        <w:t xml:space="preserve"> repository</w:t>
-      </w:r>
-      <w:r>
-        <w:t>。</w:t>
-      </w:r>
-    </w:p>
     <w:p>
       <w:r>
         <w:br w:type="page"/>
@@ -9508,215 +6713,56 @@
     </w:p>
     <w:p>
       <w:r>
-        <w:t>UG585</w:t>
-      </w:r>
-      <w:r>
-        <w:t xml:space="preserve">　</w:t>
-      </w:r>
-      <w:r>
-        <w:t>Zynq-7000_TRM_(UG585)_261027_174830.pdf</w:t>
+        <w:t>UG585　Zynq-7000_TRM_(UG585)_261027_174830.pdf</w:t>
       </w:r>
       <w:r>
         <w:br/>
-      </w:r>
-      <w:r>
-        <w:t>定位：</w:t>
-      </w:r>
-      <w:r>
-        <w:t>v1.12.1</w:t>
-      </w:r>
-      <w:r>
-        <w:t>，</w:t>
-      </w:r>
-      <w:r>
-        <w:t>2017/12/06</w:t>
-      </w:r>
-      <w:r>
-        <w:t>；</w:t>
-      </w:r>
-      <w:r>
-        <w:t>Ch 7</w:t>
-      </w:r>
-      <w:r>
-        <w:t>、</w:t>
-      </w:r>
-      <w:r>
-        <w:t>Ch 14</w:t>
-      </w:r>
-      <w:r>
-        <w:t>、</w:t>
-      </w:r>
-      <w:r>
-        <w:t>Appendix B</w:t>
+        <w:t>定位：v1.12.1，2017/12/06；Ch 7、Ch 14、Appendix B</w:t>
       </w:r>
     </w:p>
     <w:p>
       <w:r>
-        <w:t>UG821</w:t>
-      </w:r>
-      <w:r>
-        <w:t xml:space="preserve">　</w:t>
-      </w:r>
-      <w:r>
-        <w:t>Zynq_7000_SoC_Software_Developers_Guide_(UG821)_261027_1747.pdf</w:t>
+        <w:t>UG821　Zynq_7000_SoC_Software_Developers_Guide_(UG821)_261027_1747.pdf</w:t>
       </w:r>
       <w:r>
         <w:br/>
-      </w:r>
-      <w:r>
-        <w:t>定位：提供的</w:t>
-      </w:r>
-      <w:r>
-        <w:t xml:space="preserve"> 88 </w:t>
-      </w:r>
-      <w:r>
-        <w:t>頁網頁列印版；</w:t>
-      </w:r>
-      <w:r>
-        <w:t xml:space="preserve">PDF </w:t>
-      </w:r>
-      <w:r>
-        <w:t>頁</w:t>
-      </w:r>
-      <w:r>
-        <w:t xml:space="preserve"> 14–20</w:t>
+        <w:t>定位：提供的 88 頁網頁列印版；PDF 頁 14–20</w:t>
       </w:r>
     </w:p>
     <w:p>
       <w:r>
-        <w:t>PG144</w:t>
-      </w:r>
-      <w:r>
-        <w:t xml:space="preserve">　</w:t>
-      </w:r>
-      <w:r>
-        <w:t>AXI_GPIO_LogiCORE_IP_Product_Guide_(PG144)_261027_174806.pdf</w:t>
+        <w:t>PG144　AXI_GPIO_LogiCORE_IP_Product_Guide_(PG144)_261027_174806.pdf</w:t>
       </w:r>
       <w:r>
         <w:br/>
-      </w:r>
-      <w:r>
-        <w:t>定位：提供的</w:t>
-      </w:r>
-      <w:r>
-        <w:t xml:space="preserve"> 181 </w:t>
-      </w:r>
-      <w:r>
-        <w:t>頁網頁列印版；</w:t>
-      </w:r>
-      <w:r>
-        <w:t xml:space="preserve">PDF </w:t>
-      </w:r>
-      <w:r>
-        <w:t>頁</w:t>
-      </w:r>
-      <w:r>
-        <w:t xml:space="preserve"> 146–157</w:t>
+        <w:t>定位：提供的 181 頁網頁列印版；PDF 頁 146–157</w:t>
       </w:r>
     </w:p>
     <w:p>
       <w:r>
-        <w:t xml:space="preserve">板卡手冊　</w:t>
-      </w:r>
-      <w:r>
-        <w:t xml:space="preserve">EGO-XZ7 </w:t>
-      </w:r>
-      <w:r>
-        <w:t>硬體手冊</w:t>
-      </w:r>
-      <w:r>
-        <w:t xml:space="preserve"> V1.2</w:t>
+        <w:t>板卡手冊　EGO-XZ7 硬體手冊 V1.2</w:t>
       </w:r>
       <w:r>
         <w:br/>
-      </w:r>
-      <w:r>
-        <w:t>定位：</w:t>
-      </w:r>
-      <w:r>
-        <w:t>E-Elements</w:t>
-      </w:r>
-      <w:r>
-        <w:t>；</w:t>
-      </w:r>
-      <w:r>
-        <w:t>2017/03/25</w:t>
-      </w:r>
-      <w:r>
-        <w:t>；印刷頁</w:t>
-      </w:r>
-      <w:r>
-        <w:t xml:space="preserve"> 26–27</w:t>
-      </w:r>
-      <w:r>
-        <w:t>；</w:t>
-      </w:r>
-      <w:r>
-        <w:t xml:space="preserve">Scribd </w:t>
-      </w:r>
-      <w:r>
-        <w:t>閱讀頁</w:t>
-      </w:r>
-      <w:r>
-        <w:t xml:space="preserve"> 27–28</w:t>
+        <w:t>定位：E-Elements；2017/03/25；印刷頁 26–27；Scribd 閱讀頁 27–28</w:t>
       </w:r>
     </w:p>
     <w:p>
       <w:r>
-        <w:t>板卡手冊網址：</w:t>
-      </w:r>
-      <w:r>
-        <w:t>https://www.scribd.com/document/804631016/EGO-XZ7</w:t>
-      </w:r>
-      <w:r>
-        <w:t>硬體手册</w:t>
-      </w:r>
-      <w:r>
-        <w:t>V1-2</w:t>
+        <w:t>板卡手冊網址：https://www.scribd.com/document/804631016/EGO-XZ7硬體手册V1-2</w:t>
       </w:r>
     </w:p>
     <w:p>
+      <w:pPr>
+        <w:rPr>
+          <w:lang w:eastAsia="zh-TW"/>
+        </w:rPr>
+      </w:pPr>
       <w:r>
-        <w:t>頁碼採上述實際檔案。</w:t>
-      </w:r>
-      <w:r>
-        <w:t xml:space="preserve">PG144 </w:t>
-      </w:r>
-      <w:r>
-        <w:t>與</w:t>
-      </w:r>
-      <w:r>
-        <w:t xml:space="preserve"> UG821 </w:t>
-      </w:r>
-      <w:r>
-        <w:t>是提供的網頁列印版，頁碼與原始排版</w:t>
-      </w:r>
-      <w:r>
-        <w:t xml:space="preserve"> PDF </w:t>
-      </w:r>
-      <w:r>
-        <w:t>可能不同；</w:t>
-      </w:r>
-      <w:r>
-        <w:t xml:space="preserve">SDK API </w:t>
-      </w:r>
-      <w:r>
-        <w:t>名稱與實際</w:t>
-      </w:r>
-      <w:r>
-        <w:t xml:space="preserve"> driver </w:t>
-      </w:r>
-      <w:r>
-        <w:t>行為以</w:t>
-      </w:r>
-      <w:r>
-        <w:t xml:space="preserve"> 2018.3 </w:t>
-      </w:r>
-      <w:r>
-        <w:t xml:space="preserve">BSP </w:t>
-      </w:r>
-      <w:r>
-        <w:t>原始碼核對。</w:t>
+        <w:rPr>
+          <w:lang w:eastAsia="zh-TW"/>
+        </w:rPr>
+        <w:t>頁碼採上述實際檔案。PG144 與 UG821 是提供的網頁列印版，頁碼與原始排版 PDF 可能不同；SDK API 名稱與實際 driver 行為以 2018.3 BSP 原始碼核對。</w:t>
       </w:r>
     </w:p>
     <w:tbl>
@@ -9862,13 +6908,7 @@
               <w:rPr>
                 <w:sz w:val="18"/>
               </w:rPr>
-              <w:t xml:space="preserve">IRQ </w:t>
-            </w:r>
-            <w:r>
-              <w:rPr>
-                <w:sz w:val="18"/>
-              </w:rPr>
-              <w:t>與高電位觸發</w:t>
+              <w:t>IRQ 與高電位觸發</w:t>
             </w:r>
           </w:p>
         </w:tc>
@@ -9898,19 +6938,7 @@
               <w:rPr>
                 <w:sz w:val="18"/>
               </w:rPr>
-              <w:t xml:space="preserve">UG585 </w:t>
-            </w:r>
-            <w:r>
-              <w:rPr>
-                <w:sz w:val="18"/>
-              </w:rPr>
-              <w:t>頁</w:t>
-            </w:r>
-            <w:r>
-              <w:rPr>
-                <w:sz w:val="18"/>
-              </w:rPr>
-              <w:t xml:space="preserve"> 230–231</w:t>
+              <w:t>UG585 頁 230–231</w:t>
             </w:r>
           </w:p>
         </w:tc>
@@ -9940,25 +6968,7 @@
               <w:rPr>
                 <w:sz w:val="18"/>
               </w:rPr>
-              <w:t>main.c GIC trigger</w:t>
-            </w:r>
-            <w:r>
-              <w:rPr>
-                <w:sz w:val="18"/>
-              </w:rPr>
-              <w:t>；</w:t>
-            </w:r>
-            <w:r>
-              <w:rPr>
-                <w:sz w:val="18"/>
-              </w:rPr>
-              <w:t xml:space="preserve">BD IRQ </w:t>
-            </w:r>
-            <w:r>
-              <w:rPr>
-                <w:sz w:val="18"/>
-              </w:rPr>
-              <w:t>線</w:t>
+              <w:t>main.c GIC trigger；BD IRQ 線</w:t>
             </w:r>
           </w:p>
         </w:tc>
@@ -9993,19 +7003,7 @@
               <w:rPr>
                 <w:sz w:val="18"/>
               </w:rPr>
-              <w:t xml:space="preserve">Pending </w:t>
-            </w:r>
-            <w:r>
-              <w:rPr>
-                <w:sz w:val="18"/>
-              </w:rPr>
-              <w:t>與</w:t>
-            </w:r>
-            <w:r>
-              <w:rPr>
-                <w:sz w:val="18"/>
-              </w:rPr>
-              <w:t xml:space="preserve"> mask</w:t>
+              <w:t>Pending 與 mask</w:t>
             </w:r>
           </w:p>
         </w:tc>
@@ -10035,55 +7033,7 @@
               <w:rPr>
                 <w:sz w:val="18"/>
               </w:rPr>
-              <w:t xml:space="preserve">UG585 </w:t>
-            </w:r>
-            <w:r>
-              <w:rPr>
-                <w:sz w:val="18"/>
-              </w:rPr>
-              <w:t>頁</w:t>
-            </w:r>
-            <w:r>
-              <w:rPr>
-                <w:sz w:val="18"/>
-              </w:rPr>
-              <w:t xml:space="preserve"> 1434</w:t>
-            </w:r>
-            <w:r>
-              <w:rPr>
-                <w:sz w:val="18"/>
-              </w:rPr>
-              <w:t>；</w:t>
-            </w:r>
-            <w:r>
-              <w:rPr>
-                <w:sz w:val="18"/>
-              </w:rPr>
-              <w:t xml:space="preserve">PG144 </w:t>
-            </w:r>
-            <w:r>
-              <w:rPr>
-                <w:sz w:val="18"/>
-              </w:rPr>
-              <w:t>頁</w:t>
-            </w:r>
-            <w:r>
-              <w:rPr>
-                <w:sz w:val="18"/>
-              </w:rPr>
-              <w:t xml:space="preserve"> 147</w:t>
-            </w:r>
-            <w:r>
-              <w:rPr>
-                <w:sz w:val="18"/>
-              </w:rPr>
-              <w:t>、</w:t>
-            </w:r>
-            <w:r>
-              <w:rPr>
-                <w:sz w:val="18"/>
-              </w:rPr>
-              <w:t>154–157</w:t>
+              <w:t>UG585 頁 1434；PG144 頁 147、154–157</w:t>
             </w:r>
           </w:p>
         </w:tc>
@@ -10113,19 +7063,7 @@
               <w:rPr>
                 <w:sz w:val="18"/>
               </w:rPr>
-              <w:t>ButtonIsr</w:t>
-            </w:r>
-            <w:r>
-              <w:rPr>
-                <w:sz w:val="18"/>
-              </w:rPr>
-              <w:t>；</w:t>
-            </w:r>
-            <w:r>
-              <w:rPr>
-                <w:sz w:val="18"/>
-              </w:rPr>
-              <w:t>AXI GPIO testbench</w:t>
+              <w:t>ButtonIsr；AXI GPIO testbench</w:t>
             </w:r>
           </w:p>
         </w:tc>
@@ -10160,13 +7098,7 @@
               <w:rPr>
                 <w:sz w:val="18"/>
               </w:rPr>
-              <w:t xml:space="preserve">BSP </w:t>
-            </w:r>
-            <w:r>
-              <w:rPr>
-                <w:sz w:val="18"/>
-              </w:rPr>
-              <w:t>與硬體匯出</w:t>
+              <w:t>BSP 與硬體匯出</w:t>
             </w:r>
           </w:p>
         </w:tc>
@@ -10196,19 +7128,7 @@
               <w:rPr>
                 <w:sz w:val="18"/>
               </w:rPr>
-              <w:t xml:space="preserve">UG821 PDF </w:t>
-            </w:r>
-            <w:r>
-              <w:rPr>
-                <w:sz w:val="18"/>
-              </w:rPr>
-              <w:t>頁</w:t>
-            </w:r>
-            <w:r>
-              <w:rPr>
-                <w:sz w:val="18"/>
-              </w:rPr>
-              <w:t xml:space="preserve"> 14–20</w:t>
+              <w:t>UG821 PDF 頁 14–20</w:t>
             </w:r>
           </w:p>
         </w:tc>
@@ -10238,19 +7158,7 @@
               <w:rPr>
                 <w:sz w:val="18"/>
               </w:rPr>
-              <w:t>build_sdk.tcl</w:t>
-            </w:r>
-            <w:r>
-              <w:rPr>
-                <w:sz w:val="18"/>
-              </w:rPr>
-              <w:t>；</w:t>
-            </w:r>
-            <w:r>
-              <w:rPr>
-                <w:sz w:val="18"/>
-              </w:rPr>
-              <w:t>lscript.ld</w:t>
+              <w:t>build_sdk.tcl；lscript.ld</w:t>
             </w:r>
           </w:p>
         </w:tc>
@@ -10310,42 +7218,16 @@
           <w:p>
             <w:pPr>
               <w:spacing w:after="40" w:line="259" w:lineRule="auto"/>
+              <w:rPr>
+                <w:lang w:eastAsia="zh-TW"/>
+              </w:rPr>
             </w:pPr>
             <w:r>
               <w:rPr>
                 <w:sz w:val="18"/>
+                <w:lang w:eastAsia="zh-TW"/>
               </w:rPr>
-              <w:t>板卡手冊頁</w:t>
-            </w:r>
-            <w:r>
-              <w:rPr>
-                <w:sz w:val="18"/>
-              </w:rPr>
-              <w:t xml:space="preserve"> 26–27</w:t>
-            </w:r>
-            <w:r>
-              <w:rPr>
-                <w:sz w:val="18"/>
-              </w:rPr>
-              <w:t>，圖</w:t>
-            </w:r>
-            <w:r>
-              <w:rPr>
-                <w:sz w:val="18"/>
-              </w:rPr>
-              <w:t xml:space="preserve"> 22</w:t>
-            </w:r>
-            <w:r>
-              <w:rPr>
-                <w:sz w:val="18"/>
-              </w:rPr>
-              <w:t>、表</w:t>
-            </w:r>
-            <w:r>
-              <w:rPr>
-                <w:sz w:val="18"/>
-              </w:rPr>
-              <w:t xml:space="preserve"> 15</w:t>
+              <w:t>板卡手冊頁 26–27，圖 22、表 15</w:t>
             </w:r>
           </w:p>
         </w:tc>
@@ -10375,19 +7257,7 @@
               <w:rPr>
                 <w:sz w:val="18"/>
               </w:rPr>
-              <w:t>ego_xz7_v12.xdc</w:t>
-            </w:r>
-            <w:r>
-              <w:rPr>
-                <w:sz w:val="18"/>
-              </w:rPr>
-              <w:t>；</w:t>
-            </w:r>
-            <w:r>
-              <w:rPr>
-                <w:sz w:val="18"/>
-              </w:rPr>
-              <w:t>ACTIVE_LOW</w:t>
+              <w:t>ego_xz7_v12.xdc；ACTIVE_LOW</w:t>
             </w:r>
           </w:p>
         </w:tc>
@@ -10452,31 +7322,7 @@
               <w:rPr>
                 <w:sz w:val="18"/>
               </w:rPr>
-              <w:t xml:space="preserve">repro/evidence </w:t>
-            </w:r>
-            <w:r>
-              <w:rPr>
-                <w:sz w:val="18"/>
-              </w:rPr>
-              <w:t>各</w:t>
-            </w:r>
-            <w:r>
-              <w:rPr>
-                <w:sz w:val="18"/>
-              </w:rPr>
-              <w:t xml:space="preserve"> log </w:t>
-            </w:r>
-            <w:r>
-              <w:rPr>
-                <w:sz w:val="18"/>
-              </w:rPr>
-              <w:t>與</w:t>
-            </w:r>
-            <w:r>
-              <w:rPr>
-                <w:sz w:val="18"/>
-              </w:rPr>
-              <w:t xml:space="preserve"> JSON</w:t>
+              <w:t>repro/evidence 各 log 與 JSON</w:t>
             </w:r>
           </w:p>
         </w:tc>
@@ -10506,49 +7352,7 @@
               <w:rPr>
                 <w:sz w:val="18"/>
               </w:rPr>
-              <w:t>testbench</w:t>
-            </w:r>
-            <w:r>
-              <w:rPr>
-                <w:sz w:val="18"/>
-              </w:rPr>
-              <w:t>、</w:t>
-            </w:r>
-            <w:r>
-              <w:rPr>
-                <w:sz w:val="18"/>
-              </w:rPr>
-              <w:t>WDB</w:t>
-            </w:r>
-            <w:r>
-              <w:rPr>
-                <w:sz w:val="18"/>
-              </w:rPr>
-              <w:t>、</w:t>
-            </w:r>
-            <w:r>
-              <w:rPr>
-                <w:sz w:val="18"/>
-              </w:rPr>
-              <w:t>VCD</w:t>
-            </w:r>
-            <w:r>
-              <w:rPr>
-                <w:sz w:val="18"/>
-              </w:rPr>
-              <w:t>、</w:t>
-            </w:r>
-            <w:r>
-              <w:rPr>
-                <w:sz w:val="18"/>
-              </w:rPr>
-              <w:t xml:space="preserve">JTAG </w:t>
-            </w:r>
-            <w:r>
-              <w:rPr>
-                <w:sz w:val="18"/>
-              </w:rPr>
-              <w:t>讀回</w:t>
+              <w:t>testbench、WDB、VCD、JTAG 讀回</w:t>
             </w:r>
           </w:p>
         </w:tc>
@@ -10560,30 +7364,23 @@
       </w:pPr>
     </w:p>
     <w:p>
+      <w:pPr>
+        <w:rPr>
+          <w:lang w:eastAsia="zh-TW"/>
+        </w:rPr>
+      </w:pPr>
       <w:r>
-        <w:t>應用程式與原始成功案例保留一致；可攜腳本調整的是來源定位與輸出目錄。模擬中的門檻為</w:t>
-      </w:r>
-      <w:r>
-        <w:t xml:space="preserve"> 4 cycles</w:t>
-      </w:r>
-      <w:r>
-        <w:t>，實板門檻為</w:t>
-      </w:r>
-      <w:r>
-        <w:t xml:space="preserve"> 1,000,000 cycles</w:t>
-      </w:r>
-      <w:r>
-        <w:t>；不可將加速模擬的時間直接當作實板的</w:t>
-      </w:r>
-      <w:r>
-        <w:t xml:space="preserve"> 20 ms </w:t>
-      </w:r>
-      <w:r>
-        <w:t>或整體反應延遲。</w:t>
+        <w:rPr>
+          <w:lang w:eastAsia="zh-TW"/>
+        </w:rPr>
+        <w:t>應用程式與原始成功案例保留一致；可攜腳本調整的是來源定位與輸出目錄。模擬中的門檻為 4 cycles，實板門檻為 1,000,000 cycles；不可將加速模擬的時間直接當作實板的 20 ms 或整體反應延遲。</w:t>
       </w:r>
     </w:p>
     <w:p>
       <w:pPr>
+        <w:rPr>
+          <w:lang w:eastAsia="zh-TW"/>
+        </w:rPr>
         <w:sectPr>
           <w:pgSz w:w="11906" w:h="16838"/>
           <w:pgMar w:top="964" w:right="992" w:bottom="907" w:left="992" w:header="720" w:footer="720" w:gutter="0"/>
@@ -10595,15 +7392,27 @@
     <w:p>
       <w:pPr>
         <w:pStyle w:val="1"/>
+        <w:rPr>
+          <w:lang w:eastAsia="zh-TW"/>
+        </w:rPr>
       </w:pPr>
       <w:r>
+        <w:rPr>
+          <w:lang w:eastAsia="zh-TW"/>
+        </w:rPr>
         <w:lastRenderedPageBreak/>
         <w:t>附錄</w:t>
       </w:r>
       <w:r>
+        <w:rPr>
+          <w:lang w:eastAsia="zh-TW"/>
+        </w:rPr>
         <w:t xml:space="preserve"> Vivado </w:t>
       </w:r>
       <w:r>
+        <w:rPr>
+          <w:lang w:eastAsia="zh-TW"/>
+        </w:rPr>
         <w:t>去彈跳波形視窗</w:t>
       </w:r>
     </w:p>
@@ -10658,238 +7467,22 @@
         <w:pStyle w:val="af7"/>
       </w:pPr>
       <w:r>
-        <w:t>圖</w:t>
-      </w:r>
-      <w:r>
-        <w:t xml:space="preserve"> 11</w:t>
-      </w:r>
-      <w:r>
-        <w:t xml:space="preserve">　</w:t>
-      </w:r>
-      <w:r>
-        <w:t xml:space="preserve">Vivado 2018.3 </w:t>
-      </w:r>
-      <w:r>
-        <w:t>的</w:t>
-      </w:r>
-      <w:r>
-        <w:t xml:space="preserve"> </w:t>
-      </w:r>
-      <w:r>
-        <w:t xml:space="preserve">debounce_verified.wcfg </w:t>
-      </w:r>
-      <w:r>
-        <w:t>實際波形視窗，由使用者擷取並提供。畫面保留</w:t>
-      </w:r>
-      <w:r>
-        <w:t xml:space="preserve"> clk</w:t>
-      </w:r>
-      <w:r>
-        <w:t>、</w:t>
-      </w:r>
-      <w:r>
-        <w:t>resetn</w:t>
-      </w:r>
-      <w:r>
-        <w:t>、</w:t>
-      </w:r>
-      <w:r>
-        <w:t>raw</w:t>
-      </w:r>
-      <w:r>
-        <w:t>、</w:t>
-      </w:r>
-      <w:r>
-        <w:t>sync1</w:t>
-      </w:r>
-      <w:r>
-        <w:t>、</w:t>
-      </w:r>
-      <w:r>
-        <w:t>sync2</w:t>
-      </w:r>
-      <w:r>
-        <w:t>、</w:t>
-      </w:r>
-      <w:r>
-        <w:t>count</w:t>
-      </w:r>
-      <w:r>
-        <w:t>、</w:t>
-      </w:r>
-      <w:r>
-        <w:t>pressed</w:t>
-      </w:r>
-      <w:r>
-        <w:t>、</w:t>
-      </w:r>
-      <w:r>
-        <w:t xml:space="preserve">pressed_low </w:t>
-      </w:r>
-      <w:r>
-        <w:t>及</w:t>
-      </w:r>
-      <w:r>
-        <w:t xml:space="preserve"> 0 </w:t>
-      </w:r>
-      <w:r>
-        <w:t>至</w:t>
-      </w:r>
-      <w:r>
-        <w:t xml:space="preserve"> 1420 ns </w:t>
-      </w:r>
-      <w:r>
-        <w:t>時間範圍。</w:t>
+        <w:t>圖 11　Vivado 2018.3 的 debounce_verified.wcfg 實際波形視窗，由使用者擷取並提供。畫面保留 clk、resetn、raw、sync1、sync2、count、pressed、pressed_low 及 0 至 1420 ns 時間範圍。</w:t>
       </w:r>
     </w:p>
     <w:p>
       <w:r>
-        <w:t>讀圖重點：</w:t>
-      </w:r>
-      <w:r>
-        <w:t xml:space="preserve">raw </w:t>
-      </w:r>
-      <w:r>
-        <w:t>在約</w:t>
-      </w:r>
-      <w:r>
-        <w:t xml:space="preserve"> 120 </w:t>
-      </w:r>
-      <w:r>
-        <w:t>至</w:t>
-      </w:r>
-      <w:r>
-        <w:t xml:space="preserve"> 220 ns </w:t>
-      </w:r>
-      <w:r>
-        <w:t>的短暫變化沒有使</w:t>
-      </w:r>
-      <w:r>
-        <w:t xml:space="preserve"> pressed </w:t>
-      </w:r>
-      <w:r>
-        <w:t>變成</w:t>
-      </w:r>
-      <w:r>
-        <w:t xml:space="preserve"> 1</w:t>
-      </w:r>
-      <w:r>
-        <w:t>；</w:t>
-      </w:r>
-      <w:r>
-        <w:t xml:space="preserve">raw </w:t>
-      </w:r>
-      <w:r>
-        <w:t>在</w:t>
-      </w:r>
-      <w:r>
-        <w:t xml:space="preserve"> 380 ns </w:t>
-      </w:r>
-      <w:r>
-        <w:t>穩定按下後，</w:t>
-      </w:r>
-      <w:r>
-        <w:t xml:space="preserve">pressed </w:t>
-      </w:r>
-      <w:r>
-        <w:t>在約</w:t>
-      </w:r>
-      <w:r>
-        <w:t xml:space="preserve"> 490 ns </w:t>
-      </w:r>
-      <w:r>
-        <w:t>更新。</w:t>
-      </w:r>
-      <w:r>
-        <w:t xml:space="preserve">sync1 </w:t>
-      </w:r>
-      <w:r>
-        <w:t>與</w:t>
-      </w:r>
-      <w:r>
-        <w:t xml:space="preserve"> sync2 </w:t>
-      </w:r>
-      <w:r>
-        <w:t>依時脈先後取樣，</w:t>
-      </w:r>
-      <w:r>
-        <w:t xml:space="preserve">count </w:t>
-      </w:r>
-      <w:r>
-        <w:t>用來確認新電位已連續穩定到門檻。</w:t>
+        <w:t>讀圖重點：raw 在約 120 至 220 ns 的短暫變化沒有使 pressed 變成 1；raw 在 380 ns 穩定按下後，pressed 在約 490 ns 更新。sync1 與 sync2 依時脈先後取樣，count 用來確認新電位已連續穩定到門檻。</w:t>
       </w:r>
     </w:p>
     <w:p>
       <w:r>
-        <w:t>放開前的短暫</w:t>
-      </w:r>
-      <w:r>
-        <w:t>彈跳也被抑制；</w:t>
-      </w:r>
-      <w:r>
-        <w:t xml:space="preserve">pressed </w:t>
-      </w:r>
-      <w:r>
-        <w:t>與</w:t>
-      </w:r>
-      <w:r>
-        <w:t xml:space="preserve"> pressed_low </w:t>
-      </w:r>
-      <w:r>
-        <w:t>同時在約</w:t>
-      </w:r>
-      <w:r>
-        <w:t xml:space="preserve"> 1310 ns </w:t>
-      </w:r>
-      <w:r>
-        <w:t>回到</w:t>
-      </w:r>
-      <w:r>
-        <w:t xml:space="preserve"> 0</w:t>
-      </w:r>
-      <w:r>
-        <w:t>，支持兩種輸入極性設定得到一致的邏輯結果。最後</w:t>
-      </w:r>
-      <w:r>
-        <w:t xml:space="preserve"> resetn </w:t>
-      </w:r>
-      <w:r>
-        <w:t>拉低，檢查模組重置後回到未按下狀態。</w:t>
+        <w:t>放開前的短暫彈跳也被抑制；pressed 與 pressed_low 同時在約 1310 ns 回到 0，支持兩種輸入極性設定得到一致的邏輯結果。最後 resetn 拉低，檢查模組重置後回到未按下狀態。</w:t>
       </w:r>
     </w:p>
     <w:p>
       <w:r>
-        <w:t>本畫面來自已通過的</w:t>
-      </w:r>
-      <w:r>
-        <w:t xml:space="preserve"> XSim </w:t>
-      </w:r>
-      <w:r>
-        <w:t>模擬，</w:t>
-      </w:r>
-      <w:r>
-        <w:t>STABLE_CYCLES = 4</w:t>
-      </w:r>
-      <w:r>
-        <w:t>；實板使用</w:t>
-      </w:r>
-      <w:r>
-        <w:t xml:space="preserve"> 1,000,000 cycles</w:t>
-      </w:r>
-      <w:r>
-        <w:t>。左側</w:t>
-      </w:r>
-      <w:r>
-        <w:t xml:space="preserve"> Value </w:t>
-      </w:r>
-      <w:r>
-        <w:t>是游標所在時刻的值，不能將最後顯示的</w:t>
-      </w:r>
-      <w:r>
-        <w:t xml:space="preserve"> pressed = 0 </w:t>
-      </w:r>
-      <w:r>
-        <w:t>誤解為整段模擬都沒有按下。</w:t>
+        <w:t>本畫面來自已通過的 XSim 模擬，STABLE_CYCLES = 4；實板使用 1,000,000 cycles。左側 Value 是游標所在時刻的值，不能將最後顯示的 pressed = 0 誤解為整段模擬都沒有按下。</w:t>
       </w:r>
     </w:p>
     <w:p>
@@ -10968,292 +7561,30 @@
         <w:pStyle w:val="af7"/>
       </w:pPr>
       <w:r>
-        <w:t>圖</w:t>
+        <w:t>圖 12　Vivado 2018.3 的 axi_gpio_irq_verified.wcfg 實際波形視窗，由使用者擷取並提供。畫面保留 raw、pressed、irq、AXI write address／data、read address／data 及 0 至 6.1 μs 時間範圍。</w:t>
       </w:r>
+    </w:p>
+    <w:p>
+      <w:pPr>
+        <w:rPr>
+          <w:lang w:eastAsia="zh-TW"/>
+        </w:rPr>
+      </w:pPr>
       <w:r>
-        <w:t xml:space="preserve"> </w:t>
-      </w:r>
-      <w:r>
-        <w:t>12</w:t>
-      </w:r>
-      <w:r>
-        <w:t xml:space="preserve">　</w:t>
-      </w:r>
-      <w:r>
-        <w:t xml:space="preserve">Vivado 2018.3 </w:t>
-      </w:r>
-      <w:r>
-        <w:t>的</w:t>
-      </w:r>
-      <w:r>
-        <w:t xml:space="preserve"> axi_gpio_irq_verified.wcfg </w:t>
-      </w:r>
-      <w:r>
-        <w:t>實際波形視窗，由使用者擷取並提供。畫面保留</w:t>
-      </w:r>
-      <w:r>
-        <w:t xml:space="preserve"> raw</w:t>
-      </w:r>
-      <w:r>
-        <w:t>、</w:t>
-      </w:r>
-      <w:r>
-        <w:t>pressed</w:t>
-      </w:r>
-      <w:r>
-        <w:t>、</w:t>
-      </w:r>
-      <w:r>
-        <w:t>irq</w:t>
-      </w:r>
-      <w:r>
-        <w:t>、</w:t>
-      </w:r>
-      <w:r>
-        <w:t>AXI write address</w:t>
-      </w:r>
-      <w:r>
-        <w:t>／</w:t>
-      </w:r>
-      <w:r>
-        <w:t>data</w:t>
-      </w:r>
-      <w:r>
-        <w:t>、</w:t>
-      </w:r>
-      <w:r>
-        <w:t>read address</w:t>
-      </w:r>
-      <w:r>
-        <w:t>／</w:t>
-      </w:r>
-      <w:r>
-        <w:t xml:space="preserve">data </w:t>
-      </w:r>
-      <w:r>
-        <w:t>及</w:t>
-      </w:r>
-      <w:r>
-        <w:t xml:space="preserve"> 0 </w:t>
-      </w:r>
-      <w:r>
-        <w:t>至</w:t>
-      </w:r>
-      <w:r>
-        <w:t xml:space="preserve"> 6.1 μs </w:t>
-      </w:r>
-      <w:r>
-        <w:t>時間範圍。</w:t>
+        <w:rPr>
+          <w:lang w:eastAsia="zh-TW"/>
+        </w:rPr>
+        <w:t>讀圖重點：短暫 raw 彈跳被過濾；第一次有效 pressed 上升後，irq 升高並維持，直到對 IPISR offset 0x120 的清除交易後才下降。pressed 維持 1 時，已清除的 irq 不會持續重觸發；放開產生另一次輸入變化中斷。</w:t>
       </w:r>
     </w:p>
     <w:p>
       <w:r>
-        <w:t>讀圖重點：短暫</w:t>
-      </w:r>
-      <w:r>
-        <w:t xml:space="preserve"> raw </w:t>
-      </w:r>
-      <w:r>
-        <w:t>彈跳被過濾；第一次有效</w:t>
-      </w:r>
-      <w:r>
-        <w:t xml:space="preserve"> pressed </w:t>
-      </w:r>
-      <w:r>
-        <w:t>上升後，</w:t>
-      </w:r>
-      <w:r>
-        <w:t xml:space="preserve">irq </w:t>
-      </w:r>
-      <w:r>
-        <w:t>升高並維持，直到對</w:t>
-      </w:r>
-      <w:r>
-        <w:t xml:space="preserve"> IPISR offset 0x120 </w:t>
-      </w:r>
-      <w:r>
-        <w:t>的清除交易後才下降。</w:t>
-      </w:r>
-      <w:r>
-        <w:t xml:space="preserve">pressed </w:t>
-      </w:r>
-      <w:r>
-        <w:t>維持</w:t>
-      </w:r>
-      <w:r>
-        <w:t xml:space="preserve"> 1 </w:t>
-      </w:r>
-      <w:r>
-        <w:t>時，已清除的</w:t>
-      </w:r>
-      <w:r>
-        <w:t xml:space="preserve"> irq </w:t>
-      </w:r>
-      <w:r>
-        <w:t>不會持續重觸發；放開產生另一次輸入變化中斷。</w:t>
+        <w:t>後段對 IPIER offset 0x128 寫 0 時遮蔽 IRQ；即使 pressed 再次變高，IRQ 仍保持低。恢復 enable 後送出 pending 事件，最後再由 IPISR 清除。awaddr、wdata 需配合 awvalid 與 AXI 握手判讀，不能只把位址線停留的值當作當下正在執行的寫入。</w:t>
       </w:r>
     </w:p>
     <w:p>
       <w:r>
-        <w:t>後段對</w:t>
-      </w:r>
-      <w:r>
-        <w:t xml:space="preserve"> IPIER offset 0x128 </w:t>
-      </w:r>
-      <w:r>
-        <w:t>寫</w:t>
-      </w:r>
-      <w:r>
-        <w:t xml:space="preserve"> 0 </w:t>
-      </w:r>
-      <w:r>
-        <w:t>時遮蔽</w:t>
-      </w:r>
-      <w:r>
-        <w:t xml:space="preserve"> IRQ</w:t>
-      </w:r>
-      <w:r>
-        <w:t>；即使</w:t>
-      </w:r>
-      <w:r>
-        <w:t xml:space="preserve"> pressed </w:t>
-      </w:r>
-      <w:r>
-        <w:t>再次變高，</w:t>
-      </w:r>
-      <w:r>
-        <w:t xml:space="preserve">IRQ </w:t>
-      </w:r>
-      <w:r>
-        <w:t>仍保持低。恢復</w:t>
-      </w:r>
-      <w:r>
-        <w:t xml:space="preserve"> enable </w:t>
-      </w:r>
-      <w:r>
-        <w:t>後送出</w:t>
-      </w:r>
-      <w:r>
-        <w:t xml:space="preserve"> pending </w:t>
-      </w:r>
-      <w:r>
-        <w:t>事件，最後再由</w:t>
-      </w:r>
-      <w:r>
-        <w:t xml:space="preserve"> IPISR </w:t>
-      </w:r>
-      <w:r>
-        <w:t>清除。</w:t>
-      </w:r>
-      <w:r>
-        <w:t>awaddr</w:t>
-      </w:r>
-      <w:r>
-        <w:t>、</w:t>
-      </w:r>
-      <w:r>
-        <w:t xml:space="preserve">wdata </w:t>
-      </w:r>
-      <w:r>
-        <w:t>需配合</w:t>
-      </w:r>
-      <w:r>
-        <w:t xml:space="preserve"> awvalid </w:t>
-      </w:r>
-      <w:r>
-        <w:t>與</w:t>
-      </w:r>
-      <w:r>
-        <w:t xml:space="preserve"> AXI </w:t>
-      </w:r>
-      <w:r>
-        <w:t>握手判讀，不能只把位址線停留的值當作當下正在執行的寫入。</w:t>
-      </w:r>
-    </w:p>
-    <w:p>
-      <w:r>
-        <w:t xml:space="preserve">0x11C </w:t>
-      </w:r>
-      <w:r>
-        <w:t>是全域</w:t>
-      </w:r>
-      <w:r>
-        <w:t xml:space="preserve"> enable</w:t>
-      </w:r>
-      <w:r>
-        <w:t>，</w:t>
-      </w:r>
-      <w:r>
-        <w:t xml:space="preserve">0x128 </w:t>
-      </w:r>
-      <w:r>
-        <w:t>是</w:t>
-      </w:r>
-      <w:r>
-        <w:t xml:space="preserve"> channel enable</w:t>
-      </w:r>
-      <w:r>
-        <w:t>，</w:t>
-      </w:r>
-      <w:r>
-        <w:t xml:space="preserve">0x120 </w:t>
-      </w:r>
-      <w:r>
-        <w:t>是</w:t>
-      </w:r>
-      <w:r>
-        <w:t xml:space="preserve"> status</w:t>
-      </w:r>
-      <w:r>
-        <w:t>／</w:t>
-      </w:r>
-      <w:r>
-        <w:t xml:space="preserve">TOW </w:t>
-      </w:r>
-      <w:r>
-        <w:t>清除。本</w:t>
-      </w:r>
-      <w:r>
-        <w:t xml:space="preserve"> testbench </w:t>
-      </w:r>
-      <w:r>
-        <w:t>的</w:t>
-      </w:r>
-      <w:r>
-        <w:t xml:space="preserve"> AXI master </w:t>
-      </w:r>
-      <w:r>
-        <w:t>用來測試</w:t>
-      </w:r>
-      <w:r>
-        <w:t xml:space="preserve"> GPIO IP</w:t>
-      </w:r>
-      <w:r>
-        <w:t>；本圖沒有模擬</w:t>
-      </w:r>
-      <w:r>
-        <w:t xml:space="preserve"> ARM</w:t>
-      </w:r>
-      <w:r>
-        <w:t>、</w:t>
-      </w:r>
-      <w:r>
-        <w:t xml:space="preserve">GIC </w:t>
-      </w:r>
-      <w:r>
-        <w:t>或</w:t>
-      </w:r>
-      <w:r>
-        <w:t xml:space="preserve"> C ISR</w:t>
-      </w:r>
-      <w:r>
-        <w:t>，整條</w:t>
-      </w:r>
-      <w:r>
-        <w:t xml:space="preserve"> CPU </w:t>
-      </w:r>
-      <w:r>
-        <w:t>中斷路徑另由實板紀錄驗證。</w:t>
+        <w:t>0x11C 是全域 enable，0x128 是 channel enable，0x120 是 status／TOW 清除。本 testbench 的 AXI master 用來測試 GPIO IP；本圖沒有模擬 ARM、GIC 或 C ISR，整條 CPU 中斷路徑另由實板紀錄驗證。</w:t>
       </w:r>
     </w:p>
     <w:sectPr>
@@ -11302,13 +7633,7 @@
       <w:rPr>
         <w:sz w:val="16"/>
       </w:rPr>
-      <w:t>系統晶片實習</w:t>
-    </w:r>
-    <w:r>
-      <w:rPr>
-        <w:sz w:val="16"/>
-      </w:rPr>
-      <w:t xml:space="preserve"> HW2  |  </w:t>
+      <w:t xml:space="preserve">系統晶片實習 HW2  |  </w:t>
     </w:r>
     <w:r>
       <w:fldChar w:fldCharType="begin"/>
@@ -11323,7 +7648,7 @@
       <w:rPr>
         <w:noProof/>
       </w:rPr>
-      <w:t>11</w:t>
+      <w:t>15</w:t>
     </w:r>
     <w:r>
       <w:fldChar w:fldCharType="end"/>
@@ -23250,7 +19575,7 @@
 </file>
 
 <file path=customXml/itemProps1.xml><?xml version="1.0" encoding="utf-8"?>
-<ds:datastoreItem xmlns:ds="http://schemas.openxmlformats.org/officeDocument/2006/customXml" ds:itemID="{9E4AE98A-EF7D-4AF7-8B73-A319BEB02BA9}">
+<ds:datastoreItem xmlns:ds="http://schemas.openxmlformats.org/officeDocument/2006/customXml" ds:itemID="{C10634F4-E715-442F-B7B6-D1477A0A6AAE}">
   <ds:schemaRefs>
     <ds:schemaRef ds:uri="http://schemas.openxmlformats.org/officeDocument/2006/bibliography"/>
   </ds:schemaRefs>
